--- a/thesis_poster/Documento_Tecnico_Final_Carlos_Vergara.docx
+++ b/thesis_poster/Documento_Tecnico_Final_Carlos_Vergara.docx
@@ -168,11 +168,33 @@
         <w:br/>
         <w:t>6. Metodologia</w:t>
         <w:br/>
+        <w:t xml:space="preserve">   6.7 Respuesta a la Evaluacion del Anteproyecto</w:t>
+        <w:br/>
+        <w:t xml:space="preserve">   6.8 Cambios Metodologicos respecto al Anteproyecto</w:t>
+        <w:br/>
         <w:t>7. Consideraciones Eticas</w:t>
         <w:br/>
         <w:t>8. Resultados</w:t>
         <w:br/>
+        <w:t xml:space="preserve">   8.1 Analisis Exploratorio de Datos</w:t>
+        <w:br/>
+        <w:t xml:space="preserve">   8.2 Desempeno del Modelo de PD</w:t>
+        <w:br/>
+        <w:t xml:space="preserve">   8.3 Intervalos Conformales para PD (Mondrian)</w:t>
+        <w:br/>
+        <w:t xml:space="preserve">   8.4 Comparacion: Mondrian vs. Split Global</w:t>
+        <w:br/>
+        <w:t xml:space="preserve">   8.5 Intervalos Conformales para LGD y EAD</w:t>
+        <w:br/>
+        <w:t xml:space="preserve">   8.6 Impacto Regulatorio: IFRS 9 y ECL</w:t>
+        <w:br/>
         <w:t>9. Discusion de Resultados</w:t>
+        <w:br/>
+        <w:t xml:space="preserve">   9.1 Hallazgos Principales</w:t>
+        <w:br/>
+        <w:t xml:space="preserve">   9.2 Resultados en el Marco CRISP-DM</w:t>
+        <w:br/>
+        <w:t xml:space="preserve">   9.3 Cumplimiento de Objetivos</w:t>
         <w:br/>
         <w:t>10. Conclusiones</w:t>
         <w:br/>
@@ -213,7 +235,7 @@
           <w:color w:val="333333"/>
           <w:sz w:val="24"/>
         </w:rPr>
-        <w:t>En la actualidad, los sistemas financieros enfrentan un entorno complejo y altamente regulado, en el cual la correcta estimacion del riesgo crediticio constituye un pilar fundamental para la estabilidad economica y la confianza de los inversionistas. La probabilidad de incumplimiento (PD, por sus siglas en ingles), la perdida dado incumplimiento (LGD) y la exposicion en caso de incumplimiento (EAD) son metricas centrales utilizadas para calcular provisiones, asignar capital y cumplir con estandares regulatorios como la Norma Internacional de Informacion Financiera 9 (IFRS 9) y el marco regulatorio de Basilea III (Basel Committee on Banking Supervision, 2006; International Accounting Standards Board, 2014). Estas metricas no solo determinan la salud financiera de las entidades bancarias, sino que tambien inciden directamente en la confianza del mercado y en la capacidad de las instituciones para absorber perdidas inesperadas.</w:t>
+        <w:t>En la actualidad, los sistemas financieros enfrentan un entorno complejo y altamente regulado, en el cual la correcta estimacion del riesgo crediticio constituye un pilar fundamental para la estabilidad economica y la confianza de los inversionistas. La probabilidad de incumplimiento (PD, por sus siglas en ingles), la perdida dado incumplimiento (LGD) y la exposicion en caso de incumplimiento (EAD) son metricas centrales utilizadas para calcular provisiones, asignar capital y cumplir con estandares regulatorios como la Norma Internacional de Informacion Financiera 9 (IFRS 9) y el marco regulatorio de Basilea III [4], [9]. Estas tres metricas alimentan directamente el calculo de la perdida esperada (Expected Credit Loss, ECL = PD x LGD x EAD), que determina la salud financiera de las entidades bancarias y su capacidad para absorber perdidas inesperadas.</w:t>
       </w:r>
     </w:p>
     <w:p>
@@ -230,7 +252,7 @@
           <w:color w:val="333333"/>
           <w:sz w:val="24"/>
         </w:rPr>
-        <w:t>Sin embargo, los modelos tradicionales de riesgo crediticio, tales como la regresion logistica y los modelos lineales generalizados, asi como muchos de los modelos modernos basados en machine learning, presentan limitaciones significativas en cuanto a la cuantificacion de la incertidumbre. Estos modelos tipicamente ofrecen predicciones puntuales sin acompanarlas de una medida fiable de la confianza asociada a dichas predicciones (Lessmann et al., 2015; Bellotti, 2017). Mas aun, en la mayoria de los casos, las probabilidades estimadas carecen de una adecuada calibracion, lo que significa que una prediccion de probabilidad de incumplimiento del 70% no necesariamente se corresponde con una tasa real de incumplimiento del 70% en la poblacion correspondiente (Niculescu-Mizil y Caruana, 2005). Estas deficiencias se traducen en tres consecuencias criticas para las instituciones financieras: perdidas inesperadas por subestimacion del riesgo, provisiones excesivas por sobreestimacion conservadora, y desconfianza por parte de auditores y reguladores que exigen cada vez mayor explicabilidad y robustez en los modelos.</w:t>
+        <w:t>Sin embargo, los modelos tradicionales de riesgo crediticio, tanto los clasicos (regresion logistica, modelos lineales generalizados) como los modernos basados en machine learning, presentan una limitacion critica: tipicamente ofrecen predicciones puntuales sin acompanarlas de una medida fiable de la incertidumbre asociada. Una prediccion de PD del 12% no indica si el modelo esta seguro de esa estimacion o si el valor real podria estar entre 8% y 17%. Esta ausencia de cuantificacion de incertidumbre tiene consecuencias directas: perdidas inesperadas por subestimacion del riesgo, provisiones excesivas por sobreestimacion conservadora, y desconfianza de auditores y reguladores que exigen mayor transparencia y robustez en los modelos [12], [15].</w:t>
       </w:r>
     </w:p>
     <w:p>
@@ -247,7 +269,7 @@
           <w:color w:val="333333"/>
           <w:sz w:val="24"/>
         </w:rPr>
-        <w:t>La prediccion conformal (Conformal Prediction, CP) surge como una alternativa metodologica rigurosa para abordar estas limitaciones. Propuesta originalmente por Vovk, Gammerman y Shafer (2022), la prediccion conformal es un marco estadistico que permite acompanar cada prediccion con intervalos o conjuntos de confianza que poseen garantias formales de cobertura, sin requerir supuestos parametricos sobre la distribucion de los datos subyacentes. A diferencia de los metodos bayesianos, que dependen de la especificacion de distribuciones a priori, o de los metodos de bootstrap, que pueden ser computacionalmente costosos y carecen de garantias formales en muestras finitas, CP ofrece una cobertura marginal garantizada bajo el unico supuesto de intercambiabilidad de los datos (Angelopoulos y Bates, 2023; Romano et al., 2019). Esta propiedad convierte a CP en una tecnica especialmente prometedora para el sector financiero, donde la robustez estadistica y la transparencia metodologica son requisitos regulatorios fundamentales.</w:t>
+        <w:t>La prediccion conformal (Conformal Prediction, CP) surge como una alternativa metodologica rigurosa para abordar esta limitacion. Propuesta originalmente por Vovk, Gammerman y Shafer [18], CP es un marco estadistico que permite acompanar cada prediccion con intervalos de confianza que poseen garantias formales de cobertura, sin requerir supuestos parametricos sobre la distribucion de los datos. A diferencia de los metodos bayesianos (que dependen de distribuciones a priori) o del bootstrap (que carece de garantias formales en muestras finitas), CP ofrece una cobertura marginal garantizada bajo el unico supuesto de intercambiabilidad de los datos [1]. Esta propiedad hace de CP una tecnica especialmente prometedora para el sector financiero, donde la robustez estadistica y la transparencia metodologica son requisitos regulatorios fundamentales.</w:t>
       </w:r>
     </w:p>
     <w:p>
@@ -264,7 +286,7 @@
           <w:color w:val="333333"/>
           <w:sz w:val="24"/>
         </w:rPr>
-        <w:t>La presente investigacion implementa y evalua un pipeline integral de predict-then-optimize que integra tecnicas de Conformal Prediction en modelos de riesgo crediticio, con el proposito de mejorar su calibracion, cuantificar de manera explicita la incertidumbre asociada a las predicciones, y fortalecer la confiabilidad regulatoria de dichos modelos. El estudio se apoya en el dataset publico de LendingClub (2007-2020), que constituye uno de los conjuntos de datos mas completos y utilizados en la literatura de riesgo crediticio, permitiendo la replicabilidad de los resultados y la comparacion con trabajos previos (Lending Club, 2020). Los resultados demuestran que el modelo campeón CatBoost calibrado con Isotonic Regression alcanza un AUC-ROC de 0.7116 con un ECE de 0.0057, y que los intervalos conformales Mondrian logran coberturas del 91.76% al nivel del 90%, validando la efectividad del enfoque propuesto.</w:t>
+        <w:t>La presente investigacion implementa y evalua tecnicas de Conformal Prediction en modelos de riesgo crediticio, con el proposito de mejorar la calibracion de las probabilidades predichas, cuantificar de manera explicita la incertidumbre asociada a PD, LGD y EAD, y demostrar su utilidad practica en el contexto regulatorio de IFRS 9. El estudio se apoya en el dataset publico de LendingClub (2007-2020) [11], uno de los conjuntos de datos mas completos en la literatura de riesgo crediticio, permitiendo replicabilidad y comparacion con trabajos previos. Se utiliza la variante Mondrian de prediccion conformal, que calcula intervalos por subgrupo (grado de riesgo), garantizando cobertura condicional por segmento y no solo cobertura promedio global. Los resultados demuestran coberturas empiricas que superan los niveles nominales objetivo, validando la efectividad del enfoque propuesto.</w:t>
       </w:r>
     </w:p>
     <w:p>
@@ -297,7 +319,7 @@
           <w:color w:val="333333"/>
           <w:sz w:val="24"/>
         </w:rPr>
-        <w:t>En el sector financiero, los modelos de riesgo crediticio son herramientas fundamentales para estimar las tres metricas principales del riesgo: la probabilidad de incumplimiento (PD), la perdida dado incumplimiento (LGD) y la exposicion en caso de incumplimiento (EAD) (Basel Committee on Banking Supervision, 2006). Estas metricas alimentan directamente el calculo de las perdidas esperadas (Expected Loss, EL = PD x LGD x EAD), que a su vez determinan las provisiones contables bajo IFRS 9 y los requerimientos de capital regulatorio bajo Basilea III (International Accounting Standards Board, 2014; Deloitte, 2020). Sin embargo, estos modelos presentan una limitacion recurrente y critica: suelen entregar predicciones puntuales sin una adecuada calibracion y sin cuantificar explicitamente la incertidumbre asociada a dichas predicciones.</w:t>
+        <w:t>En el sector financiero, los modelos de riesgo crediticio son herramientas fundamentales para estimar las tres metricas principales del riesgo: la probabilidad de incumplimiento (PD), la perdida dado incumplimiento (LGD) y la exposicion en caso de incumplimiento (EAD) [4]. Estas metricas alimentan directamente el calculo de las perdidas esperadas (ECL = PD x LGD x EAD), que a su vez determinan las provisiones contables bajo IFRS 9 y los requerimientos de capital regulatorio bajo Basilea III [9], [6].</w:t>
       </w:r>
     </w:p>
     <w:p>
@@ -314,7 +336,7 @@
           <w:color w:val="333333"/>
           <w:sz w:val="24"/>
         </w:rPr>
-        <w:t>Esta deficiencia tiene un impacto significativo y multidimensional. En primer lugar, la ausencia de cuantificacion de incertidumbre puede conducir a una subestimacion sistematica del riesgo, generando perdidas inesperadas que erosionan el capital de las entidades financieras. Estudios recientes han demostrado que los modelos de machine learning, a pesar de su superior capacidad predictiva en terminos de metricas como AUC-ROC, frecuentemente producen probabilidades mal calibradas que pueden distorsionar las decisiones de originacion y pricing de credito (Niculescu-Mizil y Caruana, 2005; Baesens et al., 2016). En segundo lugar, ante la incertidumbre no cuantificada, las entidades tienden a adoptar posturas conservadoras que resultan en un exceso de capital inmovilizado, provisiones excesivas que reducen la eficiencia operativa y la liquidez disponible para la concesion de nuevos creditos. En tercer lugar, los reguladores y auditores exigen cada vez mas que los modelos cumplan con criterios de robustez, explicabilidad y fairness, requisitos que los modelos de caja negra dificilmente satisfacen sin mecanismos adicionales de cuantificacion de incertidumbre (Rao y Verma, 2022; European Banking Authority, 2020).</w:t>
+        <w:t>Sin embargo, estos modelos presentan una limitacion recurrente y critica: suelen entregar predicciones puntuales sin una adecuada calibracion y sin cuantificar explicitamente la incertidumbre asociada. Esta deficiencia tiene un impacto multidimensional. En primer lugar, la ausencia de cuantificacion de incertidumbre puede conducir a una subestimacion sistematica del riesgo, generando perdidas inesperadas que erosionan el capital. Los modelos de machine learning, a pesar de su superior capacidad discriminativa (AUC-ROC), frecuentemente producen probabilidades mal calibradas que distorsionan las decisiones de originacion y pricing [15], [2]. En segundo lugar, ante incertidumbre no cuantificada, las entidades adoptan posturas conservadoras que resultan en exceso de capital inmovilizado y provisiones excesivas. En tercer lugar, los reguladores exigen cada vez mas que los modelos cumplan con criterios de robustez y explicabilidad que dificilmente se satisfacen sin mecanismos de cuantificacion de incertidumbre [7].</w:t>
       </w:r>
     </w:p>
     <w:p>
@@ -331,7 +353,7 @@
           <w:color w:val="333333"/>
           <w:sz w:val="24"/>
         </w:rPr>
-        <w:t>En este contexto, la prediccion conformal (Conformal Prediction, CP) emerge como un enfoque metodologico prometedor. CP permite generar intervalos o conjuntos predictivos con garantias estadisticas de cobertura en muestras finitas, independientemente de la distribucion subyacente de los datos y del modelo base utilizado (Vovk et al., 2022; Angelopoulos y Bates, 2023). De esta forma, cada prediccion puntual se acompana de una medida rigurosa de la incertidumbre asociada, lo que permite a los tomadores de decisiones evaluar no solo el riesgo esperado sino tambien la confianza que se puede depositar en dicha estimacion.</w:t>
+        <w:t>Para el caso especifico de LGD y EAD, que son variables continuas acotadas, los metodos de Conformalized Quantile Regression (CQR) ofrecen intervalos predictivos eficientes que se adaptan localmente a la heteroscedasticidad de los datos, produciendo intervalos mas estrechos donde el modelo es mas confiable y mas amplios donde la incertidumbre es mayor [17]. Para PD, que es una variable de clasificacion binaria, las variantes como Split Conformal y Mondrian permiten obtener probabilidades acompanadas de bandas de incertidumbre con garantias de cobertura.</w:t>
       </w:r>
     </w:p>
     <w:p>
@@ -398,7 +420,7 @@
           <w:color w:val="333333"/>
           <w:sz w:val="24"/>
         </w:rPr>
-        <w:t>Desde la perspectiva academica, esta investigacion contribuye a una linea de trabajo emergente y de alto impacto que integra la cuantificacion de incertidumbre con los modelos de machine learning aplicados al riesgo financiero. Aunque la prediccion conformal ha sido ampliamente estudiada en dominios como la medicina y la vision por computador (Lu et al., 2024; Vovk et al., 2022), su aplicacion especifica al riesgo crediticio permanece relativamente inexplorada, particularmente en lo que respecta a la modelacion conjunta de PD, LGD y EAD con garantias formales de cobertura. Los trabajos de Angelopoulos y Bates (2023) han popularizado el marco teorico general, pero la literatura sobre su implementacion practica en portafolios crediticios reales es aun escasa, lo que posiciona a esta investigacion como una contribucion original y relevante al campo.</w:t>
+        <w:t>Desde la perspectiva academica, esta investigacion contribuye a una linea de trabajo emergente que integra la cuantificacion de incertidumbre con los modelos de machine learning aplicados al riesgo financiero. Aunque la prediccion conformal ha sido ampliamente estudiada en dominios como la medicina y la vision por computador [13], [18], su aplicacion especifica al riesgo crediticio permanece relativamente inexplorada, particularmente en lo que respecta a la modelacion conjunta de PD, LGD y EAD con garantias formales de cobertura. Los trabajos de Angelopoulos y Bates [1] han popularizado el marco teorico general, pero la literatura sobre su implementacion practica en portafolios crediticios reales es escasa, lo que posiciona a esta investigacion como una contribucion original al campo.</w:t>
       </w:r>
     </w:p>
     <w:p>
@@ -415,7 +437,7 @@
           <w:color w:val="333333"/>
           <w:sz w:val="24"/>
         </w:rPr>
-        <w:t>En el ambito regulatorio, la investigacion ofrece un marco metodologico que se alinea directamente con los requerimientos de IFRS 9 y Basilea III. Bajo IFRS 9, las entidades financieras deben estimar perdidas crediticias esperadas (ECL) incorporando informacion prospectiva y escenarios macroeconomicos, lo que requiere modelos que no solo predigan sino que cuantifiquen la incertidumbre de manera transparente (International Accounting Standards Board, 2014; Deloitte, 2020). Basilea III, por su parte, exige que los modelos internos de riesgo sean sometidos a validacion rigurosa, incluyendo pruebas de backtesting que verifiquen la cobertura real de las estimaciones (Basel Committee on Banking Supervision, 2006). La prediccion conformal, con sus garantias formales de cobertura, ofrece un camino natural para satisfacer estos requisitos regulatorios, fortaleciendo la trazabilidad y auditabilidad de los modelos utilizados.</w:t>
+        <w:t>En el ambito regulatorio, la investigacion ofrece un marco metodologico que se alinea directamente con los requerimientos de IFRS 9 y Basilea III. Bajo IFRS 9, las entidades financieras deben estimar perdidas crediticias esperadas (ECL) incorporando informacion prospectiva y escenarios macroeconomicos, lo que requiere modelos que no solo predigan sino que cuantifiquen la incertidumbre de manera transparente. Basilea III exige que los modelos internos de riesgo sean sometidos a validacion rigurosa, incluyendo pruebas de backtesting que verifiquen la cobertura real de las estimaciones. La prediccion conformal, con sus garantias formales de cobertura, ofrece un camino natural para satisfacer estos requisitos, fortaleciendo la trazabilidad y auditabilidad de los modelos utilizados.</w:t>
       </w:r>
     </w:p>
     <w:p>
@@ -432,7 +454,7 @@
           <w:color w:val="333333"/>
           <w:sz w:val="24"/>
         </w:rPr>
-        <w:t>Desde la perspectiva practica, la adopcion de estas tecnicas permitiria a las instituciones financieras lograr una asignacion mas eficiente del capital regulatorio, al contar con intervalos de confianza que permiten distinguir entre predicciones de alto y bajo nivel de certeza. Los resultados de esta investigacion demuestran que un portafolio robusto que incorpora la incertidumbre conformal genera un retorno de $108,513 frente a $100,657 del portafolio no robusto, con un precio de robustez de 0%, lo que significa que la proteccion contra la incertidumbre no tiene costo adicional en retorno esperado.</w:t>
+        <w:t>Desde la perspectiva practica, la adopcion de estas tecnicas permitiria a las instituciones financieras distinguir entre predicciones de alta y baja certeza. Un modelo que dice "este cliente tiene PD de 12%" es util para ranking; un modelo que dice "PD de 12% con intervalo [8%, 17%]" es util para decision. Esa distincion permite provisionar con mas precision, defender las decisiones ante comites de riesgo, y detectar anticipadamente el deterioro crediticio (SICR) a traves del ancho del intervalo conformal.</w:t>
       </w:r>
     </w:p>
     <w:p>
@@ -449,7 +471,7 @@
           <w:color w:val="333333"/>
           <w:sz w:val="24"/>
         </w:rPr>
-        <w:t>Finalmente, esta investigacion representa una innovacion significativa para el contexto local colombiano, donde la adopcion de tecnicas avanzadas de cuantificacion de incertidumbre en modelos de riesgo crediticio es aun incipiente. La implementacion exitosa de estos metodos posicionaria a la organizacion como referente en la adopcion de modelos explicables, confiables y alineados con las mejores practicas internacionales.</w:t>
+        <w:t>Finalmente, esta investigacion representa una innovacion para el contexto colombiano, donde la adopcion de tecnicas avanzadas de cuantificacion de incertidumbre en modelos de riesgo crediticio es aun incipiente. La implementacion exitosa de estos metodos posicionaria a la organizacion como referente en la adopcion de modelos explicables, confiables y alineados con las mejores practicas internacionales.</w:t>
       </w:r>
     </w:p>
     <w:p>
@@ -493,7 +515,7 @@
           <w:color w:val="333333"/>
           <w:sz w:val="24"/>
         </w:rPr>
-        <w:t>Implementar y evaluar tecnicas de prediccion conformal para mejorar la calibracion y cuantificacion de la incertidumbre en modelos de riesgo crediticio (PD, LGD, EAD), utilizando el dataset publico de LendingClub como caso de estudio, y comparar su desempeno frente a metodos tradicionales de calibracion.</w:t>
+        <w:t>Implementar y evaluar tecnicas de prediccion conformal para mejorar la calibracion y cuantificacion de la incertidumbre en modelos de riesgo crediticio (PD, LGD, EAD), utilizando el dataset publico de LendingClub como caso de estudio, con el fin de demostrar que es posible acompanar cada prediccion de riesgo con intervalos de confianza que posean garantias formales de cobertura, mejorando asi la calidad de las decisiones crediticias y la confiabilidad regulatoria de los modelos.</w:t>
       </w:r>
     </w:p>
     <w:p>
@@ -509,80 +531,140 @@
     </w:p>
     <w:p>
       <w:pPr>
-        <w:pStyle w:val="ListNumber"/>
-      </w:pPr>
+        <w:spacing w:after="120"/>
+        <w:jc w:val="both"/>
+      </w:pPr>
+      <w:r>
+        <w:rPr>
+          <w:rFonts w:ascii="Times New Roman" w:hAnsi="Times New Roman"/>
+          <w:b/>
+          <w:color w:val="333333"/>
+          <w:sz w:val="24"/>
+        </w:rPr>
+        <w:t xml:space="preserve">1. </w:t>
+      </w:r>
       <w:r>
         <w:rPr>
           <w:rFonts w:ascii="Times New Roman" w:hAnsi="Times New Roman"/>
           <w:color w:val="333333"/>
           <w:sz w:val="24"/>
         </w:rPr>
-        <w:t>Realizar una revision sistematica del estado del arte sobre calibracion de modelos, cuantificacion de incertidumbre y prediccion conformal aplicada al riesgo crediticio, identificando las principales variantes metodologicas (Split Conformal, CQR, Venn-Abers) y sus ventajas comparativas.</w:t>
+        <w:t>Fundamentar teoricamente la aplicacion de prediccion conformal al riesgo crediticio mediante una revision sistematica del estado del arte, identificando las variantes metodologicas mas pertinentes (Split Conformal, Mondrian, CQR) y sus ventajas frente a metodos tradicionales de calibracion, con el proposito de establecer un marco conceptual solido que guie la experimentacion.</w:t>
       </w:r>
     </w:p>
     <w:p>
       <w:pPr>
-        <w:pStyle w:val="ListNumber"/>
-      </w:pPr>
+        <w:spacing w:after="120"/>
+        <w:jc w:val="both"/>
+      </w:pPr>
+      <w:r>
+        <w:rPr>
+          <w:rFonts w:ascii="Times New Roman" w:hAnsi="Times New Roman"/>
+          <w:b/>
+          <w:color w:val="333333"/>
+          <w:sz w:val="24"/>
+        </w:rPr>
+        <w:t xml:space="preserve">2. </w:t>
+      </w:r>
       <w:r>
         <w:rPr>
           <w:rFonts w:ascii="Times New Roman" w:hAnsi="Times New Roman"/>
           <w:color w:val="333333"/>
           <w:sz w:val="24"/>
         </w:rPr>
-        <w:t>Construir y preparar un dataset a partir de los registros publicos de LendingClub (2007-2020), definiendo las variables objetivo (PD, LGD, EAD) y realizando el preprocesamiento necesario para la experimentacion.</w:t>
+        <w:t>Construir un dataset analitico a partir de los registros publicos de LendingClub (2007-2020), con separacion temporal estricta (out-of-time) en conjuntos de entrenamiento, calibracion y test, definiendo las variables objetivo PD, LGD y EAD de manera que se garantice la ausencia de data leakage y la validez de la evaluacion fuera de muestra.</w:t>
       </w:r>
     </w:p>
     <w:p>
       <w:pPr>
-        <w:pStyle w:val="ListNumber"/>
-      </w:pPr>
+        <w:spacing w:after="120"/>
+        <w:jc w:val="both"/>
+      </w:pPr>
+      <w:r>
+        <w:rPr>
+          <w:rFonts w:ascii="Times New Roman" w:hAnsi="Times New Roman"/>
+          <w:b/>
+          <w:color w:val="333333"/>
+          <w:sz w:val="24"/>
+        </w:rPr>
+        <w:t xml:space="preserve">3. </w:t>
+      </w:r>
       <w:r>
         <w:rPr>
           <w:rFonts w:ascii="Times New Roman" w:hAnsi="Times New Roman"/>
           <w:color w:val="333333"/>
           <w:sz w:val="24"/>
         </w:rPr>
-        <w:t>Disenar e implementar experimentos aplicando tecnicas de Conformal Prediction (Split Conformal Prediction, Conformalized Quantile Regression y Mondrian) sobre modelos base de PD, LGD y EAD.</w:t>
+        <w:t>Implementar un modelo base de PD calibrado (CatBoost + calibracion post-hoc) que sirva como fundamento para la aplicacion de prediccion conformal, evaluando su capacidad discriminativa (AUC-ROC, Gini) y su calidad probabilistica (Brier Score, ECE), para demostrar que la calibracion es un paso necesario pero insuficiente sin cuantificacion explicita de incertidumbre.</w:t>
       </w:r>
     </w:p>
     <w:p>
       <w:pPr>
-        <w:pStyle w:val="ListNumber"/>
-      </w:pPr>
+        <w:spacing w:after="120"/>
+        <w:jc w:val="both"/>
+      </w:pPr>
+      <w:r>
+        <w:rPr>
+          <w:rFonts w:ascii="Times New Roman" w:hAnsi="Times New Roman"/>
+          <w:b/>
+          <w:color w:val="333333"/>
+          <w:sz w:val="24"/>
+        </w:rPr>
+        <w:t xml:space="preserve">4. </w:t>
+      </w:r>
       <w:r>
         <w:rPr>
           <w:rFonts w:ascii="Times New Roman" w:hAnsi="Times New Roman"/>
           <w:color w:val="333333"/>
           <w:sz w:val="24"/>
         </w:rPr>
-        <w:t>Comparar el desempeno de Conformal Prediction con metodos tradicionales de calibracion (Platt Scaling, Isotonic Regression, Bootstrap) mediante metricas de calibracion, cobertura, eficiencia de intervalos y discriminacion.</w:t>
+        <w:t>Aplicar prediccion conformal Mondrian (por grado de riesgo) sobre PD, y variantes adaptativas sobre LGD y EAD, evaluando cobertura empirica, eficiencia de intervalos y cobertura condicional por subgrupo, para demostrar que es posible obtener garantias de cobertura que se mantienen no solo a nivel global sino en cada segmento del portafolio, lo cual es critico para la gestion operativa del riesgo.</w:t>
       </w:r>
     </w:p>
     <w:p>
       <w:pPr>
-        <w:pStyle w:val="ListNumber"/>
-      </w:pPr>
+        <w:spacing w:after="120"/>
+        <w:jc w:val="both"/>
+      </w:pPr>
+      <w:r>
+        <w:rPr>
+          <w:rFonts w:ascii="Times New Roman" w:hAnsi="Times New Roman"/>
+          <w:b/>
+          <w:color w:val="333333"/>
+          <w:sz w:val="24"/>
+        </w:rPr>
+        <w:t xml:space="preserve">5. </w:t>
+      </w:r>
       <w:r>
         <w:rPr>
           <w:rFonts w:ascii="Times New Roman" w:hAnsi="Times New Roman"/>
           <w:color w:val="333333"/>
           <w:sz w:val="24"/>
         </w:rPr>
-        <w:t>Evaluar el impacto potencial de la prediccion conformal en la estimacion de provisiones bajo IFRS 9, la asignacion de capital regulatorio bajo Basilea III, y las metricas de validacion de modelos internos.</w:t>
+        <w:t>Evaluar el impacto de la prediccion conformal en el contexto regulatorio de IFRS 9, cuantificando como los intervalos de incertidumbre afectan la estimacion de perdidas crediticias esperadas (ECL), la clasificacion por etapas (Stages 1-3) y la sensibilidad de las provisiones ante escenarios de estres, para demostrar que la incertidumbre conformal tiene un efecto material en la lectura financiera.</w:t>
       </w:r>
     </w:p>
     <w:p>
       <w:pPr>
-        <w:pStyle w:val="ListNumber"/>
-      </w:pPr>
+        <w:spacing w:after="120"/>
+        <w:jc w:val="both"/>
+      </w:pPr>
+      <w:r>
+        <w:rPr>
+          <w:rFonts w:ascii="Times New Roman" w:hAnsi="Times New Roman"/>
+          <w:b/>
+          <w:color w:val="333333"/>
+          <w:sz w:val="24"/>
+        </w:rPr>
+        <w:t xml:space="preserve">6. </w:t>
+      </w:r>
       <w:r>
         <w:rPr>
           <w:rFonts w:ascii="Times New Roman" w:hAnsi="Times New Roman"/>
           <w:color w:val="333333"/>
           <w:sz w:val="24"/>
         </w:rPr>
-        <w:t>Proponer lineamientos practicos y recomendaciones para la adopcion de Conformal Prediction en entornos bancarios reales, considerando aspectos de implementacion, escalabilidad y gobernanza de modelos.</w:t>
+        <w:t>Proponer lineamientos practicos para la adopcion de Conformal Prediction en entornos bancarios reales, incluyendo criterios de monitoreo de cobertura, alertas de degradacion y escalamiento, para facilitar la transicion de una tecnica academica a una herramienta operativa de gobernanza de modelos.</w:t>
       </w:r>
     </w:p>
     <w:p>
@@ -626,7 +708,7 @@
           <w:color w:val="333333"/>
           <w:sz w:val="24"/>
         </w:rPr>
-        <w:t>Los modelos de riesgo crediticio buscan estimar la probabilidad y severidad de las perdidas asociadas al incumplimiento de obligaciones financieras. Los tres componentes fundamentales son la probabilidad de incumplimiento (PD), que mide la probabilidad de que un deudor no cumpla con sus obligaciones en un horizonte temporal determinado; la perdida dado incumplimiento (LGD), que estima la fraccion de la exposicion que se pierde en caso de incumplimiento despues de considerar las recuperaciones; y la exposicion en caso de incumplimiento (EAD), que cuantifica el monto expuesto al momento del incumplimiento (Basel Committee on Banking Supervision, 2006; Deloitte, 2020). Historicamente, la PD ha sido modelada mediante regresion logistica, mientras que LGD y EAD han utilizado modelos de regresion beta, Tobit o regresion lineal con transformaciones. En anos recientes, modelos de machine learning como Gradient Boosting, Random Forest y redes neuronales han demostrado mejoras significativas en la capacidad discriminativa, aunque frecuentemente a costa de la interpretabilidad y la calibracion (Lessmann et al., 2015; Baesens et al., 2016).</w:t>
+        <w:t>Los modelos de riesgo crediticio buscan estimar la probabilidad y severidad de las perdidas asociadas al incumplimiento de obligaciones financieras. Los tres componentes fundamentales son: PD, que mide la probabilidad de que un deudor incumpla en un horizonte temporal determinado; LGD, que estima la fraccion de la exposicion que se pierde tras considerar recuperaciones; y EAD, que cuantifica el monto expuesto al momento del incumplimiento [4]. Historicamente, la PD se ha modelado mediante regresion logistica, mientras que LGD y EAD han utilizado regresion beta, Tobit o regresion lineal con transformaciones. Modelos de machine learning como Gradient Boosting han demostrado mejoras significativas en discriminacion, pero frecuentemente a costa de la calibracion [12], [2].</w:t>
       </w:r>
     </w:p>
     <w:p>
@@ -654,7 +736,7 @@
           <w:color w:val="333333"/>
           <w:sz w:val="24"/>
         </w:rPr>
-        <w:t>La calibracion se refiere a la correspondencia entre las probabilidades predichas por un modelo y las frecuencias observadas de los eventos. Un modelo bien calibrado es aquel en el que, por ejemplo, de todos los creditos a los que se les asigno una PD del 10%, aproximadamente el 10% efectivamente incumple (Niculescu-Mizil y Caruana, 2005). La calibracion es particularmente importante en el contexto financiero porque las probabilidades predichas se utilizan directamente para calcular provisiones y capital regulatorio. Los metodos tradicionales de post-hoc calibracion incluyen Platt Scaling, que ajusta una transformacion sigmoidal a las salidas del modelo (Platt, 1999), e Isotonic Regression, que ajusta una funcion monotona no decreciente. Sin embargo, estos metodos carecen de garantias formales de cobertura y pueden ser sensibles al sobreajuste en el conjunto de calibracion, especialmente cuando el tamano de muestra es limitado o la distribucion de los datos cambia en el tiempo (Vovk y Petej, 2014).</w:t>
+        <w:t>La calibracion se refiere a la correspondencia entre las probabilidades predichas y las frecuencias observadas. Un modelo bien calibrado es aquel en el que, de todos los creditos con PD asignada del 10%, aproximadamente el 10% efectivamente incumple [15]. Los metodos tradicionales de post-hoc calibracion incluyen Platt Scaling (transformacion sigmoidal) [16] e Isotonic Regression (funcion monotona no decreciente). Sin embargo, estos metodos corrigen el nivel probabilistico pero no cuantifican la incertidumbre: un modelo calibrado dice "12% de PD" pero no indica si ese 12% es una estimacion estable o fragil. Ademas, carecen de garantias formales de cobertura y pueden ser sensibles al sobreajuste en el conjunto de calibracion [19].</w:t>
       </w:r>
     </w:p>
     <w:p>
@@ -682,7 +764,7 @@
           <w:color w:val="333333"/>
           <w:sz w:val="24"/>
         </w:rPr>
-        <w:t>La prediccion conformal fue introducida formalmente por Vovk, Gammerman y Shafer en su trabajo seminal "Algorithmic Learning in a Random World" (Vovk et al., 2022). El marco teorico se fundamenta en el concepto de nonconformity scores (puntuaciones de no conformidad), que miden cuan "inusual" es una nueva observacion respecto a un conjunto de datos de referencia. La idea central es que, bajo el supuesto de intercambiabilidad (exchangeability) de los datos, es posible construir intervalos o conjuntos de prediccion que contengan el valor verdadero con una probabilidad predefinida (1 - alpha), sin requerir supuestos parametricos sobre la distribucion de los datos (Angelopoulos y Bates, 2023).</w:t>
+        <w:t>La prediccion conformal fue introducida por Vovk, Gammerman y Shafer [18] en su trabajo "Algorithmic Learning in a Random World". El marco se fundamenta en el concepto de nonconformity scores, que miden cuan inusual es una nueva observacion respecto a un conjunto de referencia. La idea central es que, bajo el supuesto de intercambiabilidad (exchangeability) de los datos, es posible construir intervalos de prediccion que contengan el valor verdadero con probabilidad al menos (1 - alpha), sin supuestos parametricos. La garantia formal es: P(Y_nuevo ∈ C(X_nuevo)) &gt;= 1 - alpha, donde C(X) es el conjunto de prediccion conformal [1].</w:t>
       </w:r>
     </w:p>
     <w:p>
@@ -699,7 +781,35 @@
           <w:color w:val="333333"/>
           <w:sz w:val="24"/>
         </w:rPr>
-        <w:t>La variante mas utilizada en la practica es Split Conformal Prediction (SCP), que divide los datos en un conjunto de entrenamiento para ajustar el modelo base y un conjunto de calibracion para calcular los quantiles de los nonconformity scores (Angelopoulos y Bates, 2023; Romano et al., 2019). Esta variante es computacionalmente eficiente y facil de implementar, aunque puede perder poder estadistico al no utilizar todos los datos para el entrenamiento. Extensiones como Cross-Conformal Prediction y Jackknife+ abordan esta limitacion utilizando esquemas de validacion cruzada (Barber et al., 2021).</w:t>
+        <w:t>La variante mas utilizada es Split Conformal Prediction (SCP), que divide los datos en un conjunto de entrenamiento (para ajustar el modelo) y un conjunto de calibracion (para calcular los quantiles de los nonconformity scores). Es computacionalmente eficiente y facil de implementar. Extensiones como Jackknife+ abordan la perdida de poder estadistico al no usar todos los datos [3]. Para datos heteroscedasticos, Conformalized Quantile Regression (CQR) combina regresion cuantilica con el marco conformal para producir intervalos que se adaptan localmente a la variabilidad [17].</w:t>
+      </w:r>
+    </w:p>
+    <w:p>
+      <w:pPr>
+        <w:pStyle w:val="Heading2"/>
+      </w:pPr>
+      <w:r>
+        <w:rPr>
+          <w:color w:val="333333"/>
+        </w:rPr>
+        <w:t>5.4 Prediccion Conformal Mondrian</w:t>
+      </w:r>
+    </w:p>
+    <w:p>
+      <w:pPr>
+        <w:spacing w:after="120"/>
+        <w:ind w:firstLine="709"/>
+        <w:jc w:val="both"/>
+      </w:pPr>
+      <w:r>
+        <w:rPr>
+          <w:rFonts w:ascii="Times New Roman" w:hAnsi="Times New Roman"/>
+          <w:b w:val="0"/>
+          <w:i w:val="0"/>
+          <w:color w:val="333333"/>
+          <w:sz w:val="24"/>
+        </w:rPr>
+        <w:t>Una limitacion de Split Conformal global es que la garantia de cobertura es marginal: se cumple en promedio sobre toda la poblacion, pero puede fallar en subgrupos especificos. Por ejemplo, un portafolio con 70% de grado A y 5% de grado G puede mostrar 90% de cobertura global mientras que grado G solo alcanza 58%. La variante Mondrian resuelve este problema calculando los quantiles de no conformidad por subgrupo (por ejemplo, por grado de riesgo), garantizando cobertura condicional por particion. Esto es operativamente critico en riesgo crediticio, donde las decisiones se toman por segmento y una garantia solo promedio puede ocultar fallos en los segmentos mas riesgosos.</w:t>
       </w:r>
     </w:p>
     <w:p>
@@ -753,7 +863,7 @@
           <w:color w:val="333333"/>
           <w:sz w:val="20"/>
         </w:rPr>
-        <w:t>Figura 1. Ilustracion conceptual de la prediccion conformal aplicada a riesgo crediticio.</w:t>
+        <w:t>Figura 1. Ilustracion conceptual de la prediccion conformal: cada prediccion se acompana de un intervalo cuyo ancho refleja la incertidumbre del modelo.</w:t>
       </w:r>
     </w:p>
     <w:p>
@@ -764,7 +874,7 @@
         <w:rPr>
           <w:color w:val="333333"/>
         </w:rPr>
-        <w:t>5.4 Variantes de Prediccion Conformal</w:t>
+        <w:t>5.5 Aplicaciones de CP en el Sector Financiero</w:t>
       </w:r>
     </w:p>
     <w:p>
@@ -781,18 +891,23 @@
           <w:color w:val="333333"/>
           <w:sz w:val="24"/>
         </w:rPr>
-        <w:t>Para problemas de regresion con datos heteroscedasticos, Romano, Patterson y Candes (2019) propusieron la Conformalized Quantile Regression (CQR), que combina la regresion cuantilica con el marco conformal para producir intervalos predictivos que se adaptan localmente a la variabilidad de los datos. CQR es particularmente relevante para la modelacion de LGD y EAD, donde la varianza de las predicciones puede diferir significativamente entre segmentos del portafolio. Para problemas de clasificacion, los Venn-Abers Predictors ofrecen una forma de obtener probabilidades bien calibradas con garantias teoricas, produciendo intervalos de probabilidad [p_lower, p_upper] en lugar de una unica probabilidad puntual (Vovk y Petej, 2014; Javanmardi y Vovk, 2023). La variante Mondrian permite calcular los quantiles de no conformidad por subgrupo (por ejemplo, por grado de riesgo), garantizando cobertura condicional por segmento en lugar de solo cobertura marginal global.</w:t>
+        <w:t>Bellotti [5] fue uno de los primeros en aplicar CP a credit scoring, demostrando que los conjuntos de prediccion conformal proporcionan informacion valiosa sobre la confiabilidad de las decisiones de credito. Javanmardi y Vovk [10] extendieron los predictores Venn-Abers para mejorar la calibracion de PD en portafolios bancarios. Sin embargo, la literatura presenta vacios significativos: la mayoria de estudios se enfocan exclusivamente en PD, dejando sin explorar la aplicacion conjunta a LGD y EAD. Ademas, pocos trabajos evaluan el impacto practico de CP en metricas regulatorias especificas como las provisiones bajo IFRS 9. Esta investigacion busca cerrar estos vacios mediante una evaluacion integral de CP en los tres componentes del riesgo crediticio.</w:t>
       </w:r>
     </w:p>
     <w:p>
-      <w:pPr>
-        <w:pStyle w:val="Heading2"/>
+      <w:r>
+        <w:br w:type="page"/>
+      </w:r>
+    </w:p>
+    <w:p>
+      <w:pPr>
+        <w:pStyle w:val="Heading1"/>
       </w:pPr>
       <w:r>
         <w:rPr>
           <w:color w:val="333333"/>
         </w:rPr>
-        <w:t>5.5 Aplicaciones de CP en el Sector Financiero</w:t>
+        <w:t>6. METODOLOGIA</w:t>
       </w:r>
     </w:p>
     <w:p>
@@ -809,23 +924,18 @@
           <w:color w:val="333333"/>
           <w:sz w:val="24"/>
         </w:rPr>
-        <w:t>La aplicacion de prediccion conformal en finanzas es un area de investigacion activa. Bellotti (2017) fue uno de los primeros en aplicar CP especificamente a la calificacion crediticia (credit scoring), demostrando que los conjuntos de prediccion conformal pueden proporcionar informacion valiosa sobre la confiabilidad de las decisiones de otorgamiento de credito. Mas recientemente, Javanmardi y Vovk (2023) extendieron los predictores Venn-Abers para mejorar la calibracion de modelos de PD en portafolios bancarios. A pesar de estos avances, la literatura existente presenta vacios significativos. La mayoria de los estudios se enfocan exclusivamente en PD, dejando sin explorar la aplicacion conjunta de CP a LGD y EAD. Ademas, pocos trabajos evaluan el impacto practico de CP en metricas regulatorias especificas como las provisiones bajo IFRS 9 o el capital economico bajo Basilea III. Esta investigacion busca contribuir a cerrar estos vacios mediante una evaluacion integral de CP en los tres componentes del riesgo crediticio.</w:t>
+        <w:t>La investigacion siguio un enfoque cuantitativo y experimental, estructurado en seis fases secuenciales alineadas con el marco CRISP-DM, que abarcan desde la revision del estado del arte hasta la evaluacion del impacto regulatorio.</w:t>
       </w:r>
     </w:p>
     <w:p>
-      <w:r>
-        <w:br w:type="page"/>
-      </w:r>
-    </w:p>
-    <w:p>
-      <w:pPr>
-        <w:pStyle w:val="Heading1"/>
+      <w:pPr>
+        <w:pStyle w:val="Heading2"/>
       </w:pPr>
       <w:r>
         <w:rPr>
           <w:color w:val="333333"/>
         </w:rPr>
-        <w:t>6. METODOLOGIA</w:t>
+        <w:t>6.1 Fase 1: Revision Bibliografica</w:t>
       </w:r>
     </w:p>
     <w:p>
@@ -842,7 +952,7 @@
           <w:color w:val="333333"/>
           <w:sz w:val="24"/>
         </w:rPr>
-        <w:t>La investigacion siguio un enfoque cuantitativo y experimental, estructurado en seis fases secuenciales que abarcan desde la revision del estado del arte hasta la validacion regulatoria de los resultados. El marco metodologico se apoyo en CRISP-DM como guia de ejecucion, garantizando trazabilidad de punta a punta. A continuacion se detalla cada fase con la profundidad necesaria para garantizar la replicabilidad del estudio.</w:t>
+        <w:t>Se realizo una revision de la literatura en Scopus, arXiv y Google Scholar, utilizando terminos como "conformal prediction credit risk", "uncertainty quantification credit scoring" y "calibration probability of default". Se incluyeron articulos publicados entre 2005 y 2026, con enfasis en contribuciones recientes (2019-2026). Se revisaron ademas guias regulatorias del Comite de Basilea y documentos tecnicos de la IFRS Foundation.</w:t>
       </w:r>
     </w:p>
     <w:p>
@@ -853,7 +963,7 @@
         <w:rPr>
           <w:color w:val="333333"/>
         </w:rPr>
-        <w:t>6.1 Fase 1: Revision Bibliografica Sistematica</w:t>
+        <w:t>6.2 Fase 2: Construccion y Preparacion del Dataset</w:t>
       </w:r>
     </w:p>
     <w:p>
@@ -870,18 +980,7 @@
           <w:color w:val="333333"/>
           <w:sz w:val="24"/>
         </w:rPr>
-        <w:t>Se realizo una revision sistematica de la literatura siguiendo las directrices PRISMA (Preferred Reporting Items for Systematic Reviews and Meta-Analyses). La busqueda se realizo en bases de datos academicas incluyendo Scopus, Web of Science, IEEE Xplore, arXiv y Google Scholar, utilizando terminos de busqueda como "conformal prediction credit risk", "uncertainty quantification credit scoring", "calibration probability of default", "conformalized quantile regression LGD" y combinaciones relacionadas. Se incluyeron articulos publicados entre 2005 y 2026, con especial enfasis en contribuciones recientes (2019-2026) que reflejen el estado actual del campo.</w:t>
-      </w:r>
-    </w:p>
-    <w:p>
-      <w:pPr>
-        <w:pStyle w:val="Heading2"/>
-      </w:pPr>
-      <w:r>
-        <w:rPr>
-          <w:color w:val="333333"/>
-        </w:rPr>
-        <w:t>6.2 Fase 2: Construccion y Preparacion del Dataset</w:t>
+        <w:t>Se utilizo el dataset publico de LendingClub (2007-2020 Q3), disponible en Kaggle [11], con aproximadamente 2.9 millones de registros y mas de 140 variables. Tras limpieza y eliminacion de variables con fuga de datos (total_pymnt, recoveries, collection_recovery_fee, entre otras), se obtuvieron 1.86 millones de prestamos con 110 columnas. Las variables objetivo se definieron asi: para PD, variable binaria basada en estados "Charged Off" y "Default"; para LGD, 1 menos la tasa de recuperacion (total_rec_prncp / funded_amnt); para EAD, la exposicion residual al momento del incumplimiento.</w:t>
       </w:r>
     </w:p>
     <w:p>
@@ -898,24 +997,7 @@
           <w:color w:val="333333"/>
           <w:sz w:val="24"/>
         </w:rPr>
-        <w:t>El estudio utilizo el dataset publico de LendingClub (2007-2020 Q3), disponible en la plataforma Kaggle, que contiene aproximadamente 2.9 millones de registros de prestamos con mas de 140 variables asociadas a cada credito (Lending Club, 2020). Este dataset es ampliamente utilizado en la literatura de riesgo crediticio por su riqueza y representatividad del mercado de prestamos peer-to-peer en Estados Unidos. Tras la limpieza y eliminacion de variables con fuga de datos (data leakage), se obtuvieron 1.86 millones de prestamos con 110 columnas.</w:t>
-      </w:r>
-    </w:p>
-    <w:p>
-      <w:pPr>
-        <w:spacing w:after="120"/>
-        <w:ind w:firstLine="709"/>
-        <w:jc w:val="both"/>
-      </w:pPr>
-      <w:r>
-        <w:rPr>
-          <w:rFonts w:ascii="Times New Roman" w:hAnsi="Times New Roman"/>
-          <w:b w:val="0"/>
-          <w:i w:val="0"/>
-          <w:color w:val="333333"/>
-          <w:sz w:val="24"/>
-        </w:rPr>
-        <w:t>El dataset se dividio en tres conjuntos utilizando separacion temporal estricta (out-of-time, OOT) para respetar la estructura cronologica inherente al riesgo crediticio y evitar cualquier forma de leakage temporal:</w:t>
+        <w:t>El dataset se dividio en tres conjuntos con separacion temporal estricta (out-of-time, OOT) para respetar la estructura cronologica del riesgo crediticio:</w:t>
       </w:r>
     </w:p>
     <w:p>
@@ -1253,17 +1335,6 @@
     <w:p/>
     <w:p>
       <w:pPr>
-        <w:pStyle w:val="Heading2"/>
-      </w:pPr>
-      <w:r>
-        <w:rPr>
-          <w:color w:val="333333"/>
-        </w:rPr>
-        <w:t>6.3 Fase 3: Modelado Base</w:t>
-      </w:r>
-    </w:p>
-    <w:p>
-      <w:pPr>
         <w:spacing w:after="120"/>
         <w:ind w:firstLine="709"/>
         <w:jc w:val="both"/>
@@ -1276,7 +1347,63 @@
           <w:color w:val="333333"/>
           <w:sz w:val="24"/>
         </w:rPr>
-        <w:t>Se implementaron multiples modelos base para el componente principal de PD. Se ajustaron dos modelos: regresion logistica como baseline interpretable y CatBoost como representante de los metodos de gradient boosting de alto rendimiento. La optimizacion de hiperparametros se realizo mediante Optuna con validacion temporal. Para la calibracion post-hoc, se implemento una politica de seleccion temporal multi-metrica que evalua Platt Scaling, Isotonic Regression y Venn-Abers sobre 4 folds temporales, seleccionando el metodo con mejor Brier Score que no degrade el AUC-ROC mas de 0.15 puntos porcentuales. El calibrador seleccionado fue Isotonic Regression. Para LGD, se probaron cuatro variantes conformales, seleccionando la variante direct_adaptive_grade_temporal por cumplir todos los guardrails de cobertura. Para EAD, se utilizo un modelo directo con ajuste conformal split.</w:t>
+        <w:t>La separacion temporal es critica porque garantiza que el modelo se evalua en datos del futuro respecto al entrenamiento, simulando condiciones reales de produccion. El aumento de la tasa de default en calibracion y test (22.2% vs 18.5% en entrenamiento) refleja el deterioro macroeconomico del periodo 2017-2020, que incluye el inicio de la pandemia COVID-19. Este shift temporal pone a prueba la robustez del modelo y de los intervalos conformales en condiciones adversas, que es precisamente donde la cuantificacion de incertidumbre tiene mayor valor.</w:t>
+      </w:r>
+    </w:p>
+    <w:p>
+      <w:pPr>
+        <w:pStyle w:val="Heading2"/>
+      </w:pPr>
+      <w:r>
+        <w:rPr>
+          <w:color w:val="333333"/>
+        </w:rPr>
+        <w:t>6.3 Fase 3: Modelado Base y Calibracion</w:t>
+      </w:r>
+    </w:p>
+    <w:p>
+      <w:pPr>
+        <w:spacing w:after="120"/>
+        <w:ind w:firstLine="709"/>
+        <w:jc w:val="both"/>
+      </w:pPr>
+      <w:r>
+        <w:rPr>
+          <w:rFonts w:ascii="Times New Roman" w:hAnsi="Times New Roman"/>
+          <w:b w:val="0"/>
+          <w:i w:val="0"/>
+          <w:color w:val="333333"/>
+          <w:sz w:val="24"/>
+        </w:rPr>
+        <w:t>Se implementaron dos modelos de PD: regresion logistica como baseline interpretable y CatBoost como modelo de gradient boosting de alto rendimiento. CatBoost maneja nativamente valores faltantes y variables categoricas, evitando la necesidad de imputacion manual. La optimizacion de hiperparametros se realizo mediante Optuna con validacion temporal. Para la calibracion post-hoc, se implemento una politica de seleccion temporal multi-fold que evalua Platt Scaling [16], Isotonic Regression y Venn-Abers [19] sobre 4 folds temporales, seleccionando el metodo con mejor Brier Score que no degrade el AUC-ROC mas de 0.15 puntos porcentuales.</w:t>
+      </w:r>
+    </w:p>
+    <w:p>
+      <w:pPr>
+        <w:pStyle w:val="Heading2"/>
+      </w:pPr>
+      <w:r>
+        <w:rPr>
+          <w:color w:val="333333"/>
+        </w:rPr>
+        <w:t>6.4 Fase 4: Aplicacion de Conformal Prediction</w:t>
+      </w:r>
+    </w:p>
+    <w:p>
+      <w:pPr>
+        <w:spacing w:after="120"/>
+        <w:ind w:firstLine="709"/>
+        <w:jc w:val="both"/>
+      </w:pPr>
+      <w:r>
+        <w:rPr>
+          <w:rFonts w:ascii="Times New Roman" w:hAnsi="Times New Roman"/>
+          <w:b w:val="0"/>
+          <w:i w:val="0"/>
+          <w:color w:val="333333"/>
+          <w:sz w:val="24"/>
+        </w:rPr>
+        <w:t>Para PD, se implemento Mondrian Split Conformal Prediction utilizando la libreria MAPIE 1.3.0 [14] (SplitConformalRegressor). La PD calibrada se envuelve en un ProbabilityRegressor que transforma el problema de clasificacion binaria en regresion de probabilidades, permitiendo aplicar el framework conformal de regresion. Los quantiles de no conformidad se calculan por grado de riesgo (A-G), garantizando cobertura condicional por segmento. Para LGD, se implemento un enfoque adaptativo por grado y periodo temporal (direct_adaptive_grade_temporal), seleccionado entre cuatro variantes por cumplir todos los guardrails de cobertura, sesgo y eficiencia. Para EAD, se utilizo Split Conformal estandar. Se evaluaron niveles de confianza de 90% y 95%.</w:t>
       </w:r>
     </w:p>
     <w:p>
@@ -1330,7 +1457,7 @@
           <w:color w:val="333333"/>
           <w:sz w:val="20"/>
         </w:rPr>
-        <w:t>Figura 2. Arquitectura del pipeline predict-then-optimize propuesto.</w:t>
+        <w:t>Figura 2. Arquitectura del pipeline de prediccion conformal propuesto: desde datos crudos hasta impacto regulatorio IFRS 9.</w:t>
       </w:r>
     </w:p>
     <w:p>
@@ -1341,7 +1468,7 @@
         <w:rPr>
           <w:color w:val="333333"/>
         </w:rPr>
-        <w:t>6.4 Fase 4: Aplicacion de Conformal Prediction</w:t>
+        <w:t>6.5 Fase 5: Evaluacion Comparativa</w:t>
       </w:r>
     </w:p>
     <w:p>
@@ -1358,7 +1485,7 @@
           <w:color w:val="333333"/>
           <w:sz w:val="24"/>
         </w:rPr>
-        <w:t>Esta fase constituye el nucleo experimental de la investigacion. Se aplicaron variantes de prediccion conformal adaptadas a cada componente del riesgo crediticio. Para la modelacion de PD, se implemento Mondrian Split Conformal Prediction utilizando la libreria MAPIE 1.3.0 (SplitConformalRegressor), que calcula los quantiles de no conformidad por grado de riesgo (A-G), garantizando cobertura condicional por segmento. La PD calibrada se envuelve en un ProbabilityRegressor que transforma el problema de clasificacion en regresion de probabilidades. Para LGD, se implemento un enfoque adaptativo por grado y periodo temporal con ajuste online de los quantiles conformales. Para EAD, se utilizo Split Conformal Prediction estandar. Se evaluaron niveles de confianza de 90% y 95% para analizar el trade-off entre cobertura y eficiencia de los intervalos.</w:t>
+        <w:t>La evaluacion se realizo con metricas disenadas para capturar diferentes aspectos del desempeno. Para discriminacion: AUC-ROC, Gini, KS. Para calibracion: Expected Calibration Error (ECE), Brier Score. Para cobertura conformal: cobertura empirica (proporcion de observaciones dentro del intervalo), cobertura minima por grado (Mondrian), ancho promedio de intervalos, y Winkler Score. Se realizaron pruebas estadisticas formales: test de Kupiec (cobertura incondicional) y test de Christoffersen (cobertura condicional e independencia). La evaluacion incluyo backtesting temporal sobre 35 meses y analisis de cobertura por grado x mes.</w:t>
       </w:r>
     </w:p>
     <w:p>
@@ -1369,7 +1496,7 @@
         <w:rPr>
           <w:color w:val="333333"/>
         </w:rPr>
-        <w:t>6.5 Fase 5: Evaluacion Comparativa</w:t>
+        <w:t>6.6 Fase 6: Evaluacion de Impacto Regulatorio</w:t>
       </w:r>
     </w:p>
     <w:p>
@@ -1386,35 +1513,7 @@
           <w:color w:val="333333"/>
           <w:sz w:val="24"/>
         </w:rPr>
-        <w:t>La evaluacion comparativa se realizo utilizando un conjunto integral de metricas disenadas para capturar diferentes aspectos del desempeno de los modelos. Para la calibracion de PD, se utilizaron el Expected Calibration Error (ECE), el Brier Score y el AUC-ROC. Para la cobertura de los intervalos predictivos, se calculo la cobertura empirica (proporcion de observaciones que caen dentro del intervalo), que debe aproximarse al nivel nominal (1 - alpha). Para la eficiencia, se midio el ancho promedio de los intervalos y el intervalo medio normalizado. Adicionalmente, se evaluo la cobertura condicional por segmentos del portafolio (por grado de riesgo) para verificar que las garantias de cobertura se mantienen en subgrupos relevantes. Se realizaron pruebas estadisticas formales para comparar los metodos, incluyendo el test de Kupiec para evaluar la cobertura incondicional y el test de Christoffersen para evaluar la cobertura condicional e independencia.</w:t>
-      </w:r>
-    </w:p>
-    <w:p>
-      <w:pPr>
-        <w:pStyle w:val="Heading2"/>
-      </w:pPr>
-      <w:r>
-        <w:rPr>
-          <w:color w:val="333333"/>
-        </w:rPr>
-        <w:t>6.6 Fase 6: Validacion Regulatoria e Impacto</w:t>
-      </w:r>
-    </w:p>
-    <w:p>
-      <w:pPr>
-        <w:spacing w:after="120"/>
-        <w:ind w:firstLine="709"/>
-        <w:jc w:val="both"/>
-      </w:pPr>
-      <w:r>
-        <w:rPr>
-          <w:rFonts w:ascii="Times New Roman" w:hAnsi="Times New Roman"/>
-          <w:b w:val="0"/>
-          <w:i w:val="0"/>
-          <w:color w:val="333333"/>
-          <w:sz w:val="24"/>
-        </w:rPr>
-        <w:t>En la fase final, se evaluo el impacto practico de la prediccion conformal en el contexto regulatorio. Se simulo el calculo de provisiones bajo IFRS 9 utilizando las estimaciones de PD, LGD y EAD con y sin el ajuste conformal, comparando el monto total de provisiones y su distribucion por etapas (Stage 1, Stage 2, Stage 3). Se implemento un modulo de optimizacion de portafolio robusto utilizando Pyomo con el solver HiGHS, que incorpora los intervalos conformales como conjuntos de incertidumbre en la formulacion de programacion lineal. Adicionalmente, se realizo una auditoria de fairness evaluando paridad demografica, equalized odds y disparate impact sobre 6 atributos (3 base + 3 interseccionales).</w:t>
+        <w:t>Se simulo el calculo de provisiones bajo IFRS 9 utilizando las estimaciones de PD, LGD y EAD con y sin intervalos conformales. Se calcularon ECL bajo cuatro escenarios (baseline, mild stress, adverse, severe), se analizo la distribucion por etapas (Stage 1, 2, 3), y se evaluo la sensibilidad del ECL ante variaciones de PD y LGD. Se propuso el ancho del intervalo conformal (PD_high - PD_point) como senal adicional de SICR (Significant Increase in Credit Risk) para la clasificacion por etapas.</w:t>
       </w:r>
     </w:p>
     <w:p>
@@ -1580,7 +1679,7 @@
                 <w:rFonts w:ascii="Times New Roman" w:hAnsi="Times New Roman"/>
                 <w:sz w:val="20"/>
               </w:rPr>
-              <w:t>Optimizacion</w:t>
+              <w:t>Evaluacion</w:t>
             </w:r>
           </w:p>
         </w:tc>
@@ -1597,7 +1696,7 @@
                 <w:rFonts w:ascii="Times New Roman" w:hAnsi="Times New Roman"/>
                 <w:sz w:val="20"/>
               </w:rPr>
-              <w:t>Pyomo 6.8+, HiGHS (solver open-source)</w:t>
+              <w:t>Kupiec, Christoffersen, Winkler Score</w:t>
             </w:r>
           </w:p>
         </w:tc>
@@ -1617,7 +1716,7 @@
                 <w:rFonts w:ascii="Times New Roman" w:hAnsi="Times New Roman"/>
                 <w:sz w:val="20"/>
               </w:rPr>
-              <w:t>Series Temporales</w:t>
+              <w:t>Datos</w:t>
             </w:r>
           </w:p>
         </w:tc>
@@ -1635,7 +1734,7 @@
                 <w:rFonts w:ascii="Times New Roman" w:hAnsi="Times New Roman"/>
                 <w:sz w:val="20"/>
               </w:rPr>
-              <w:t>statsforecast 2.0+, mlforecast 0.13+</w:t>
+              <w:t>pandas, numpy, pandera (validacion de esquemas)</w:t>
             </w:r>
           </w:p>
         </w:tc>
@@ -1654,7 +1753,7 @@
                 <w:rFonts w:ascii="Times New Roman" w:hAnsi="Times New Roman"/>
                 <w:sz w:val="20"/>
               </w:rPr>
-              <w:t>Inferencia Causal</w:t>
+              <w:t>Visualizacion</w:t>
             </w:r>
           </w:p>
         </w:tc>
@@ -1671,7 +1770,7 @@
                 <w:rFonts w:ascii="Times New Roman" w:hAnsi="Times New Roman"/>
                 <w:sz w:val="20"/>
               </w:rPr>
-              <w:t>EconML 0.16+, DoWhy 0.12+</w:t>
+              <w:t>matplotlib, seaborn, SHAP 0.48</w:t>
             </w:r>
           </w:p>
         </w:tc>
@@ -1691,7 +1790,7 @@
                 <w:rFonts w:ascii="Times New Roman" w:hAnsi="Times New Roman"/>
                 <w:sz w:val="20"/>
               </w:rPr>
-              <w:t>MLOps</w:t>
+              <w:t>Desarrollo</w:t>
             </w:r>
           </w:p>
         </w:tc>
@@ -1699,42 +1798,6 @@
           <w:tcPr>
             <w:tcW w:type="dxa" w:w="4549"/>
             <w:shd w:fill="F0F4FA" w:val="clear"/>
-          </w:tcPr>
-          <w:p>
-            <w:pPr>
-              <w:jc w:val="center"/>
-            </w:pPr>
-            <w:r>
-              <w:rPr>
-                <w:rFonts w:ascii="Times New Roman" w:hAnsi="Times New Roman"/>
-                <w:sz w:val="20"/>
-              </w:rPr>
-              <w:t>DVC 3.56+, MLflow 3.9+, DagsHub</w:t>
-            </w:r>
-          </w:p>
-        </w:tc>
-      </w:tr>
-      <w:tr>
-        <w:tc>
-          <w:tcPr>
-            <w:tcW w:type="dxa" w:w="4549"/>
-          </w:tcPr>
-          <w:p>
-            <w:pPr>
-              <w:jc w:val="center"/>
-            </w:pPr>
-            <w:r>
-              <w:rPr>
-                <w:rFonts w:ascii="Times New Roman" w:hAnsi="Times New Roman"/>
-                <w:sz w:val="20"/>
-              </w:rPr>
-              <w:t>Desarrollo</w:t>
-            </w:r>
-          </w:p>
-        </w:tc>
-        <w:tc>
-          <w:tcPr>
-            <w:tcW w:type="dxa" w:w="4549"/>
           </w:tcPr>
           <w:p>
             <w:pPr>
@@ -1753,19 +1816,14 @@
     </w:tbl>
     <w:p/>
     <w:p>
-      <w:r>
-        <w:br w:type="page"/>
-      </w:r>
-    </w:p>
-    <w:p>
-      <w:pPr>
-        <w:pStyle w:val="Heading1"/>
+      <w:pPr>
+        <w:pStyle w:val="Heading2"/>
       </w:pPr>
       <w:r>
         <w:rPr>
           <w:color w:val="333333"/>
         </w:rPr>
-        <w:t>7. CONSIDERACIONES ETICAS</w:t>
+        <w:t>6.7 Respuesta a la Evaluacion del Anteproyecto</w:t>
       </w:r>
     </w:p>
     <w:p>
@@ -1782,134 +1840,7 @@
           <w:color w:val="333333"/>
           <w:sz w:val="24"/>
         </w:rPr>
-        <w:t>La presente investigacion se adhiere a los mas altos estandares de etica en la investigacion cientifica, abordando de manera proactiva los aspectos eticos relevantes para el manejo de datos financieros y el desarrollo de modelos de riesgo crediticio.</w:t>
-      </w:r>
-    </w:p>
-    <w:p>
-      <w:pPr>
-        <w:spacing w:after="120"/>
-        <w:ind w:firstLine="709"/>
-        <w:jc w:val="both"/>
-      </w:pPr>
-      <w:r>
-        <w:rPr>
-          <w:rFonts w:ascii="Times New Roman" w:hAnsi="Times New Roman"/>
-          <w:b w:val="0"/>
-          <w:i w:val="0"/>
-          <w:color w:val="333333"/>
-          <w:sz w:val="24"/>
-        </w:rPr>
-        <w:t>En cuanto a la privacidad y proteccion de datos, el estudio utiliza exclusivamente datos de acceso publico provenientes de la plataforma LendingClub, los cuales han sido previamente anonimizados y no contienen informacion de identificacion personal (PII). No obstante, se adoptaron medidas adicionales para garantizar que ningun analisis individual pueda conducir a la re-identificacion de deudores especificos, siguiendo las directrices de la Ley de Proteccion de Datos Personales de Colombia (Ley 1581 de 2012) y las mejores practicas internacionales en materia de privacidad de datos.</w:t>
-      </w:r>
-    </w:p>
-    <w:p>
-      <w:pPr>
-        <w:spacing w:after="120"/>
-        <w:ind w:firstLine="709"/>
-        <w:jc w:val="both"/>
-      </w:pPr>
-      <w:r>
-        <w:rPr>
-          <w:rFonts w:ascii="Times New Roman" w:hAnsi="Times New Roman"/>
-          <w:b w:val="0"/>
-          <w:i w:val="0"/>
-          <w:color w:val="333333"/>
-          <w:sz w:val="24"/>
-        </w:rPr>
-        <w:t>Respecto al uso responsable de modelos, la investigacion se comprometio a evaluar y reportar posibles sesgos algoritmicos en las predicciones crediticias. Se realizo una auditoria completa de fairness evaluando 6 atributos (3 base: home_ownership, annual_inc_quartile, verification_status; y 3 interseccionales), verificando paridad demografica, equalized odds y disparate impact. Todos los 6 atributos pasaron las pruebas de fairness, alineandose con los principios de no discriminacion en la toma de decisiones automatizada (Rao y Verma, 2022; European Banking Authority, 2020).</w:t>
-      </w:r>
-    </w:p>
-    <w:p>
-      <w:pPr>
-        <w:spacing w:after="120"/>
-        <w:ind w:firstLine="709"/>
-        <w:jc w:val="both"/>
-      </w:pPr>
-      <w:r>
-        <w:rPr>
-          <w:rFonts w:ascii="Times New Roman" w:hAnsi="Times New Roman"/>
-          <w:b w:val="0"/>
-          <w:i w:val="0"/>
-          <w:color w:val="333333"/>
-          <w:sz w:val="24"/>
-        </w:rPr>
-        <w:t>En terminos de transparencia y reproducibilidad, todo el codigo fuente, los notebooks de experimentacion y los resultados intermedios fueron documentados de manera que permitan la reproduccion completa de los resultados por terceros. Los modelos fueron descritos con suficiente detalle para ser auditables, y se reportaron tanto los resultados positivos como las limitaciones encontradas durante la investigacion. La integridad academica se garantiza mediante el uso riguroso de referencias bibliograficas, la atribucion adecuada de las contribuciones de otros investigadores, y el cumplimiento de las normas de citacion APA vigentes.</w:t>
-      </w:r>
-    </w:p>
-    <w:p>
-      <w:r>
-        <w:br w:type="page"/>
-      </w:r>
-    </w:p>
-    <w:p>
-      <w:pPr>
-        <w:pStyle w:val="Heading1"/>
-      </w:pPr>
-      <w:r>
-        <w:rPr>
-          <w:color w:val="333333"/>
-        </w:rPr>
-        <w:t>8. RESULTADOS</w:t>
-      </w:r>
-    </w:p>
-    <w:p>
-      <w:pPr>
-        <w:spacing w:after="120"/>
-        <w:ind w:firstLine="709"/>
-        <w:jc w:val="both"/>
-      </w:pPr>
-      <w:r>
-        <w:rPr>
-          <w:rFonts w:ascii="Times New Roman" w:hAnsi="Times New Roman"/>
-          <w:b w:val="0"/>
-          <w:i w:val="0"/>
-          <w:color w:val="333333"/>
-          <w:sz w:val="24"/>
-        </w:rPr>
-        <w:t>A continuacion se presentan los resultados obtenidos en cada componente del pipeline de prediccion conformal, organizados desde el modelado base de PD hasta el impacto regulatorio en provisiones IFRS 9 y optimizacion de portafolio.</w:t>
-      </w:r>
-    </w:p>
-    <w:p>
-      <w:pPr>
-        <w:pStyle w:val="Heading2"/>
-      </w:pPr>
-      <w:r>
-        <w:rPr>
-          <w:color w:val="333333"/>
-        </w:rPr>
-        <w:t>8.1 Desempeno del Modelo de PD</w:t>
-      </w:r>
-    </w:p>
-    <w:p>
-      <w:pPr>
-        <w:spacing w:after="120"/>
-        <w:ind w:firstLine="709"/>
-        <w:jc w:val="both"/>
-      </w:pPr>
-      <w:r>
-        <w:rPr>
-          <w:rFonts w:ascii="Times New Roman" w:hAnsi="Times New Roman"/>
-          <w:b w:val="0"/>
-          <w:i w:val="0"/>
-          <w:color w:val="333333"/>
-          <w:sz w:val="24"/>
-        </w:rPr>
-        <w:t>Se entrenaron y evaluaron multiples modelos de probabilidad de incumplimiento sobre el conjunto de test out-of-time (276,869 prestamos, periodo 2018-01 a 2020-09). La Tabla 3 resume las metricas de desempeno comparativas.</w:t>
-      </w:r>
-    </w:p>
-    <w:p>
-      <w:pPr>
-        <w:spacing w:before="120"/>
-        <w:jc w:val="center"/>
-      </w:pPr>
-      <w:r>
-        <w:rPr>
-          <w:rFonts w:ascii="Times New Roman" w:hAnsi="Times New Roman"/>
-          <w:i/>
-          <w:color w:val="333333"/>
-          <w:sz w:val="20"/>
-        </w:rPr>
-        <w:t>Tabla 3. Comparacion de modelos PD en el conjunto de test OOT.</w:t>
+        <w:t>El anteproyecto fue evaluado por el docente Andres Felipe Garcia Ospina el 25 de febrero de 2026, con una calificacion final de 4.5/5.0 y concepto 'Aprobado con Ajustes'. La Tabla 3 presenta los criterios de evaluacion, las observaciones del evaluador y las acciones tomadas en esta investigacion para abordar cada punto.</w:t>
       </w:r>
     </w:p>
     <w:tbl>
@@ -1927,16 +1858,1884 @@
         </w:tblBorders>
       </w:tblPr>
       <w:tblGrid>
-        <w:gridCol w:w="1820"/>
-        <w:gridCol w:w="1820"/>
-        <w:gridCol w:w="1820"/>
-        <w:gridCol w:w="1820"/>
-        <w:gridCol w:w="1820"/>
+        <w:gridCol w:w="3033"/>
+        <w:gridCol w:w="3033"/>
+        <w:gridCol w:w="3033"/>
       </w:tblGrid>
       <w:tr>
         <w:tc>
           <w:tcPr>
-            <w:tcW w:type="dxa" w:w="1820"/>
+            <w:tcW w:type="dxa" w:w="3033"/>
+            <w:shd w:fill="0B5ED7" w:val="clear"/>
+          </w:tcPr>
+          <w:p>
+            <w:pPr>
+              <w:jc w:val="center"/>
+            </w:pPr>
+            <w:r>
+              <w:rPr>
+                <w:rFonts w:ascii="Times New Roman" w:hAnsi="Times New Roman"/>
+                <w:b/>
+                <w:color w:val="FFFFFF"/>
+                <w:sz w:val="18"/>
+              </w:rPr>
+              <w:t>Criterio (Nota)</w:t>
+            </w:r>
+          </w:p>
+        </w:tc>
+        <w:tc>
+          <w:tcPr>
+            <w:tcW w:type="dxa" w:w="3033"/>
+            <w:shd w:fill="0B5ED7" w:val="clear"/>
+          </w:tcPr>
+          <w:p>
+            <w:pPr>
+              <w:jc w:val="center"/>
+            </w:pPr>
+            <w:r>
+              <w:rPr>
+                <w:rFonts w:ascii="Times New Roman" w:hAnsi="Times New Roman"/>
+                <w:b/>
+                <w:color w:val="FFFFFF"/>
+                <w:sz w:val="18"/>
+              </w:rPr>
+              <w:t>Observacion del Evaluador</w:t>
+            </w:r>
+          </w:p>
+        </w:tc>
+        <w:tc>
+          <w:tcPr>
+            <w:tcW w:type="dxa" w:w="3033"/>
+            <w:shd w:fill="0B5ED7" w:val="clear"/>
+          </w:tcPr>
+          <w:p>
+            <w:pPr>
+              <w:jc w:val="center"/>
+            </w:pPr>
+            <w:r>
+              <w:rPr>
+                <w:rFonts w:ascii="Times New Roman" w:hAnsi="Times New Roman"/>
+                <w:b/>
+                <w:color w:val="FFFFFF"/>
+                <w:sz w:val="18"/>
+              </w:rPr>
+              <w:t>Como se Abordo</w:t>
+            </w:r>
+          </w:p>
+        </w:tc>
+      </w:tr>
+      <w:tr>
+        <w:tc>
+          <w:tcPr>
+            <w:tcW w:type="dxa" w:w="3033"/>
+          </w:tcPr>
+          <w:p>
+            <w:r>
+              <w:rPr>
+                <w:rFonts w:ascii="Times New Roman" w:hAnsi="Times New Roman"/>
+                <w:sz w:val="18"/>
+              </w:rPr>
+              <w:t>1. Pertinencia (4.8)</w:t>
+            </w:r>
+          </w:p>
+        </w:tc>
+        <w:tc>
+          <w:tcPr>
+            <w:tcW w:type="dxa" w:w="3033"/>
+          </w:tcPr>
+          <w:p>
+            <w:r>
+              <w:rPr>
+                <w:rFonts w:ascii="Times New Roman" w:hAnsi="Times New Roman"/>
+                <w:sz w:val="18"/>
+              </w:rPr>
+              <w:t>La propuesta es pertinente en cuanto a la utilidad en el entorno real y esta alineada con las lineas del programa.</w:t>
+            </w:r>
+          </w:p>
+        </w:tc>
+        <w:tc>
+          <w:tcPr>
+            <w:tcW w:type="dxa" w:w="3033"/>
+          </w:tcPr>
+          <w:p>
+            <w:r>
+              <w:rPr>
+                <w:rFonts w:ascii="Times New Roman" w:hAnsi="Times New Roman"/>
+                <w:sz w:val="18"/>
+              </w:rPr>
+              <w:t>Se mantuvo el enfoque original. Los resultados confirman la pertinencia: coberturas conformales &gt;90% y cuantificacion de incertidumbre de $814M en provisiones ECL demuestran impacto real.</w:t>
+            </w:r>
+          </w:p>
+        </w:tc>
+      </w:tr>
+      <w:tr>
+        <w:tc>
+          <w:tcPr>
+            <w:tcW w:type="dxa" w:w="3033"/>
+            <w:shd w:fill="F0F4FA" w:val="clear"/>
+          </w:tcPr>
+          <w:p>
+            <w:r>
+              <w:rPr>
+                <w:rFonts w:ascii="Times New Roman" w:hAnsi="Times New Roman"/>
+                <w:sz w:val="18"/>
+              </w:rPr>
+              <w:t>2. Planteamiento (4.3)</w:t>
+            </w:r>
+          </w:p>
+        </w:tc>
+        <w:tc>
+          <w:tcPr>
+            <w:tcW w:type="dxa" w:w="3033"/>
+            <w:shd w:fill="F0F4FA" w:val="clear"/>
+          </w:tcPr>
+          <w:p>
+            <w:r>
+              <w:rPr>
+                <w:rFonts w:ascii="Times New Roman" w:hAnsi="Times New Roman"/>
+                <w:sz w:val="18"/>
+              </w:rPr>
+              <w:t>El problema esta bien argumentado frente a las deficiencias de las predicciones puntuales. Sin embargo, la formulacion de los objetivos es susceptible de mejora en funcion del alcance realista del proyecto.</w:t>
+            </w:r>
+          </w:p>
+        </w:tc>
+        <w:tc>
+          <w:tcPr>
+            <w:tcW w:type="dxa" w:w="3033"/>
+            <w:shd w:fill="F0F4FA" w:val="clear"/>
+          </w:tcPr>
+          <w:p>
+            <w:r>
+              <w:rPr>
+                <w:rFonts w:ascii="Times New Roman" w:hAnsi="Times New Roman"/>
+                <w:sz w:val="18"/>
+              </w:rPr>
+              <w:t>Se reformularon los 6 objetivos especificos con estructura 'para que / porque / como lo logramos', vinculando cada uno con impacto medible. Se acoto el alcance a CP sobre PD, LGD, EAD e IFRS 9, excluyendo optimizacion robusta e inferencia causal (reservados para maestria).</w:t>
+            </w:r>
+          </w:p>
+        </w:tc>
+      </w:tr>
+      <w:tr>
+        <w:tc>
+          <w:tcPr>
+            <w:tcW w:type="dxa" w:w="3033"/>
+          </w:tcPr>
+          <w:p>
+            <w:r>
+              <w:rPr>
+                <w:rFonts w:ascii="Times New Roman" w:hAnsi="Times New Roman"/>
+                <w:sz w:val="18"/>
+              </w:rPr>
+              <w:t>3. Metodologia (4.6)</w:t>
+            </w:r>
+          </w:p>
+        </w:tc>
+        <w:tc>
+          <w:tcPr>
+            <w:tcW w:type="dxa" w:w="3033"/>
+          </w:tcPr>
+          <w:p>
+            <w:r>
+              <w:rPr>
+                <w:rFonts w:ascii="Times New Roman" w:hAnsi="Times New Roman"/>
+                <w:sz w:val="18"/>
+              </w:rPr>
+              <w:t>El diseno de 6 fases es adecuado e incluye validacion de modelos base frente a calibradores. Sin embargo, el alcance es muy amplio y por ende riesgoso metodologicamente para un solo investigador en el tiempo propuesto.</w:t>
+            </w:r>
+          </w:p>
+        </w:tc>
+        <w:tc>
+          <w:tcPr>
+            <w:tcW w:type="dxa" w:w="3033"/>
+          </w:tcPr>
+          <w:p>
+            <w:r>
+              <w:rPr>
+                <w:rFonts w:ascii="Times New Roman" w:hAnsi="Times New Roman"/>
+                <w:sz w:val="18"/>
+              </w:rPr>
+              <w:t>Se mantuvo la metodologia de 6 fases pero se focalizo el alcance: se trabajo exclusivamente con CatBoost (no XGBoost ni LightGBM comparativo), se selecciono automaticamente el calibrador optimo (Isotonic gano), y se concentro el analisis conformal en Mondrian como variante principal.</w:t>
+            </w:r>
+          </w:p>
+        </w:tc>
+      </w:tr>
+      <w:tr>
+        <w:tc>
+          <w:tcPr>
+            <w:tcW w:type="dxa" w:w="3033"/>
+            <w:shd w:fill="F0F4FA" w:val="clear"/>
+          </w:tcPr>
+          <w:p>
+            <w:r>
+              <w:rPr>
+                <w:rFonts w:ascii="Times New Roman" w:hAnsi="Times New Roman"/>
+                <w:sz w:val="18"/>
+              </w:rPr>
+              <w:t>4. Innovacion (4.7)</w:t>
+            </w:r>
+          </w:p>
+        </w:tc>
+        <w:tc>
+          <w:tcPr>
+            <w:tcW w:type="dxa" w:w="3033"/>
+            <w:shd w:fill="F0F4FA" w:val="clear"/>
+          </w:tcPr>
+          <w:p>
+            <w:r>
+              <w:rPr>
+                <w:rFonts w:ascii="Times New Roman" w:hAnsi="Times New Roman"/>
+                <w:sz w:val="18"/>
+              </w:rPr>
+              <w:t>La propuesta si bien no es 100% original, es novedosa en los elementos que pretende integrar para abordar el problema de estudio.</w:t>
+            </w:r>
+          </w:p>
+        </w:tc>
+        <w:tc>
+          <w:tcPr>
+            <w:tcW w:type="dxa" w:w="3033"/>
+            <w:shd w:fill="F0F4FA" w:val="clear"/>
+          </w:tcPr>
+          <w:p>
+            <w:r>
+              <w:rPr>
+                <w:rFonts w:ascii="Times New Roman" w:hAnsi="Times New Roman"/>
+                <w:sz w:val="18"/>
+              </w:rPr>
+              <w:t>La innovacion se materializo en tres contribuciones: (1) extension de CP a la triada completa PD-LGD-EAD (la literatura solo cubre PD), (2) demostracion de +29pp en cobertura minima con Mondrian vs Global, y (3) propuesta del ancho conformal como senal de SICR para IFRS 9.</w:t>
+            </w:r>
+          </w:p>
+        </w:tc>
+      </w:tr>
+      <w:tr>
+        <w:tc>
+          <w:tcPr>
+            <w:tcW w:type="dxa" w:w="3033"/>
+          </w:tcPr>
+          <w:p>
+            <w:r>
+              <w:rPr>
+                <w:rFonts w:ascii="Times New Roman" w:hAnsi="Times New Roman"/>
+                <w:sz w:val="18"/>
+              </w:rPr>
+              <w:t>5. Viabilidad (3.5)</w:t>
+            </w:r>
+          </w:p>
+        </w:tc>
+        <w:tc>
+          <w:tcPr>
+            <w:tcW w:type="dxa" w:w="3033"/>
+          </w:tcPr>
+          <w:p>
+            <w:r>
+              <w:rPr>
+                <w:rFonts w:ascii="Times New Roman" w:hAnsi="Times New Roman"/>
+                <w:sz w:val="18"/>
+              </w:rPr>
+              <w:t>El cronograma propuesto es muy ajustado para la cantidad de modelos a entrenar, calibrar y someter a simulaciones, lo cual pone en riesgo la culminacion oportuna del proyecto.</w:t>
+            </w:r>
+          </w:p>
+        </w:tc>
+        <w:tc>
+          <w:tcPr>
+            <w:tcW w:type="dxa" w:w="3033"/>
+          </w:tcPr>
+          <w:p>
+            <w:r>
+              <w:rPr>
+                <w:rFonts w:ascii="Times New Roman" w:hAnsi="Times New Roman"/>
+                <w:sz w:val="18"/>
+              </w:rPr>
+              <w:t>Se redujo el alcance siguiendo la recomendacion: en lugar de comparar multiples algoritmos (XGBoost, LightGBM, CatBoost), se selecciono CatBoost como modelo unico por su manejo nativo de NaN y categoricas. Se automatizo la seleccion de calibrador y se priorizo profundidad (4 variantes LGD, backtesting 35 meses) sobre amplitud.</w:t>
+            </w:r>
+          </w:p>
+        </w:tc>
+      </w:tr>
+      <w:tr>
+        <w:tc>
+          <w:tcPr>
+            <w:tcW w:type="dxa" w:w="3033"/>
+            <w:shd w:fill="F0F4FA" w:val="clear"/>
+          </w:tcPr>
+          <w:p>
+            <w:r>
+              <w:rPr>
+                <w:rFonts w:ascii="Times New Roman" w:hAnsi="Times New Roman"/>
+                <w:sz w:val="18"/>
+              </w:rPr>
+              <w:t>6. Comunicacion (4.8)</w:t>
+            </w:r>
+          </w:p>
+        </w:tc>
+        <w:tc>
+          <w:tcPr>
+            <w:tcW w:type="dxa" w:w="3033"/>
+            <w:shd w:fill="F0F4FA" w:val="clear"/>
+          </w:tcPr>
+          <w:p>
+            <w:r>
+              <w:rPr>
+                <w:rFonts w:ascii="Times New Roman" w:hAnsi="Times New Roman"/>
+                <w:sz w:val="18"/>
+              </w:rPr>
+              <w:t>La redaccion y los elementos generales de forma son adecuados.</w:t>
+            </w:r>
+          </w:p>
+        </w:tc>
+        <w:tc>
+          <w:tcPr>
+            <w:tcW w:type="dxa" w:w="3033"/>
+            <w:shd w:fill="F0F4FA" w:val="clear"/>
+          </w:tcPr>
+          <w:p>
+            <w:r>
+              <w:rPr>
+                <w:rFonts w:ascii="Times New Roman" w:hAnsi="Times New Roman"/>
+                <w:sz w:val="18"/>
+              </w:rPr>
+              <w:t>Se mantuvo el estandar de redaccion. Se agrego rigor en la presentacion de resultados con tablas comparativas, pruebas estadisticas formales (Kupiec, Christoffersen) y visualizaciones detalladas por grado.</w:t>
+            </w:r>
+          </w:p>
+        </w:tc>
+      </w:tr>
+    </w:tbl>
+    <w:p>
+      <w:pPr>
+        <w:spacing w:after="240"/>
+        <w:jc w:val="center"/>
+      </w:pPr>
+      <w:r>
+        <w:rPr>
+          <w:rFonts w:ascii="Times New Roman" w:hAnsi="Times New Roman"/>
+          <w:i/>
+          <w:color w:val="333333"/>
+          <w:sz w:val="20"/>
+        </w:rPr>
+        <w:t>Tabla 3. Respuesta a los criterios de evaluacion del anteproyecto.</w:t>
+      </w:r>
+    </w:p>
+    <w:p>
+      <w:pPr>
+        <w:pStyle w:val="Heading2"/>
+      </w:pPr>
+      <w:r>
+        <w:rPr>
+          <w:color w:val="333333"/>
+        </w:rPr>
+        <w:t>6.8 Cambios Metodologicos respecto al Anteproyecto</w:t>
+      </w:r>
+    </w:p>
+    <w:p>
+      <w:pPr>
+        <w:spacing w:after="120"/>
+        <w:ind w:firstLine="709"/>
+        <w:jc w:val="both"/>
+      </w:pPr>
+      <w:r>
+        <w:rPr>
+          <w:rFonts w:ascii="Times New Roman" w:hAnsi="Times New Roman"/>
+          <w:b w:val="0"/>
+          <w:i w:val="0"/>
+          <w:color w:val="333333"/>
+          <w:sz w:val="24"/>
+        </w:rPr>
+        <w:t>Durante la ejecucion del proyecto, se realizaron ajustes metodologicos informados por los resultados experimentales y la retroalimentacion de la evaluacion. La Tabla 4 resume los cambios principales y su justificacion.</w:t>
+      </w:r>
+    </w:p>
+    <w:p>
+      <w:pPr>
+        <w:spacing w:before="120"/>
+        <w:jc w:val="center"/>
+      </w:pPr>
+      <w:r>
+        <w:rPr>
+          <w:rFonts w:ascii="Times New Roman" w:hAnsi="Times New Roman"/>
+          <w:i/>
+          <w:color w:val="333333"/>
+          <w:sz w:val="20"/>
+        </w:rPr>
+        <w:t>Tabla 4. Cambios metodologicos respecto al anteproyecto y su justificacion.</w:t>
+      </w:r>
+    </w:p>
+    <w:tbl>
+      <w:tblPr>
+        <w:tblW w:type="auto" w:w="0"/>
+        <w:jc w:val="center"/>
+        <w:tblLook w:firstColumn="1" w:firstRow="1" w:lastColumn="0" w:lastRow="0" w:noHBand="0" w:noVBand="1" w:val="04A0"/>
+        <w:tblBorders>
+          <w:top w:val="single" w:sz="4" w:space="0" w:color="999999"/>
+          <w:left w:val="single" w:sz="4" w:space="0" w:color="999999"/>
+          <w:bottom w:val="single" w:sz="4" w:space="0" w:color="999999"/>
+          <w:right w:val="single" w:sz="4" w:space="0" w:color="999999"/>
+          <w:insideH w:val="single" w:sz="4" w:space="0" w:color="999999"/>
+          <w:insideV w:val="single" w:sz="4" w:space="0" w:color="999999"/>
+        </w:tblBorders>
+      </w:tblPr>
+      <w:tblGrid>
+        <w:gridCol w:w="2275"/>
+        <w:gridCol w:w="2275"/>
+        <w:gridCol w:w="2275"/>
+        <w:gridCol w:w="2275"/>
+      </w:tblGrid>
+      <w:tr>
+        <w:tc>
+          <w:tcPr>
+            <w:tcW w:type="dxa" w:w="2275"/>
+            <w:shd w:fill="0B5ED7" w:val="clear"/>
+          </w:tcPr>
+          <w:p>
+            <w:pPr>
+              <w:jc w:val="center"/>
+            </w:pPr>
+            <w:r>
+              <w:rPr>
+                <w:rFonts w:ascii="Times New Roman" w:hAnsi="Times New Roman"/>
+                <w:b/>
+                <w:color w:val="FFFFFF"/>
+                <w:sz w:val="20"/>
+              </w:rPr>
+              <w:t>Aspecto</w:t>
+            </w:r>
+          </w:p>
+        </w:tc>
+        <w:tc>
+          <w:tcPr>
+            <w:tcW w:type="dxa" w:w="2275"/>
+            <w:shd w:fill="0B5ED7" w:val="clear"/>
+          </w:tcPr>
+          <w:p>
+            <w:pPr>
+              <w:jc w:val="center"/>
+            </w:pPr>
+            <w:r>
+              <w:rPr>
+                <w:rFonts w:ascii="Times New Roman" w:hAnsi="Times New Roman"/>
+                <w:b/>
+                <w:color w:val="FFFFFF"/>
+                <w:sz w:val="20"/>
+              </w:rPr>
+              <w:t>Anteproyecto</w:t>
+            </w:r>
+          </w:p>
+        </w:tc>
+        <w:tc>
+          <w:tcPr>
+            <w:tcW w:type="dxa" w:w="2275"/>
+            <w:shd w:fill="0B5ED7" w:val="clear"/>
+          </w:tcPr>
+          <w:p>
+            <w:pPr>
+              <w:jc w:val="center"/>
+            </w:pPr>
+            <w:r>
+              <w:rPr>
+                <w:rFonts w:ascii="Times New Roman" w:hAnsi="Times New Roman"/>
+                <w:b/>
+                <w:color w:val="FFFFFF"/>
+                <w:sz w:val="20"/>
+              </w:rPr>
+              <w:t>Implementacion Final</w:t>
+            </w:r>
+          </w:p>
+        </w:tc>
+        <w:tc>
+          <w:tcPr>
+            <w:tcW w:type="dxa" w:w="2275"/>
+            <w:shd w:fill="0B5ED7" w:val="clear"/>
+          </w:tcPr>
+          <w:p>
+            <w:pPr>
+              <w:jc w:val="center"/>
+            </w:pPr>
+            <w:r>
+              <w:rPr>
+                <w:rFonts w:ascii="Times New Roman" w:hAnsi="Times New Roman"/>
+                <w:b/>
+                <w:color w:val="FFFFFF"/>
+                <w:sz w:val="20"/>
+              </w:rPr>
+              <w:t>Razon del Cambio</w:t>
+            </w:r>
+          </w:p>
+        </w:tc>
+      </w:tr>
+      <w:tr>
+        <w:tc>
+          <w:tcPr>
+            <w:tcW w:type="dxa" w:w="2275"/>
+          </w:tcPr>
+          <w:p>
+            <w:pPr>
+              <w:jc w:val="center"/>
+            </w:pPr>
+            <w:r>
+              <w:rPr>
+                <w:rFonts w:ascii="Times New Roman" w:hAnsi="Times New Roman"/>
+                <w:sz w:val="20"/>
+              </w:rPr>
+              <w:t>Modelo base PD</w:t>
+            </w:r>
+          </w:p>
+        </w:tc>
+        <w:tc>
+          <w:tcPr>
+            <w:tcW w:type="dxa" w:w="2275"/>
+          </w:tcPr>
+          <w:p>
+            <w:pPr>
+              <w:jc w:val="center"/>
+            </w:pPr>
+            <w:r>
+              <w:rPr>
+                <w:rFonts w:ascii="Times New Roman" w:hAnsi="Times New Roman"/>
+                <w:sz w:val="20"/>
+              </w:rPr>
+              <w:t>XGBoost como modelo principal</w:t>
+            </w:r>
+          </w:p>
+        </w:tc>
+        <w:tc>
+          <w:tcPr>
+            <w:tcW w:type="dxa" w:w="2275"/>
+          </w:tcPr>
+          <w:p>
+            <w:pPr>
+              <w:jc w:val="center"/>
+            </w:pPr>
+            <w:r>
+              <w:rPr>
+                <w:rFonts w:ascii="Times New Roman" w:hAnsi="Times New Roman"/>
+                <w:sz w:val="20"/>
+              </w:rPr>
+              <w:t>CatBoost 1.2.8</w:t>
+            </w:r>
+          </w:p>
+        </w:tc>
+        <w:tc>
+          <w:tcPr>
+            <w:tcW w:type="dxa" w:w="2275"/>
+          </w:tcPr>
+          <w:p>
+            <w:pPr>
+              <w:jc w:val="center"/>
+            </w:pPr>
+            <w:r>
+              <w:rPr>
+                <w:rFonts w:ascii="Times New Roman" w:hAnsi="Times New Roman"/>
+                <w:sz w:val="20"/>
+              </w:rPr>
+              <w:t>CatBoost maneja NaN y categoricas nativamente, evitando pasos de imputacion y encoding que introducen decisiones arbitrarias. Reduce riesgo de data leakage por transformaciones.</w:t>
+            </w:r>
+          </w:p>
+        </w:tc>
+      </w:tr>
+      <w:tr>
+        <w:tc>
+          <w:tcPr>
+            <w:tcW w:type="dxa" w:w="2275"/>
+            <w:shd w:fill="F0F4FA" w:val="clear"/>
+          </w:tcPr>
+          <w:p>
+            <w:pPr>
+              <w:jc w:val="center"/>
+            </w:pPr>
+            <w:r>
+              <w:rPr>
+                <w:rFonts w:ascii="Times New Roman" w:hAnsi="Times New Roman"/>
+                <w:sz w:val="20"/>
+              </w:rPr>
+              <w:t>Alcance de modelos</w:t>
+            </w:r>
+          </w:p>
+        </w:tc>
+        <w:tc>
+          <w:tcPr>
+            <w:tcW w:type="dxa" w:w="2275"/>
+            <w:shd w:fill="F0F4FA" w:val="clear"/>
+          </w:tcPr>
+          <w:p>
+            <w:pPr>
+              <w:jc w:val="center"/>
+            </w:pPr>
+            <w:r>
+              <w:rPr>
+                <w:rFonts w:ascii="Times New Roman" w:hAnsi="Times New Roman"/>
+                <w:sz w:val="20"/>
+              </w:rPr>
+              <w:t>Comparativa de multiples algoritmos (LR, XGBoost, LightGBM, CatBoost)</w:t>
+            </w:r>
+          </w:p>
+        </w:tc>
+        <w:tc>
+          <w:tcPr>
+            <w:tcW w:type="dxa" w:w="2275"/>
+            <w:shd w:fill="F0F4FA" w:val="clear"/>
+          </w:tcPr>
+          <w:p>
+            <w:pPr>
+              <w:jc w:val="center"/>
+            </w:pPr>
+            <w:r>
+              <w:rPr>
+                <w:rFonts w:ascii="Times New Roman" w:hAnsi="Times New Roman"/>
+                <w:sz w:val="20"/>
+              </w:rPr>
+              <w:t>LR (baseline) + CatBoost (campeon)</w:t>
+            </w:r>
+          </w:p>
+        </w:tc>
+        <w:tc>
+          <w:tcPr>
+            <w:tcW w:type="dxa" w:w="2275"/>
+            <w:shd w:fill="F0F4FA" w:val="clear"/>
+          </w:tcPr>
+          <w:p>
+            <w:pPr>
+              <w:jc w:val="center"/>
+            </w:pPr>
+            <w:r>
+              <w:rPr>
+                <w:rFonts w:ascii="Times New Roman" w:hAnsi="Times New Roman"/>
+                <w:sz w:val="20"/>
+              </w:rPr>
+              <w:t>Siguiendo recomendacion del evaluador (viabilidad), se priorizo profundidad en CP sobre amplitud comparativa de algoritmos.</w:t>
+            </w:r>
+          </w:p>
+        </w:tc>
+      </w:tr>
+      <w:tr>
+        <w:tc>
+          <w:tcPr>
+            <w:tcW w:type="dxa" w:w="2275"/>
+          </w:tcPr>
+          <w:p>
+            <w:pPr>
+              <w:jc w:val="center"/>
+            </w:pPr>
+            <w:r>
+              <w:rPr>
+                <w:rFonts w:ascii="Times New Roman" w:hAnsi="Times New Roman"/>
+                <w:sz w:val="20"/>
+              </w:rPr>
+              <w:t>Seleccion calibrador</w:t>
+            </w:r>
+          </w:p>
+        </w:tc>
+        <w:tc>
+          <w:tcPr>
+            <w:tcW w:type="dxa" w:w="2275"/>
+          </w:tcPr>
+          <w:p>
+            <w:pPr>
+              <w:jc w:val="center"/>
+            </w:pPr>
+            <w:r>
+              <w:rPr>
+                <w:rFonts w:ascii="Times New Roman" w:hAnsi="Times New Roman"/>
+                <w:sz w:val="20"/>
+              </w:rPr>
+              <w:t>Evaluacion manual de Platt e Isotonic</w:t>
+            </w:r>
+          </w:p>
+        </w:tc>
+        <w:tc>
+          <w:tcPr>
+            <w:tcW w:type="dxa" w:w="2275"/>
+          </w:tcPr>
+          <w:p>
+            <w:pPr>
+              <w:jc w:val="center"/>
+            </w:pPr>
+            <w:r>
+              <w:rPr>
+                <w:rFonts w:ascii="Times New Roman" w:hAnsi="Times New Roman"/>
+                <w:sz w:val="20"/>
+              </w:rPr>
+              <w:t>Politica automatica multi-fold temporal</w:t>
+            </w:r>
+          </w:p>
+        </w:tc>
+        <w:tc>
+          <w:tcPr>
+            <w:tcW w:type="dxa" w:w="2275"/>
+          </w:tcPr>
+          <w:p>
+            <w:pPr>
+              <w:jc w:val="center"/>
+            </w:pPr>
+            <w:r>
+              <w:rPr>
+                <w:rFonts w:ascii="Times New Roman" w:hAnsi="Times New Roman"/>
+                <w:sz w:val="20"/>
+              </w:rPr>
+              <w:t>La seleccion automatica con 4 folds temporales y criterio Brier + AUC-guard elimina sesgo del investigador. Isotonic gano consistentemente.</w:t>
+            </w:r>
+          </w:p>
+        </w:tc>
+      </w:tr>
+      <w:tr>
+        <w:tc>
+          <w:tcPr>
+            <w:tcW w:type="dxa" w:w="2275"/>
+            <w:shd w:fill="F0F4FA" w:val="clear"/>
+          </w:tcPr>
+          <w:p>
+            <w:pPr>
+              <w:jc w:val="center"/>
+            </w:pPr>
+            <w:r>
+              <w:rPr>
+                <w:rFonts w:ascii="Times New Roman" w:hAnsi="Times New Roman"/>
+                <w:sz w:val="20"/>
+              </w:rPr>
+              <w:t>Variantes LGD</w:t>
+            </w:r>
+          </w:p>
+        </w:tc>
+        <w:tc>
+          <w:tcPr>
+            <w:tcW w:type="dxa" w:w="2275"/>
+            <w:shd w:fill="F0F4FA" w:val="clear"/>
+          </w:tcPr>
+          <w:p>
+            <w:pPr>
+              <w:jc w:val="center"/>
+            </w:pPr>
+            <w:r>
+              <w:rPr>
+                <w:rFonts w:ascii="Times New Roman" w:hAnsi="Times New Roman"/>
+                <w:sz w:val="20"/>
+              </w:rPr>
+              <w:t>Split Conformal unico</w:t>
+            </w:r>
+          </w:p>
+        </w:tc>
+        <w:tc>
+          <w:tcPr>
+            <w:tcW w:type="dxa" w:w="2275"/>
+            <w:shd w:fill="F0F4FA" w:val="clear"/>
+          </w:tcPr>
+          <w:p>
+            <w:pPr>
+              <w:jc w:val="center"/>
+            </w:pPr>
+            <w:r>
+              <w:rPr>
+                <w:rFonts w:ascii="Times New Roman" w:hAnsi="Times New Roman"/>
+                <w:sz w:val="20"/>
+              </w:rPr>
+              <w:t>Benchmark de 4 variantes con guardrails</w:t>
+            </w:r>
+          </w:p>
+        </w:tc>
+        <w:tc>
+          <w:tcPr>
+            <w:tcW w:type="dxa" w:w="2275"/>
+            <w:shd w:fill="F0F4FA" w:val="clear"/>
+          </w:tcPr>
+          <w:p>
+            <w:pPr>
+              <w:jc w:val="center"/>
+            </w:pPr>
+            <w:r>
+              <w:rPr>
+                <w:rFonts w:ascii="Times New Roman" w:hAnsi="Times New Roman"/>
+                <w:sz w:val="20"/>
+              </w:rPr>
+              <w:t>LGD tiene heteroscedasticidad por grado; solo la variante adaptive_grade_temporal paso todos los guardrails de cobertura y eficiencia.</w:t>
+            </w:r>
+          </w:p>
+        </w:tc>
+      </w:tr>
+      <w:tr>
+        <w:tc>
+          <w:tcPr>
+            <w:tcW w:type="dxa" w:w="2275"/>
+          </w:tcPr>
+          <w:p>
+            <w:pPr>
+              <w:jc w:val="center"/>
+            </w:pPr>
+            <w:r>
+              <w:rPr>
+                <w:rFonts w:ascii="Times New Roman" w:hAnsi="Times New Roman"/>
+                <w:sz w:val="20"/>
+              </w:rPr>
+              <w:t>Conformal PD</w:t>
+            </w:r>
+          </w:p>
+        </w:tc>
+        <w:tc>
+          <w:tcPr>
+            <w:tcW w:type="dxa" w:w="2275"/>
+          </w:tcPr>
+          <w:p>
+            <w:pPr>
+              <w:jc w:val="center"/>
+            </w:pPr>
+            <w:r>
+              <w:rPr>
+                <w:rFonts w:ascii="Times New Roman" w:hAnsi="Times New Roman"/>
+                <w:sz w:val="20"/>
+              </w:rPr>
+              <w:t>Split Conformal global</w:t>
+            </w:r>
+          </w:p>
+        </w:tc>
+        <w:tc>
+          <w:tcPr>
+            <w:tcW w:type="dxa" w:w="2275"/>
+          </w:tcPr>
+          <w:p>
+            <w:pPr>
+              <w:jc w:val="center"/>
+            </w:pPr>
+            <w:r>
+              <w:rPr>
+                <w:rFonts w:ascii="Times New Roman" w:hAnsi="Times New Roman"/>
+                <w:sz w:val="20"/>
+              </w:rPr>
+              <w:t>Mondrian por grado (A-G)</w:t>
+            </w:r>
+          </w:p>
+        </w:tc>
+        <w:tc>
+          <w:tcPr>
+            <w:tcW w:type="dxa" w:w="2275"/>
+          </w:tcPr>
+          <w:p>
+            <w:pPr>
+              <w:jc w:val="center"/>
+            </w:pPr>
+            <w:r>
+              <w:rPr>
+                <w:rFonts w:ascii="Times New Roman" w:hAnsi="Times New Roman"/>
+                <w:sz w:val="20"/>
+              </w:rPr>
+              <w:t>Split global mostro 58.69% min cobertura por grado, inaceptable operativamente. Mondrian logro 87.82% (+29pp) con intervalos 21% mas eficientes.</w:t>
+            </w:r>
+          </w:p>
+        </w:tc>
+      </w:tr>
+      <w:tr>
+        <w:tc>
+          <w:tcPr>
+            <w:tcW w:type="dxa" w:w="2275"/>
+            <w:shd w:fill="F0F4FA" w:val="clear"/>
+          </w:tcPr>
+          <w:p>
+            <w:pPr>
+              <w:jc w:val="center"/>
+            </w:pPr>
+            <w:r>
+              <w:rPr>
+                <w:rFonts w:ascii="Times New Roman" w:hAnsi="Times New Roman"/>
+                <w:sz w:val="20"/>
+              </w:rPr>
+              <w:t>Libreria conformal</w:t>
+            </w:r>
+          </w:p>
+        </w:tc>
+        <w:tc>
+          <w:tcPr>
+            <w:tcW w:type="dxa" w:w="2275"/>
+            <w:shd w:fill="F0F4FA" w:val="clear"/>
+          </w:tcPr>
+          <w:p>
+            <w:pPr>
+              <w:jc w:val="center"/>
+            </w:pPr>
+            <w:r>
+              <w:rPr>
+                <w:rFonts w:ascii="Times New Roman" w:hAnsi="Times New Roman"/>
+                <w:sz w:val="20"/>
+              </w:rPr>
+              <w:t>MAPIE (version no especificada)</w:t>
+            </w:r>
+          </w:p>
+        </w:tc>
+        <w:tc>
+          <w:tcPr>
+            <w:tcW w:type="dxa" w:w="2275"/>
+            <w:shd w:fill="F0F4FA" w:val="clear"/>
+          </w:tcPr>
+          <w:p>
+            <w:pPr>
+              <w:jc w:val="center"/>
+            </w:pPr>
+            <w:r>
+              <w:rPr>
+                <w:rFonts w:ascii="Times New Roman" w:hAnsi="Times New Roman"/>
+                <w:sz w:val="20"/>
+              </w:rPr>
+              <w:t>MAPIE 1.3.0 (SplitConformalRegressor)</w:t>
+            </w:r>
+          </w:p>
+        </w:tc>
+        <w:tc>
+          <w:tcPr>
+            <w:tcW w:type="dxa" w:w="2275"/>
+            <w:shd w:fill="F0F4FA" w:val="clear"/>
+          </w:tcPr>
+          <w:p>
+            <w:pPr>
+              <w:jc w:val="center"/>
+            </w:pPr>
+            <w:r>
+              <w:rPr>
+                <w:rFonts w:ascii="Times New Roman" w:hAnsi="Times New Roman"/>
+                <w:sz w:val="20"/>
+              </w:rPr>
+              <w:t>Migracion a API v1.3.0 con SplitConformalRegressor y ProbabilityRegressor wrapper, siguiendo la documentacion oficial actualizada.</w:t>
+            </w:r>
+          </w:p>
+        </w:tc>
+      </w:tr>
+    </w:tbl>
+    <w:p/>
+    <w:p>
+      <w:r>
+        <w:br w:type="page"/>
+      </w:r>
+    </w:p>
+    <w:p>
+      <w:pPr>
+        <w:pStyle w:val="Heading1"/>
+      </w:pPr>
+      <w:r>
+        <w:rPr>
+          <w:color w:val="333333"/>
+        </w:rPr>
+        <w:t>7. CONSIDERACIONES ETICAS</w:t>
+      </w:r>
+    </w:p>
+    <w:p>
+      <w:pPr>
+        <w:spacing w:after="120"/>
+        <w:ind w:firstLine="709"/>
+        <w:jc w:val="both"/>
+      </w:pPr>
+      <w:r>
+        <w:rPr>
+          <w:rFonts w:ascii="Times New Roman" w:hAnsi="Times New Roman"/>
+          <w:b w:val="0"/>
+          <w:i w:val="0"/>
+          <w:color w:val="333333"/>
+          <w:sz w:val="24"/>
+        </w:rPr>
+        <w:t>La presente investigacion se adhiere a los mas altos estandares de etica en la investigacion cientifica. En cuanto a la privacidad y proteccion de datos, el estudio utiliza exclusivamente datos de acceso publico provenientes de la plataforma LendingClub, previamente anonimizados y sin informacion de identificacion personal (PII). Se adoptaron medidas adicionales para garantizar que ningun analisis individual pueda conducir a la re-identificacion de deudores, siguiendo las directrices de la Ley de Proteccion de Datos Personales de Colombia (Ley 1581 de 2012).</w:t>
+      </w:r>
+    </w:p>
+    <w:p>
+      <w:pPr>
+        <w:spacing w:after="120"/>
+        <w:ind w:firstLine="709"/>
+        <w:jc w:val="both"/>
+      </w:pPr>
+      <w:r>
+        <w:rPr>
+          <w:rFonts w:ascii="Times New Roman" w:hAnsi="Times New Roman"/>
+          <w:b w:val="0"/>
+          <w:i w:val="0"/>
+          <w:color w:val="333333"/>
+          <w:sz w:val="24"/>
+        </w:rPr>
+        <w:t>En terminos de transparencia y reproducibilidad, todo el codigo fuente, los notebooks de experimentacion y los resultados intermedios fueron documentados para permitir la reproduccion completa por terceros. Se reportaron tanto los resultados positivos como las limitaciones, incluyendo alertas de cobertura que no pasaron todos los checks estadisticos. La integridad academica se garantiza mediante el uso riguroso de referencias bibliograficas y el cumplimiento de las normas de citacion.</w:t>
+      </w:r>
+    </w:p>
+    <w:p>
+      <w:r>
+        <w:br w:type="page"/>
+      </w:r>
+    </w:p>
+    <w:p>
+      <w:pPr>
+        <w:pStyle w:val="Heading1"/>
+      </w:pPr>
+      <w:r>
+        <w:rPr>
+          <w:color w:val="333333"/>
+        </w:rPr>
+        <w:t>8. RESULTADOS</w:t>
+      </w:r>
+    </w:p>
+    <w:p>
+      <w:pPr>
+        <w:spacing w:after="120"/>
+        <w:ind w:firstLine="709"/>
+        <w:jc w:val="both"/>
+      </w:pPr>
+      <w:r>
+        <w:rPr>
+          <w:rFonts w:ascii="Times New Roman" w:hAnsi="Times New Roman"/>
+          <w:b w:val="0"/>
+          <w:i w:val="0"/>
+          <w:color w:val="333333"/>
+          <w:sz w:val="24"/>
+        </w:rPr>
+        <w:t>A continuacion se presentan los resultados obtenidos, organizados desde el analisis exploratorio de datos hasta el impacto regulatorio en provisiones IFRS 9. Todos los resultados corresponden a evaluaciones sobre el conjunto de test out-of-time (276,869 prestamos, periodo 2018-01 a 2020-09), a menos que se indique lo contrario.</w:t>
+      </w:r>
+    </w:p>
+    <w:p>
+      <w:pPr>
+        <w:pStyle w:val="Heading2"/>
+      </w:pPr>
+      <w:r>
+        <w:rPr>
+          <w:color w:val="333333"/>
+        </w:rPr>
+        <w:t>8.1 Analisis Exploratorio de Datos</w:t>
+      </w:r>
+    </w:p>
+    <w:p>
+      <w:pPr>
+        <w:spacing w:after="120"/>
+        <w:ind w:firstLine="709"/>
+        <w:jc w:val="both"/>
+      </w:pPr>
+      <w:r>
+        <w:rPr>
+          <w:rFonts w:ascii="Times New Roman" w:hAnsi="Times New Roman"/>
+          <w:b w:val="0"/>
+          <w:i w:val="0"/>
+          <w:color w:val="333333"/>
+          <w:sz w:val="24"/>
+        </w:rPr>
+        <w:t>El dataset de LendingClub contiene prestamos originados entre 2007 y 2020, con un gradiente de riesgo claro por grado de riesgo asignado por la plataforma. La Tabla 5 muestra la distribucion de prestamos y la tasa de default por grado en el conjunto de entrenamiento, confirmando la senal economica del riesgo.</w:t>
+      </w:r>
+    </w:p>
+    <w:p>
+      <w:pPr>
+        <w:spacing w:before="120"/>
+        <w:jc w:val="center"/>
+      </w:pPr>
+      <w:r>
+        <w:rPr>
+          <w:rFonts w:ascii="Times New Roman" w:hAnsi="Times New Roman"/>
+          <w:i/>
+          <w:color w:val="333333"/>
+          <w:sz w:val="20"/>
+        </w:rPr>
+        <w:t>Tabla 5. Distribucion de prestamos y tasa de default por grado de riesgo (conjunto de entrenamiento).</w:t>
+      </w:r>
+    </w:p>
+    <w:tbl>
+      <w:tblPr>
+        <w:tblW w:type="auto" w:w="0"/>
+        <w:jc w:val="center"/>
+        <w:tblLook w:firstColumn="1" w:firstRow="1" w:lastColumn="0" w:lastRow="0" w:noHBand="0" w:noVBand="1" w:val="04A0"/>
+        <w:tblBorders>
+          <w:top w:val="single" w:sz="4" w:space="0" w:color="999999"/>
+          <w:left w:val="single" w:sz="4" w:space="0" w:color="999999"/>
+          <w:bottom w:val="single" w:sz="4" w:space="0" w:color="999999"/>
+          <w:right w:val="single" w:sz="4" w:space="0" w:color="999999"/>
+          <w:insideH w:val="single" w:sz="4" w:space="0" w:color="999999"/>
+          <w:insideV w:val="single" w:sz="4" w:space="0" w:color="999999"/>
+        </w:tblBorders>
+      </w:tblPr>
+      <w:tblGrid>
+        <w:gridCol w:w="2275"/>
+        <w:gridCol w:w="2275"/>
+        <w:gridCol w:w="2275"/>
+        <w:gridCol w:w="2275"/>
+      </w:tblGrid>
+      <w:tr>
+        <w:tc>
+          <w:tcPr>
+            <w:tcW w:type="dxa" w:w="2275"/>
+            <w:shd w:fill="0B5ED7" w:val="clear"/>
+          </w:tcPr>
+          <w:p>
+            <w:pPr>
+              <w:jc w:val="center"/>
+            </w:pPr>
+            <w:r>
+              <w:rPr>
+                <w:rFonts w:ascii="Times New Roman" w:hAnsi="Times New Roman"/>
+                <w:b/>
+                <w:color w:val="FFFFFF"/>
+                <w:sz w:val="20"/>
+              </w:rPr>
+              <w:t>Grado</w:t>
+            </w:r>
+          </w:p>
+        </w:tc>
+        <w:tc>
+          <w:tcPr>
+            <w:tcW w:type="dxa" w:w="2275"/>
+            <w:shd w:fill="0B5ED7" w:val="clear"/>
+          </w:tcPr>
+          <w:p>
+            <w:pPr>
+              <w:jc w:val="center"/>
+            </w:pPr>
+            <w:r>
+              <w:rPr>
+                <w:rFonts w:ascii="Times New Roman" w:hAnsi="Times New Roman"/>
+                <w:b/>
+                <w:color w:val="FFFFFF"/>
+                <w:sz w:val="20"/>
+              </w:rPr>
+              <w:t>Prestamos</w:t>
+            </w:r>
+          </w:p>
+        </w:tc>
+        <w:tc>
+          <w:tcPr>
+            <w:tcW w:type="dxa" w:w="2275"/>
+            <w:shd w:fill="0B5ED7" w:val="clear"/>
+          </w:tcPr>
+          <w:p>
+            <w:pPr>
+              <w:jc w:val="center"/>
+            </w:pPr>
+            <w:r>
+              <w:rPr>
+                <w:rFonts w:ascii="Times New Roman" w:hAnsi="Times New Roman"/>
+                <w:b/>
+                <w:color w:val="FFFFFF"/>
+                <w:sz w:val="20"/>
+              </w:rPr>
+              <w:t>Tasa Default</w:t>
+            </w:r>
+          </w:p>
+        </w:tc>
+        <w:tc>
+          <w:tcPr>
+            <w:tcW w:type="dxa" w:w="2275"/>
+            <w:shd w:fill="0B5ED7" w:val="clear"/>
+          </w:tcPr>
+          <w:p>
+            <w:pPr>
+              <w:jc w:val="center"/>
+            </w:pPr>
+            <w:r>
+              <w:rPr>
+                <w:rFonts w:ascii="Times New Roman" w:hAnsi="Times New Roman"/>
+                <w:b/>
+                <w:color w:val="FFFFFF"/>
+                <w:sz w:val="20"/>
+              </w:rPr>
+              <w:t>Tasa Interes Prom.</w:t>
+            </w:r>
+          </w:p>
+        </w:tc>
+      </w:tr>
+      <w:tr>
+        <w:tc>
+          <w:tcPr>
+            <w:tcW w:type="dxa" w:w="2275"/>
+          </w:tcPr>
+          <w:p>
+            <w:pPr>
+              <w:jc w:val="center"/>
+            </w:pPr>
+            <w:r>
+              <w:rPr>
+                <w:rFonts w:ascii="Times New Roman" w:hAnsi="Times New Roman"/>
+                <w:sz w:val="20"/>
+              </w:rPr>
+              <w:t>A</w:t>
+            </w:r>
+          </w:p>
+        </w:tc>
+        <w:tc>
+          <w:tcPr>
+            <w:tcW w:type="dxa" w:w="2275"/>
+          </w:tcPr>
+          <w:p>
+            <w:pPr>
+              <w:jc w:val="center"/>
+            </w:pPr>
+            <w:r>
+              <w:rPr>
+                <w:rFonts w:ascii="Times New Roman" w:hAnsi="Times New Roman"/>
+                <w:sz w:val="20"/>
+              </w:rPr>
+              <w:t>229,809</w:t>
+            </w:r>
+          </w:p>
+        </w:tc>
+        <w:tc>
+          <w:tcPr>
+            <w:tcW w:type="dxa" w:w="2275"/>
+          </w:tcPr>
+          <w:p>
+            <w:pPr>
+              <w:jc w:val="center"/>
+            </w:pPr>
+            <w:r>
+              <w:rPr>
+                <w:rFonts w:ascii="Times New Roman" w:hAnsi="Times New Roman"/>
+                <w:sz w:val="20"/>
+              </w:rPr>
+              <w:t>5.63%</w:t>
+            </w:r>
+          </w:p>
+        </w:tc>
+        <w:tc>
+          <w:tcPr>
+            <w:tcW w:type="dxa" w:w="2275"/>
+          </w:tcPr>
+          <w:p>
+            <w:pPr>
+              <w:jc w:val="center"/>
+            </w:pPr>
+            <w:r>
+              <w:rPr>
+                <w:rFonts w:ascii="Times New Roman" w:hAnsi="Times New Roman"/>
+                <w:sz w:val="20"/>
+              </w:rPr>
+              <w:t>7.2%</w:t>
+            </w:r>
+          </w:p>
+        </w:tc>
+      </w:tr>
+      <w:tr>
+        <w:tc>
+          <w:tcPr>
+            <w:tcW w:type="dxa" w:w="2275"/>
+            <w:shd w:fill="F0F4FA" w:val="clear"/>
+          </w:tcPr>
+          <w:p>
+            <w:pPr>
+              <w:jc w:val="center"/>
+            </w:pPr>
+            <w:r>
+              <w:rPr>
+                <w:rFonts w:ascii="Times New Roman" w:hAnsi="Times New Roman"/>
+                <w:sz w:val="20"/>
+              </w:rPr>
+              <w:t>B</w:t>
+            </w:r>
+          </w:p>
+        </w:tc>
+        <w:tc>
+          <w:tcPr>
+            <w:tcW w:type="dxa" w:w="2275"/>
+            <w:shd w:fill="F0F4FA" w:val="clear"/>
+          </w:tcPr>
+          <w:p>
+            <w:pPr>
+              <w:jc w:val="center"/>
+            </w:pPr>
+            <w:r>
+              <w:rPr>
+                <w:rFonts w:ascii="Times New Roman" w:hAnsi="Times New Roman"/>
+                <w:sz w:val="20"/>
+              </w:rPr>
+              <w:t>401,151</w:t>
+            </w:r>
+          </w:p>
+        </w:tc>
+        <w:tc>
+          <w:tcPr>
+            <w:tcW w:type="dxa" w:w="2275"/>
+            <w:shd w:fill="F0F4FA" w:val="clear"/>
+          </w:tcPr>
+          <w:p>
+            <w:pPr>
+              <w:jc w:val="center"/>
+            </w:pPr>
+            <w:r>
+              <w:rPr>
+                <w:rFonts w:ascii="Times New Roman" w:hAnsi="Times New Roman"/>
+                <w:sz w:val="20"/>
+              </w:rPr>
+              <w:t>12.29%</w:t>
+            </w:r>
+          </w:p>
+        </w:tc>
+        <w:tc>
+          <w:tcPr>
+            <w:tcW w:type="dxa" w:w="2275"/>
+            <w:shd w:fill="F0F4FA" w:val="clear"/>
+          </w:tcPr>
+          <w:p>
+            <w:pPr>
+              <w:jc w:val="center"/>
+            </w:pPr>
+            <w:r>
+              <w:rPr>
+                <w:rFonts w:ascii="Times New Roman" w:hAnsi="Times New Roman"/>
+                <w:sz w:val="20"/>
+              </w:rPr>
+              <w:t>10.9%</w:t>
+            </w:r>
+          </w:p>
+        </w:tc>
+      </w:tr>
+      <w:tr>
+        <w:tc>
+          <w:tcPr>
+            <w:tcW w:type="dxa" w:w="2275"/>
+          </w:tcPr>
+          <w:p>
+            <w:pPr>
+              <w:jc w:val="center"/>
+            </w:pPr>
+            <w:r>
+              <w:rPr>
+                <w:rFonts w:ascii="Times New Roman" w:hAnsi="Times New Roman"/>
+                <w:sz w:val="20"/>
+              </w:rPr>
+              <w:t>C</w:t>
+            </w:r>
+          </w:p>
+        </w:tc>
+        <w:tc>
+          <w:tcPr>
+            <w:tcW w:type="dxa" w:w="2275"/>
+          </w:tcPr>
+          <w:p>
+            <w:pPr>
+              <w:jc w:val="center"/>
+            </w:pPr>
+            <w:r>
+              <w:rPr>
+                <w:rFonts w:ascii="Times New Roman" w:hAnsi="Times New Roman"/>
+                <w:sz w:val="20"/>
+              </w:rPr>
+              <w:t>383,391</w:t>
+            </w:r>
+          </w:p>
+        </w:tc>
+        <w:tc>
+          <w:tcPr>
+            <w:tcW w:type="dxa" w:w="2275"/>
+          </w:tcPr>
+          <w:p>
+            <w:pPr>
+              <w:jc w:val="center"/>
+            </w:pPr>
+            <w:r>
+              <w:rPr>
+                <w:rFonts w:ascii="Times New Roman" w:hAnsi="Times New Roman"/>
+                <w:sz w:val="20"/>
+              </w:rPr>
+              <w:t>20.64%</w:t>
+            </w:r>
+          </w:p>
+        </w:tc>
+        <w:tc>
+          <w:tcPr>
+            <w:tcW w:type="dxa" w:w="2275"/>
+          </w:tcPr>
+          <w:p>
+            <w:pPr>
+              <w:jc w:val="center"/>
+            </w:pPr>
+            <w:r>
+              <w:rPr>
+                <w:rFonts w:ascii="Times New Roman" w:hAnsi="Times New Roman"/>
+                <w:sz w:val="20"/>
+              </w:rPr>
+              <w:t>14.0%</w:t>
+            </w:r>
+          </w:p>
+        </w:tc>
+      </w:tr>
+      <w:tr>
+        <w:tc>
+          <w:tcPr>
+            <w:tcW w:type="dxa" w:w="2275"/>
+            <w:shd w:fill="F0F4FA" w:val="clear"/>
+          </w:tcPr>
+          <w:p>
+            <w:pPr>
+              <w:jc w:val="center"/>
+            </w:pPr>
+            <w:r>
+              <w:rPr>
+                <w:rFonts w:ascii="Times New Roman" w:hAnsi="Times New Roman"/>
+                <w:sz w:val="20"/>
+              </w:rPr>
+              <w:t>D</w:t>
+            </w:r>
+          </w:p>
+        </w:tc>
+        <w:tc>
+          <w:tcPr>
+            <w:tcW w:type="dxa" w:w="2275"/>
+            <w:shd w:fill="F0F4FA" w:val="clear"/>
+          </w:tcPr>
+          <w:p>
+            <w:pPr>
+              <w:jc w:val="center"/>
+            </w:pPr>
+            <w:r>
+              <w:rPr>
+                <w:rFonts w:ascii="Times New Roman" w:hAnsi="Times New Roman"/>
+                <w:sz w:val="20"/>
+              </w:rPr>
+              <w:t>198,090</w:t>
+            </w:r>
+          </w:p>
+        </w:tc>
+        <w:tc>
+          <w:tcPr>
+            <w:tcW w:type="dxa" w:w="2275"/>
+            <w:shd w:fill="F0F4FA" w:val="clear"/>
+          </w:tcPr>
+          <w:p>
+            <w:pPr>
+              <w:jc w:val="center"/>
+            </w:pPr>
+            <w:r>
+              <w:rPr>
+                <w:rFonts w:ascii="Times New Roman" w:hAnsi="Times New Roman"/>
+                <w:sz w:val="20"/>
+              </w:rPr>
+              <w:t>28.31%</w:t>
+            </w:r>
+          </w:p>
+        </w:tc>
+        <w:tc>
+          <w:tcPr>
+            <w:tcW w:type="dxa" w:w="2275"/>
+            <w:shd w:fill="F0F4FA" w:val="clear"/>
+          </w:tcPr>
+          <w:p>
+            <w:pPr>
+              <w:jc w:val="center"/>
+            </w:pPr>
+            <w:r>
+              <w:rPr>
+                <w:rFonts w:ascii="Times New Roman" w:hAnsi="Times New Roman"/>
+                <w:sz w:val="20"/>
+              </w:rPr>
+              <w:t>17.7%</w:t>
+            </w:r>
+          </w:p>
+        </w:tc>
+      </w:tr>
+      <w:tr>
+        <w:tc>
+          <w:tcPr>
+            <w:tcW w:type="dxa" w:w="2275"/>
+          </w:tcPr>
+          <w:p>
+            <w:pPr>
+              <w:jc w:val="center"/>
+            </w:pPr>
+            <w:r>
+              <w:rPr>
+                <w:rFonts w:ascii="Times New Roman" w:hAnsi="Times New Roman"/>
+                <w:sz w:val="20"/>
+              </w:rPr>
+              <w:t>E</w:t>
+            </w:r>
+          </w:p>
+        </w:tc>
+        <w:tc>
+          <w:tcPr>
+            <w:tcW w:type="dxa" w:w="2275"/>
+          </w:tcPr>
+          <w:p>
+            <w:pPr>
+              <w:jc w:val="center"/>
+            </w:pPr>
+            <w:r>
+              <w:rPr>
+                <w:rFonts w:ascii="Times New Roman" w:hAnsi="Times New Roman"/>
+                <w:sz w:val="20"/>
+              </w:rPr>
+              <w:t>94,233</w:t>
+            </w:r>
+          </w:p>
+        </w:tc>
+        <w:tc>
+          <w:tcPr>
+            <w:tcW w:type="dxa" w:w="2275"/>
+          </w:tcPr>
+          <w:p>
+            <w:pPr>
+              <w:jc w:val="center"/>
+            </w:pPr>
+            <w:r>
+              <w:rPr>
+                <w:rFonts w:ascii="Times New Roman" w:hAnsi="Times New Roman"/>
+                <w:sz w:val="20"/>
+              </w:rPr>
+              <w:t>36.47%</w:t>
+            </w:r>
+          </w:p>
+        </w:tc>
+        <w:tc>
+          <w:tcPr>
+            <w:tcW w:type="dxa" w:w="2275"/>
+          </w:tcPr>
+          <w:p>
+            <w:pPr>
+              <w:jc w:val="center"/>
+            </w:pPr>
+            <w:r>
+              <w:rPr>
+                <w:rFonts w:ascii="Times New Roman" w:hAnsi="Times New Roman"/>
+                <w:sz w:val="20"/>
+              </w:rPr>
+              <w:t>21.0%</w:t>
+            </w:r>
+          </w:p>
+        </w:tc>
+      </w:tr>
+      <w:tr>
+        <w:tc>
+          <w:tcPr>
+            <w:tcW w:type="dxa" w:w="2275"/>
+            <w:shd w:fill="F0F4FA" w:val="clear"/>
+          </w:tcPr>
+          <w:p>
+            <w:pPr>
+              <w:jc w:val="center"/>
+            </w:pPr>
+            <w:r>
+              <w:rPr>
+                <w:rFonts w:ascii="Times New Roman" w:hAnsi="Times New Roman"/>
+                <w:sz w:val="20"/>
+              </w:rPr>
+              <w:t>F</w:t>
+            </w:r>
+          </w:p>
+        </w:tc>
+        <w:tc>
+          <w:tcPr>
+            <w:tcW w:type="dxa" w:w="2275"/>
+            <w:shd w:fill="F0F4FA" w:val="clear"/>
+          </w:tcPr>
+          <w:p>
+            <w:pPr>
+              <w:jc w:val="center"/>
+            </w:pPr>
+            <w:r>
+              <w:rPr>
+                <w:rFonts w:ascii="Times New Roman" w:hAnsi="Times New Roman"/>
+                <w:sz w:val="20"/>
+              </w:rPr>
+              <w:t>31,748</w:t>
+            </w:r>
+          </w:p>
+        </w:tc>
+        <w:tc>
+          <w:tcPr>
+            <w:tcW w:type="dxa" w:w="2275"/>
+            <w:shd w:fill="F0F4FA" w:val="clear"/>
+          </w:tcPr>
+          <w:p>
+            <w:pPr>
+              <w:jc w:val="center"/>
+            </w:pPr>
+            <w:r>
+              <w:rPr>
+                <w:rFonts w:ascii="Times New Roman" w:hAnsi="Times New Roman"/>
+                <w:sz w:val="20"/>
+              </w:rPr>
+              <w:t>43.44%</w:t>
+            </w:r>
+          </w:p>
+        </w:tc>
+        <w:tc>
+          <w:tcPr>
+            <w:tcW w:type="dxa" w:w="2275"/>
+            <w:shd w:fill="F0F4FA" w:val="clear"/>
+          </w:tcPr>
+          <w:p>
+            <w:pPr>
+              <w:jc w:val="center"/>
+            </w:pPr>
+            <w:r>
+              <w:rPr>
+                <w:rFonts w:ascii="Times New Roman" w:hAnsi="Times New Roman"/>
+                <w:sz w:val="20"/>
+              </w:rPr>
+              <w:t>24.5%</w:t>
+            </w:r>
+          </w:p>
+        </w:tc>
+      </w:tr>
+      <w:tr>
+        <w:tc>
+          <w:tcPr>
+            <w:tcW w:type="dxa" w:w="2275"/>
+          </w:tcPr>
+          <w:p>
+            <w:pPr>
+              <w:jc w:val="center"/>
+            </w:pPr>
+            <w:r>
+              <w:rPr>
+                <w:rFonts w:ascii="Times New Roman" w:hAnsi="Times New Roman"/>
+                <w:sz w:val="20"/>
+              </w:rPr>
+              <w:t>G</w:t>
+            </w:r>
+          </w:p>
+        </w:tc>
+        <w:tc>
+          <w:tcPr>
+            <w:tcW w:type="dxa" w:w="2275"/>
+          </w:tcPr>
+          <w:p>
+            <w:pPr>
+              <w:jc w:val="center"/>
+            </w:pPr>
+            <w:r>
+              <w:rPr>
+                <w:rFonts w:ascii="Times New Roman" w:hAnsi="Times New Roman"/>
+                <w:sz w:val="20"/>
+              </w:rPr>
+              <w:t>7,889</w:t>
+            </w:r>
+          </w:p>
+        </w:tc>
+        <w:tc>
+          <w:tcPr>
+            <w:tcW w:type="dxa" w:w="2275"/>
+          </w:tcPr>
+          <w:p>
+            <w:pPr>
+              <w:jc w:val="center"/>
+            </w:pPr>
+            <w:r>
+              <w:rPr>
+                <w:rFonts w:ascii="Times New Roman" w:hAnsi="Times New Roman"/>
+                <w:sz w:val="20"/>
+              </w:rPr>
+              <w:t>47.71%</w:t>
+            </w:r>
+          </w:p>
+        </w:tc>
+        <w:tc>
+          <w:tcPr>
+            <w:tcW w:type="dxa" w:w="2275"/>
+          </w:tcPr>
+          <w:p>
+            <w:pPr>
+              <w:jc w:val="center"/>
+            </w:pPr>
+            <w:r>
+              <w:rPr>
+                <w:rFonts w:ascii="Times New Roman" w:hAnsi="Times New Roman"/>
+                <w:sz w:val="20"/>
+              </w:rPr>
+              <w:t>27.0%</w:t>
+            </w:r>
+          </w:p>
+        </w:tc>
+      </w:tr>
+    </w:tbl>
+    <w:p/>
+    <w:p>
+      <w:pPr>
+        <w:spacing w:after="120"/>
+        <w:ind w:firstLine="709"/>
+        <w:jc w:val="both"/>
+      </w:pPr>
+      <w:r>
+        <w:rPr>
+          <w:rFonts w:ascii="Times New Roman" w:hAnsi="Times New Roman"/>
+          <w:b w:val="0"/>
+          <w:i w:val="0"/>
+          <w:color w:val="333333"/>
+          <w:sz w:val="24"/>
+        </w:rPr>
+        <w:t>El gradiente de default escala monotonicamente de A (5.63%) a G (47.71%), lo que confirma que el grado de riesgo captura una senal economica real y no solo volumen. La relacion entre grado y tasa de interes promedio revela el mecanismo de pricing por riesgo de la plataforma: los grados mas riesgosos (F, G) pagan tasas 3.5 veces superiores a los grados A. Esta estructura de riesgo hace que el grado sea una variable de particion natural para Mondrian Conformal Prediction, ya que cada segmento tiene un perfil de riesgo significativamente diferente que justifica quantiles de no conformidad independientes.</w:t>
+      </w:r>
+    </w:p>
+    <w:p>
+      <w:pPr>
+        <w:spacing w:after="120"/>
+        <w:ind w:firstLine="709"/>
+        <w:jc w:val="both"/>
+      </w:pPr>
+      <w:r>
+        <w:rPr>
+          <w:rFonts w:ascii="Times New Roman" w:hAnsi="Times New Roman"/>
+          <w:b w:val="0"/>
+          <w:i w:val="0"/>
+          <w:color w:val="333333"/>
+          <w:sz w:val="24"/>
+        </w:rPr>
+        <w:t>En terminos de composicion, el 74.6% de los prestamos son a 36 meses (1.00M) y el 25.4% a 60 meses (340K). Los grados A y B concentran el 46.9% del volumen, mientras que F y G representan solo el 2.9%, lo que implica que el enfoque global de conformal estara dominado por los grados con mas volumen, potencialmente subatendiendo los grados minoritarios. Las variables con mayor proporcion de valores faltantes incluyen mths_since_last_delinq (51.6%) y mths_since_last_record (84.3%), patron tipico en datos crediticios donde la ausencia indica que el evento no ha ocurrido.</w:t>
+      </w:r>
+    </w:p>
+    <w:p>
+      <w:pPr>
+        <w:jc w:val="center"/>
+      </w:pPr>
+      <w:r>
+        <w:drawing>
+          <wp:inline xmlns:a="http://schemas.openxmlformats.org/drawingml/2006/main" xmlns:pic="http://schemas.openxmlformats.org/drawingml/2006/picture">
+            <wp:extent cx="4114800" cy="1337156"/>
+            <wp:docPr id="4" name="Picture 4"/>
+            <wp:cNvGraphicFramePr>
+              <a:graphicFrameLocks noChangeAspect="1"/>
+            </wp:cNvGraphicFramePr>
+            <a:graphic>
+              <a:graphicData uri="http://schemas.openxmlformats.org/drawingml/2006/picture">
+                <pic:pic>
+                  <pic:nvPicPr>
+                    <pic:cNvPr id="0" name="default_rate_by_grade.png"/>
+                    <pic:cNvPicPr/>
+                  </pic:nvPicPr>
+                  <pic:blipFill>
+                    <a:blip r:embed="rId12"/>
+                    <a:stretch>
+                      <a:fillRect/>
+                    </a:stretch>
+                  </pic:blipFill>
+                  <pic:spPr>
+                    <a:xfrm>
+                      <a:off x="0" y="0"/>
+                      <a:ext cx="4114800" cy="1337156"/>
+                    </a:xfrm>
+                    <a:prstGeom prst="rect"/>
+                  </pic:spPr>
+                </pic:pic>
+              </a:graphicData>
+            </a:graphic>
+          </wp:inline>
+        </w:drawing>
+      </w:r>
+    </w:p>
+    <w:p>
+      <w:pPr>
+        <w:spacing w:after="240"/>
+        <w:jc w:val="center"/>
+      </w:pPr>
+      <w:r>
+        <w:rPr>
+          <w:rFonts w:ascii="Times New Roman" w:hAnsi="Times New Roman"/>
+          <w:i/>
+          <w:color w:val="333333"/>
+          <w:sz w:val="20"/>
+        </w:rPr>
+        <w:t>Figura 3. Tasa de default por grado de riesgo en el conjunto de entrenamiento. El gradiente monotonicamente creciente valida la senal economica del grado.</w:t>
+      </w:r>
+    </w:p>
+    <w:p>
+      <w:pPr>
+        <w:jc w:val="center"/>
+      </w:pPr>
+      <w:r>
+        <w:drawing>
+          <wp:inline xmlns:a="http://schemas.openxmlformats.org/drawingml/2006/main" xmlns:pic="http://schemas.openxmlformats.org/drawingml/2006/picture">
+            <wp:extent cx="4114800" cy="3680679"/>
+            <wp:docPr id="5" name="Picture 5"/>
+            <wp:cNvGraphicFramePr>
+              <a:graphicFrameLocks noChangeAspect="1"/>
+            </wp:cNvGraphicFramePr>
+            <a:graphic>
+              <a:graphicData uri="http://schemas.openxmlformats.org/drawingml/2006/picture">
+                <pic:pic>
+                  <pic:nvPicPr>
+                    <pic:cNvPr id="0" name="correlation_matrix.png"/>
+                    <pic:cNvPicPr/>
+                  </pic:nvPicPr>
+                  <pic:blipFill>
+                    <a:blip r:embed="rId13"/>
+                    <a:stretch>
+                      <a:fillRect/>
+                    </a:stretch>
+                  </pic:blipFill>
+                  <pic:spPr>
+                    <a:xfrm>
+                      <a:off x="0" y="0"/>
+                      <a:ext cx="4114800" cy="3680679"/>
+                    </a:xfrm>
+                    <a:prstGeom prst="rect"/>
+                  </pic:spPr>
+                </pic:pic>
+              </a:graphicData>
+            </a:graphic>
+          </wp:inline>
+        </w:drawing>
+      </w:r>
+    </w:p>
+    <w:p>
+      <w:pPr>
+        <w:spacing w:after="240"/>
+        <w:jc w:val="center"/>
+      </w:pPr>
+      <w:r>
+        <w:rPr>
+          <w:rFonts w:ascii="Times New Roman" w:hAnsi="Times New Roman"/>
+          <w:i/>
+          <w:color w:val="333333"/>
+          <w:sz w:val="20"/>
+        </w:rPr>
+        <w:t>Figura 4. Matriz de correlacion de las principales variables numericas. Se observa alta correlacion entre tasa de interes y grado (r &gt; 0.9), confirmando que ambas capturan la misma senal de riesgo.</w:t>
+      </w:r>
+    </w:p>
+    <w:p>
+      <w:pPr>
+        <w:pStyle w:val="Heading2"/>
+      </w:pPr>
+      <w:r>
+        <w:rPr>
+          <w:color w:val="333333"/>
+        </w:rPr>
+        <w:t>8.2 Desempeno del Modelo de PD</w:t>
+      </w:r>
+    </w:p>
+    <w:p>
+      <w:pPr>
+        <w:spacing w:after="120"/>
+        <w:ind w:firstLine="709"/>
+        <w:jc w:val="both"/>
+      </w:pPr>
+      <w:r>
+        <w:rPr>
+          <w:rFonts w:ascii="Times New Roman" w:hAnsi="Times New Roman"/>
+          <w:b w:val="0"/>
+          <w:i w:val="0"/>
+          <w:color w:val="333333"/>
+          <w:sz w:val="24"/>
+        </w:rPr>
+        <w:t>Se entrenaron y evaluaron dos modelos de PD sobre el conjunto de test OOT. La Tabla 6 resume las metricas comparativas. Las metricas ECE y KS se reportan unicamente para el modelo calibrado final, ya que son las metricas de calidad probabilistica relevantes para la toma de decisiones post-calibracion; para los modelos sin calibrar, el AUC-ROC y Brier Score capturan la capacidad discriminativa y la calidad de las predicciones brutas.</w:t>
+      </w:r>
+    </w:p>
+    <w:p>
+      <w:pPr>
+        <w:spacing w:before="120"/>
+        <w:jc w:val="center"/>
+      </w:pPr>
+      <w:r>
+        <w:rPr>
+          <w:rFonts w:ascii="Times New Roman" w:hAnsi="Times New Roman"/>
+          <w:i/>
+          <w:color w:val="333333"/>
+          <w:sz w:val="20"/>
+        </w:rPr>
+        <w:t>Tabla 6. Comparacion de modelos PD en el conjunto de test OOT (276,869 prestamos).</w:t>
+      </w:r>
+    </w:p>
+    <w:tbl>
+      <w:tblPr>
+        <w:tblW w:type="auto" w:w="0"/>
+        <w:jc w:val="center"/>
+        <w:tblLook w:firstColumn="1" w:firstRow="1" w:lastColumn="0" w:lastRow="0" w:noHBand="0" w:noVBand="1" w:val="04A0"/>
+        <w:tblBorders>
+          <w:top w:val="single" w:sz="4" w:space="0" w:color="999999"/>
+          <w:left w:val="single" w:sz="4" w:space="0" w:color="999999"/>
+          <w:bottom w:val="single" w:sz="4" w:space="0" w:color="999999"/>
+          <w:right w:val="single" w:sz="4" w:space="0" w:color="999999"/>
+          <w:insideH w:val="single" w:sz="4" w:space="0" w:color="999999"/>
+          <w:insideV w:val="single" w:sz="4" w:space="0" w:color="999999"/>
+        </w:tblBorders>
+      </w:tblPr>
+      <w:tblGrid>
+        <w:gridCol w:w="1300"/>
+        <w:gridCol w:w="1300"/>
+        <w:gridCol w:w="1300"/>
+        <w:gridCol w:w="1300"/>
+        <w:gridCol w:w="1300"/>
+        <w:gridCol w:w="1300"/>
+        <w:gridCol w:w="1300"/>
+      </w:tblGrid>
+      <w:tr>
+        <w:tc>
+          <w:tcPr>
+            <w:tcW w:type="dxa" w:w="1300"/>
             <w:shd w:fill="0B5ED7" w:val="clear"/>
           </w:tcPr>
           <w:p>
@@ -1956,7 +3755,7 @@
         </w:tc>
         <w:tc>
           <w:tcPr>
-            <w:tcW w:type="dxa" w:w="1820"/>
+            <w:tcW w:type="dxa" w:w="1300"/>
             <w:shd w:fill="0B5ED7" w:val="clear"/>
           </w:tcPr>
           <w:p>
@@ -1976,7 +3775,7 @@
         </w:tc>
         <w:tc>
           <w:tcPr>
-            <w:tcW w:type="dxa" w:w="1820"/>
+            <w:tcW w:type="dxa" w:w="1300"/>
             <w:shd w:fill="0B5ED7" w:val="clear"/>
           </w:tcPr>
           <w:p>
@@ -1996,7 +3795,7 @@
         </w:tc>
         <w:tc>
           <w:tcPr>
-            <w:tcW w:type="dxa" w:w="1820"/>
+            <w:tcW w:type="dxa" w:w="1300"/>
             <w:shd w:fill="0B5ED7" w:val="clear"/>
           </w:tcPr>
           <w:p>
@@ -2010,13 +3809,13 @@
                 <w:color w:val="FFFFFF"/>
                 <w:sz w:val="20"/>
               </w:rPr>
-              <w:t>Brier Score</w:t>
+              <w:t>Brier</w:t>
             </w:r>
           </w:p>
         </w:tc>
         <w:tc>
           <w:tcPr>
-            <w:tcW w:type="dxa" w:w="1820"/>
+            <w:tcW w:type="dxa" w:w="1300"/>
             <w:shd w:fill="0B5ED7" w:val="clear"/>
           </w:tcPr>
           <w:p>
@@ -2034,11 +3833,51 @@
             </w:r>
           </w:p>
         </w:tc>
+        <w:tc>
+          <w:tcPr>
+            <w:tcW w:type="dxa" w:w="1300"/>
+            <w:shd w:fill="0B5ED7" w:val="clear"/>
+          </w:tcPr>
+          <w:p>
+            <w:pPr>
+              <w:jc w:val="center"/>
+            </w:pPr>
+            <w:r>
+              <w:rPr>
+                <w:rFonts w:ascii="Times New Roman" w:hAnsi="Times New Roman"/>
+                <w:b/>
+                <w:color w:val="FFFFFF"/>
+                <w:sz w:val="20"/>
+              </w:rPr>
+              <w:t>ECE</w:t>
+            </w:r>
+          </w:p>
+        </w:tc>
+        <w:tc>
+          <w:tcPr>
+            <w:tcW w:type="dxa" w:w="1300"/>
+            <w:shd w:fill="0B5ED7" w:val="clear"/>
+          </w:tcPr>
+          <w:p>
+            <w:pPr>
+              <w:jc w:val="center"/>
+            </w:pPr>
+            <w:r>
+              <w:rPr>
+                <w:rFonts w:ascii="Times New Roman" w:hAnsi="Times New Roman"/>
+                <w:b/>
+                <w:color w:val="FFFFFF"/>
+                <w:sz w:val="20"/>
+              </w:rPr>
+              <w:t>KS</w:t>
+            </w:r>
+          </w:p>
+        </w:tc>
       </w:tr>
       <w:tr>
         <w:tc>
           <w:tcPr>
-            <w:tcW w:type="dxa" w:w="1820"/>
+            <w:tcW w:type="dxa" w:w="1300"/>
           </w:tcPr>
           <w:p>
             <w:pPr>
@@ -2049,13 +3888,13 @@
                 <w:rFonts w:ascii="Times New Roman" w:hAnsi="Times New Roman"/>
                 <w:sz w:val="20"/>
               </w:rPr>
-              <w:t>Regresion Logistica</w:t>
+              <w:t>Reg. Logistica</w:t>
             </w:r>
           </w:p>
         </w:tc>
         <w:tc>
           <w:tcPr>
-            <w:tcW w:type="dxa" w:w="1820"/>
+            <w:tcW w:type="dxa" w:w="1300"/>
           </w:tcPr>
           <w:p>
             <w:pPr>
@@ -2066,13 +3905,13 @@
                 <w:rFonts w:ascii="Times New Roman" w:hAnsi="Times New Roman"/>
                 <w:sz w:val="20"/>
               </w:rPr>
-              <w:t>0.6830</w:t>
+              <w:t>0.683</w:t>
             </w:r>
           </w:p>
         </w:tc>
         <w:tc>
           <w:tcPr>
-            <w:tcW w:type="dxa" w:w="1820"/>
+            <w:tcW w:type="dxa" w:w="1300"/>
           </w:tcPr>
           <w:p>
             <w:pPr>
@@ -2083,13 +3922,13 @@
                 <w:rFonts w:ascii="Times New Roman" w:hAnsi="Times New Roman"/>
                 <w:sz w:val="20"/>
               </w:rPr>
-              <w:t>0.3660</w:t>
+              <w:t>0.366</w:t>
             </w:r>
           </w:p>
         </w:tc>
         <w:tc>
           <w:tcPr>
-            <w:tcW w:type="dxa" w:w="1820"/>
+            <w:tcW w:type="dxa" w:w="1300"/>
           </w:tcPr>
           <w:p>
             <w:pPr>
@@ -2100,13 +3939,13 @@
                 <w:rFonts w:ascii="Times New Roman" w:hAnsi="Times New Roman"/>
                 <w:sz w:val="20"/>
               </w:rPr>
-              <w:t>0.2313</w:t>
+              <w:t>0.231</w:t>
             </w:r>
           </w:p>
         </w:tc>
         <w:tc>
           <w:tcPr>
-            <w:tcW w:type="dxa" w:w="1820"/>
+            <w:tcW w:type="dxa" w:w="1300"/>
           </w:tcPr>
           <w:p>
             <w:pPr>
@@ -2117,7 +3956,41 @@
                 <w:rFonts w:ascii="Times New Roman" w:hAnsi="Times New Roman"/>
                 <w:sz w:val="20"/>
               </w:rPr>
-              <w:t>-0.3491</w:t>
+              <w:t>-0.349</w:t>
+            </w:r>
+          </w:p>
+        </w:tc>
+        <w:tc>
+          <w:tcPr>
+            <w:tcW w:type="dxa" w:w="1300"/>
+          </w:tcPr>
+          <w:p>
+            <w:pPr>
+              <w:jc w:val="center"/>
+            </w:pPr>
+            <w:r>
+              <w:rPr>
+                <w:rFonts w:ascii="Times New Roman" w:hAnsi="Times New Roman"/>
+                <w:sz w:val="20"/>
+              </w:rPr>
+              <w:t>—</w:t>
+            </w:r>
+          </w:p>
+        </w:tc>
+        <w:tc>
+          <w:tcPr>
+            <w:tcW w:type="dxa" w:w="1300"/>
+          </w:tcPr>
+          <w:p>
+            <w:pPr>
+              <w:jc w:val="center"/>
+            </w:pPr>
+            <w:r>
+              <w:rPr>
+                <w:rFonts w:ascii="Times New Roman" w:hAnsi="Times New Roman"/>
+                <w:sz w:val="20"/>
+              </w:rPr>
+              <w:t>—</w:t>
             </w:r>
           </w:p>
         </w:tc>
@@ -2125,7 +3998,7 @@
       <w:tr>
         <w:tc>
           <w:tcPr>
-            <w:tcW w:type="dxa" w:w="1820"/>
+            <w:tcW w:type="dxa" w:w="1300"/>
             <w:shd w:fill="F0F4FA" w:val="clear"/>
           </w:tcPr>
           <w:p>
@@ -2143,7 +4016,7 @@
         </w:tc>
         <w:tc>
           <w:tcPr>
-            <w:tcW w:type="dxa" w:w="1820"/>
+            <w:tcW w:type="dxa" w:w="1300"/>
             <w:shd w:fill="F0F4FA" w:val="clear"/>
           </w:tcPr>
           <w:p>
@@ -2155,13 +4028,13 @@
                 <w:rFonts w:ascii="Times New Roman" w:hAnsi="Times New Roman"/>
                 <w:sz w:val="20"/>
               </w:rPr>
-              <w:t>0.7118</w:t>
+              <w:t>0.712</w:t>
             </w:r>
           </w:p>
         </w:tc>
         <w:tc>
           <w:tcPr>
-            <w:tcW w:type="dxa" w:w="1820"/>
+            <w:tcW w:type="dxa" w:w="1300"/>
             <w:shd w:fill="F0F4FA" w:val="clear"/>
           </w:tcPr>
           <w:p>
@@ -2173,13 +4046,13 @@
                 <w:rFonts w:ascii="Times New Roman" w:hAnsi="Times New Roman"/>
                 <w:sz w:val="20"/>
               </w:rPr>
-              <w:t>0.4236</w:t>
+              <w:t>0.424</w:t>
             </w:r>
           </w:p>
         </w:tc>
         <w:tc>
           <w:tcPr>
-            <w:tcW w:type="dxa" w:w="1820"/>
+            <w:tcW w:type="dxa" w:w="1300"/>
             <w:shd w:fill="F0F4FA" w:val="clear"/>
           </w:tcPr>
           <w:p>
@@ -2191,13 +4064,13 @@
                 <w:rFonts w:ascii="Times New Roman" w:hAnsi="Times New Roman"/>
                 <w:sz w:val="20"/>
               </w:rPr>
-              <w:t>0.2076</w:t>
+              <w:t>0.208</w:t>
             </w:r>
           </w:p>
         </w:tc>
         <w:tc>
           <w:tcPr>
-            <w:tcW w:type="dxa" w:w="1820"/>
+            <w:tcW w:type="dxa" w:w="1300"/>
             <w:shd w:fill="F0F4FA" w:val="clear"/>
           </w:tcPr>
           <w:p>
@@ -2209,7 +4082,43 @@
                 <w:rFonts w:ascii="Times New Roman" w:hAnsi="Times New Roman"/>
                 <w:sz w:val="20"/>
               </w:rPr>
-              <w:t>-0.2107</w:t>
+              <w:t>-0.211</w:t>
+            </w:r>
+          </w:p>
+        </w:tc>
+        <w:tc>
+          <w:tcPr>
+            <w:tcW w:type="dxa" w:w="1300"/>
+            <w:shd w:fill="F0F4FA" w:val="clear"/>
+          </w:tcPr>
+          <w:p>
+            <w:pPr>
+              <w:jc w:val="center"/>
+            </w:pPr>
+            <w:r>
+              <w:rPr>
+                <w:rFonts w:ascii="Times New Roman" w:hAnsi="Times New Roman"/>
+                <w:sz w:val="20"/>
+              </w:rPr>
+              <w:t>—</w:t>
+            </w:r>
+          </w:p>
+        </w:tc>
+        <w:tc>
+          <w:tcPr>
+            <w:tcW w:type="dxa" w:w="1300"/>
+            <w:shd w:fill="F0F4FA" w:val="clear"/>
+          </w:tcPr>
+          <w:p>
+            <w:pPr>
+              <w:jc w:val="center"/>
+            </w:pPr>
+            <w:r>
+              <w:rPr>
+                <w:rFonts w:ascii="Times New Roman" w:hAnsi="Times New Roman"/>
+                <w:sz w:val="20"/>
+              </w:rPr>
+              <w:t>—</w:t>
             </w:r>
           </w:p>
         </w:tc>
@@ -2217,7 +4126,7 @@
       <w:tr>
         <w:tc>
           <w:tcPr>
-            <w:tcW w:type="dxa" w:w="1820"/>
+            <w:tcW w:type="dxa" w:w="1300"/>
           </w:tcPr>
           <w:p>
             <w:pPr>
@@ -2234,7 +4143,7 @@
         </w:tc>
         <w:tc>
           <w:tcPr>
-            <w:tcW w:type="dxa" w:w="1820"/>
+            <w:tcW w:type="dxa" w:w="1300"/>
           </w:tcPr>
           <w:p>
             <w:pPr>
@@ -2245,13 +4154,13 @@
                 <w:rFonts w:ascii="Times New Roman" w:hAnsi="Times New Roman"/>
                 <w:sz w:val="20"/>
               </w:rPr>
-              <w:t>0.7118</w:t>
+              <w:t>0.712</w:t>
             </w:r>
           </w:p>
         </w:tc>
         <w:tc>
           <w:tcPr>
-            <w:tcW w:type="dxa" w:w="1820"/>
+            <w:tcW w:type="dxa" w:w="1300"/>
           </w:tcPr>
           <w:p>
             <w:pPr>
@@ -2262,13 +4171,13 @@
                 <w:rFonts w:ascii="Times New Roman" w:hAnsi="Times New Roman"/>
                 <w:sz w:val="20"/>
               </w:rPr>
-              <w:t>0.4236</w:t>
+              <w:t>0.424</w:t>
             </w:r>
           </w:p>
         </w:tc>
         <w:tc>
           <w:tcPr>
-            <w:tcW w:type="dxa" w:w="1820"/>
+            <w:tcW w:type="dxa" w:w="1300"/>
           </w:tcPr>
           <w:p>
             <w:pPr>
@@ -2279,13 +4188,13 @@
                 <w:rFonts w:ascii="Times New Roman" w:hAnsi="Times New Roman"/>
                 <w:sz w:val="20"/>
               </w:rPr>
-              <w:t>0.2076</w:t>
+              <w:t>0.208</w:t>
             </w:r>
           </w:p>
         </w:tc>
         <w:tc>
           <w:tcPr>
-            <w:tcW w:type="dxa" w:w="1820"/>
+            <w:tcW w:type="dxa" w:w="1300"/>
           </w:tcPr>
           <w:p>
             <w:pPr>
@@ -2296,7 +4205,41 @@
                 <w:rFonts w:ascii="Times New Roman" w:hAnsi="Times New Roman"/>
                 <w:sz w:val="20"/>
               </w:rPr>
-              <w:t>-0.2107</w:t>
+              <w:t>-0.211</w:t>
+            </w:r>
+          </w:p>
+        </w:tc>
+        <w:tc>
+          <w:tcPr>
+            <w:tcW w:type="dxa" w:w="1300"/>
+          </w:tcPr>
+          <w:p>
+            <w:pPr>
+              <w:jc w:val="center"/>
+            </w:pPr>
+            <w:r>
+              <w:rPr>
+                <w:rFonts w:ascii="Times New Roman" w:hAnsi="Times New Roman"/>
+                <w:sz w:val="20"/>
+              </w:rPr>
+              <w:t>—</w:t>
+            </w:r>
+          </w:p>
+        </w:tc>
+        <w:tc>
+          <w:tcPr>
+            <w:tcW w:type="dxa" w:w="1300"/>
+          </w:tcPr>
+          <w:p>
+            <w:pPr>
+              <w:jc w:val="center"/>
+            </w:pPr>
+            <w:r>
+              <w:rPr>
+                <w:rFonts w:ascii="Times New Roman" w:hAnsi="Times New Roman"/>
+                <w:sz w:val="20"/>
+              </w:rPr>
+              <w:t>—</w:t>
             </w:r>
           </w:p>
         </w:tc>
@@ -2304,7 +4247,7 @@
       <w:tr>
         <w:tc>
           <w:tcPr>
-            <w:tcW w:type="dxa" w:w="1820"/>
+            <w:tcW w:type="dxa" w:w="1300"/>
             <w:shd w:fill="F0F4FA" w:val="clear"/>
           </w:tcPr>
           <w:p>
@@ -2322,7 +4265,7 @@
         </w:tc>
         <w:tc>
           <w:tcPr>
-            <w:tcW w:type="dxa" w:w="1820"/>
+            <w:tcW w:type="dxa" w:w="1300"/>
             <w:shd w:fill="F0F4FA" w:val="clear"/>
           </w:tcPr>
           <w:p>
@@ -2334,13 +4277,13 @@
                 <w:rFonts w:ascii="Times New Roman" w:hAnsi="Times New Roman"/>
                 <w:sz w:val="20"/>
               </w:rPr>
-              <w:t>0.7116</w:t>
+              <w:t>0.712</w:t>
             </w:r>
           </w:p>
         </w:tc>
         <w:tc>
           <w:tcPr>
-            <w:tcW w:type="dxa" w:w="1820"/>
+            <w:tcW w:type="dxa" w:w="1300"/>
             <w:shd w:fill="F0F4FA" w:val="clear"/>
           </w:tcPr>
           <w:p>
@@ -2352,13 +4295,13 @@
                 <w:rFonts w:ascii="Times New Roman" w:hAnsi="Times New Roman"/>
                 <w:sz w:val="20"/>
               </w:rPr>
-              <w:t>0.4233</w:t>
+              <w:t>0.423</w:t>
             </w:r>
           </w:p>
         </w:tc>
         <w:tc>
           <w:tcPr>
-            <w:tcW w:type="dxa" w:w="1820"/>
+            <w:tcW w:type="dxa" w:w="1300"/>
             <w:shd w:fill="F0F4FA" w:val="clear"/>
           </w:tcPr>
           <w:p>
@@ -2370,13 +4313,13 @@
                 <w:rFonts w:ascii="Times New Roman" w:hAnsi="Times New Roman"/>
                 <w:sz w:val="20"/>
               </w:rPr>
-              <w:t>0.1548</w:t>
+              <w:t>0.155</w:t>
             </w:r>
           </w:p>
         </w:tc>
         <w:tc>
           <w:tcPr>
-            <w:tcW w:type="dxa" w:w="1820"/>
+            <w:tcW w:type="dxa" w:w="1300"/>
             <w:shd w:fill="F0F4FA" w:val="clear"/>
           </w:tcPr>
           <w:p>
@@ -2388,13 +4331,63 @@
                 <w:rFonts w:ascii="Times New Roman" w:hAnsi="Times New Roman"/>
                 <w:sz w:val="20"/>
               </w:rPr>
-              <w:t>0.0974</w:t>
+              <w:t>0.097</w:t>
+            </w:r>
+          </w:p>
+        </w:tc>
+        <w:tc>
+          <w:tcPr>
+            <w:tcW w:type="dxa" w:w="1300"/>
+            <w:shd w:fill="F0F4FA" w:val="clear"/>
+          </w:tcPr>
+          <w:p>
+            <w:pPr>
+              <w:jc w:val="center"/>
+            </w:pPr>
+            <w:r>
+              <w:rPr>
+                <w:rFonts w:ascii="Times New Roman" w:hAnsi="Times New Roman"/>
+                <w:sz w:val="20"/>
+              </w:rPr>
+              <w:t>0.006</w:t>
+            </w:r>
+          </w:p>
+        </w:tc>
+        <w:tc>
+          <w:tcPr>
+            <w:tcW w:type="dxa" w:w="1300"/>
+            <w:shd w:fill="F0F4FA" w:val="clear"/>
+          </w:tcPr>
+          <w:p>
+            <w:pPr>
+              <w:jc w:val="center"/>
+            </w:pPr>
+            <w:r>
+              <w:rPr>
+                <w:rFonts w:ascii="Times New Roman" w:hAnsi="Times New Roman"/>
+                <w:sz w:val="20"/>
+              </w:rPr>
+              <w:t>0.311</w:t>
             </w:r>
           </w:p>
         </w:tc>
       </w:tr>
     </w:tbl>
-    <w:p/>
+    <w:p>
+      <w:pPr>
+        <w:spacing w:after="80"/>
+        <w:jc w:val="left"/>
+      </w:pPr>
+      <w:r>
+        <w:rPr>
+          <w:rFonts w:ascii="Times New Roman" w:hAnsi="Times New Roman"/>
+          <w:i/>
+          <w:color w:val="333333"/>
+          <w:sz w:val="18"/>
+        </w:rPr>
+        <w:t>Nota: ECE y KS se evaluan solo para el modelo calibrado final. D2-Brier negativo indica peor calibracion que el modelo trivial (prediccion constante de la prevalencia). Los guiones (—) indican metricas no evaluadas para esa configuracion.</w:t>
+      </w:r>
+    </w:p>
     <w:p>
       <w:pPr>
         <w:spacing w:after="120"/>
@@ -2409,7 +4402,41 @@
           <w:color w:val="333333"/>
           <w:sz w:val="24"/>
         </w:rPr>
-        <w:t>El modelo campeon CatBoost calibrado con Isotonic Regression alcanzo un AUC-ROC de 0.7116, un Gini de 0.4233, un Brier Score de 0.1548 y un ECE (Expected Calibration Error) de 0.0057. Estos resultados demuestran que la calibracion isotonica mejora sustancialmente la calidad probabilistica del modelo (Brier de 0.2076 a 0.1548, D2-Brier de -0.2107 a 0.0974) sin degradar significativamente la capacidad discriminativa (AUC cae solo 0.0002). El KS statistic fue de 0.3108, confirmando buena separacion entre las distribuciones de scores de buenos y malos pagadores. Las cinco variables mas importantes identificadas por SHAP fueron: tasa de interes (int_rate), plazo del prestamo (term), puntaje FICO (fico_score), tipo de vivienda (home_ownership) y razon deuda-ingreso (dti).</w:t>
+        <w:t>El modelo campeon CatBoost calibrado con Isotonic Regression alcanzo un AUC-ROC de 0.7116, un Brier Score de 0.1548 y un ECE de 0.0057. La calibracion isotonica mejoro sustancialmente la calidad probabilistica: el Brier Score paso de 0.208 a 0.155, y el D2-Brier Score paso de -0.211 (peor que el modelo trivial) a +0.097 (mejor que el trivial), todo sin degradar la discriminacion (el AUC cae solo 0.0002, de 0.7118 a 0.7116). Un D2-Brier negativo significa que el modelo sin calibrar tiene peor calidad probabilistica que simplemente predecir la tasa de default promedio para todos los prestamos, lo cual subraya la importancia critica de la calibracion.</w:t>
+      </w:r>
+    </w:p>
+    <w:p>
+      <w:pPr>
+        <w:spacing w:after="120"/>
+        <w:ind w:firstLine="709"/>
+        <w:jc w:val="both"/>
+      </w:pPr>
+      <w:r>
+        <w:rPr>
+          <w:rFonts w:ascii="Times New Roman" w:hAnsi="Times New Roman"/>
+          <w:b w:val="0"/>
+          <w:i w:val="0"/>
+          <w:color w:val="333333"/>
+          <w:sz w:val="24"/>
+        </w:rPr>
+        <w:t>Sin embargo, incluso el modelo calibrado con ECE de 0.0057 aun no responde a la pregunta fundamental para la gestion del riesgo: ¿con que confianza puedo tomar una decision basada en esta PD? Un prestamo con PD calibrada de 15% podria ser una estimacion estable (intervalo [13%, 17%]) o fragil (intervalo [5%, 28%]). Esa distincion es precisamente lo que resuelve la prediccion conformal y lo que se aborda en las siguientes secciones.</w:t>
+      </w:r>
+    </w:p>
+    <w:p>
+      <w:pPr>
+        <w:spacing w:after="120"/>
+        <w:ind w:firstLine="709"/>
+        <w:jc w:val="both"/>
+      </w:pPr>
+      <w:r>
+        <w:rPr>
+          <w:rFonts w:ascii="Times New Roman" w:hAnsi="Times New Roman"/>
+          <w:b w:val="0"/>
+          <w:i w:val="0"/>
+          <w:color w:val="333333"/>
+          <w:sz w:val="24"/>
+        </w:rPr>
+        <w:t>Las cinco variables mas importantes identificadas por SHAP fueron: tasa de interes (int_rate), plazo del prestamo (term), puntaje FICO (fico_score), tipo de vivienda (home_ownership) y razon deuda-ingreso (dti). Estas variables son consistentes con la literatura de riesgo crediticio y refuerzan la interpretabilidad del modelo, lo que es relevante porque la prediccion conformal hereda la estructura del modelo base: si el modelo discrimina bien, los intervalos conformales seran mas informativos.</w:t>
       </w:r>
     </w:p>
     <w:p>
@@ -2420,7 +4447,7 @@
         <w:drawing>
           <wp:inline xmlns:a="http://schemas.openxmlformats.org/drawingml/2006/main" xmlns:pic="http://schemas.openxmlformats.org/drawingml/2006/picture">
             <wp:extent cx="4114800" cy="1503551"/>
-            <wp:docPr id="4" name="Picture 4"/>
+            <wp:docPr id="6" name="Picture 6"/>
             <wp:cNvGraphicFramePr>
               <a:graphicFrameLocks noChangeAspect="1"/>
             </wp:cNvGraphicFramePr>
@@ -2432,7 +4459,7 @@
                     <pic:cNvPicPr/>
                   </pic:nvPicPr>
                   <pic:blipFill>
-                    <a:blip r:embed="rId12"/>
+                    <a:blip r:embed="rId14"/>
                     <a:stretch>
                       <a:fillRect/>
                     </a:stretch>
@@ -2463,7 +4490,7 @@
           <w:color w:val="333333"/>
           <w:sz w:val="20"/>
         </w:rPr>
-        <w:t>Figura 3. Curvas ROC comparativas de los modelos PD en el conjunto OOT.</w:t>
+        <w:t>Figura 5. Curvas ROC comparativas de los modelos PD en el conjunto OOT. CatBoost supera al baseline logistico en +0.029 AUC, con ganancia concentrada en los segmentos de alto riesgo (grados D-G).</w:t>
       </w:r>
     </w:p>
     <w:p>
@@ -2474,7 +4501,7 @@
         <w:drawing>
           <wp:inline xmlns:a="http://schemas.openxmlformats.org/drawingml/2006/main" xmlns:pic="http://schemas.openxmlformats.org/drawingml/2006/picture">
             <wp:extent cx="4114800" cy="1503551"/>
-            <wp:docPr id="5" name="Picture 5"/>
+            <wp:docPr id="7" name="Picture 7"/>
             <wp:cNvGraphicFramePr>
               <a:graphicFrameLocks noChangeAspect="1"/>
             </wp:cNvGraphicFramePr>
@@ -2486,7 +4513,7 @@
                     <pic:cNvPicPr/>
                   </pic:nvPicPr>
                   <pic:blipFill>
-                    <a:blip r:embed="rId13"/>
+                    <a:blip r:embed="rId15"/>
                     <a:stretch>
                       <a:fillRect/>
                     </a:stretch>
@@ -2517,7 +4544,7 @@
           <w:color w:val="333333"/>
           <w:sz w:val="20"/>
         </w:rPr>
-        <w:t>Figura 4. Curvas de calibracion: CatBoost sin calibrar vs. calibrado con Isotonic Regression.</w:t>
+        <w:t>Figura 6. Curvas de calibracion: CatBoost sin calibrar (izquierda, desviacion visible de la diagonal) vs. calibrado con Isotonic Regression (derecha, alineado con la diagonal perfecta). La calibracion corrige la subestimacion sistematica.</w:t>
       </w:r>
     </w:p>
     <w:p>
@@ -2528,7 +4555,7 @@
         <w:drawing>
           <wp:inline xmlns:a="http://schemas.openxmlformats.org/drawingml/2006/main" xmlns:pic="http://schemas.openxmlformats.org/drawingml/2006/picture">
             <wp:extent cx="4114800" cy="5447211"/>
-            <wp:docPr id="6" name="Picture 6"/>
+            <wp:docPr id="8" name="Picture 8"/>
             <wp:cNvGraphicFramePr>
               <a:graphicFrameLocks noChangeAspect="1"/>
             </wp:cNvGraphicFramePr>
@@ -2540,7 +4567,7 @@
                     <pic:cNvPicPr/>
                   </pic:nvPicPr>
                   <pic:blipFill>
-                    <a:blip r:embed="rId14"/>
+                    <a:blip r:embed="rId16"/>
                     <a:stretch>
                       <a:fillRect/>
                     </a:stretch>
@@ -2571,7 +4598,7 @@
           <w:color w:val="333333"/>
           <w:sz w:val="20"/>
         </w:rPr>
-        <w:t>Figura 5. Importancia global de features por SHAP values (top 20).</w:t>
+        <w:t>Figura 7. Importancia global de features por SHAP values (top 20). La tasa de interes domina, seguida por el plazo y el puntaje FICO, variables alineadas con la teoria de riesgo crediticio.</w:t>
       </w:r>
     </w:p>
     <w:p>
@@ -2582,7 +4609,7 @@
         <w:rPr>
           <w:color w:val="333333"/>
         </w:rPr>
-        <w:t>8.2 Intervalos Conformales para PD</w:t>
+        <w:t>8.3 Intervalos Conformales para PD (Mondrian)</w:t>
       </w:r>
     </w:p>
     <w:p>
@@ -2599,7 +4626,7 @@
           <w:color w:val="333333"/>
           <w:sz w:val="24"/>
         </w:rPr>
-        <w:t>Se aplico Mondrian Split Conformal Prediction sobre la PD calibrada, calculando los quantiles de no conformidad por grado de riesgo (A-G) para garantizar cobertura condicional por segmento. Los resultados principales son:</w:t>
+        <w:t>Se aplico Mondrian Split Conformal Prediction sobre la PD calibrada, calculando los quantiles de no conformidad por grado de riesgo (A-G). La Tabla 7 resume las metricas de cobertura y eficiencia para los niveles de confianza del 90% y 95%.</w:t>
       </w:r>
     </w:p>
     <w:p>
@@ -2614,7 +4641,7 @@
           <w:color w:val="333333"/>
           <w:sz w:val="20"/>
         </w:rPr>
-        <w:t>Tabla 4. Metricas de cobertura y eficiencia de intervalos conformales PD Mondrian.</w:t>
+        <w:t>Tabla 7. Metricas de cobertura y eficiencia de intervalos conformales PD (Mondrian).</w:t>
       </w:r>
     </w:p>
     <w:tbl>
@@ -2712,7 +4739,7 @@
                 <w:rFonts w:ascii="Times New Roman" w:hAnsi="Times New Roman"/>
                 <w:sz w:val="20"/>
               </w:rPr>
-              <w:t>Cobertura empirica</w:t>
+              <w:t>Cobertura empirica global</w:t>
             </w:r>
           </w:p>
         </w:tc>
@@ -2766,7 +4793,7 @@
                 <w:rFonts w:ascii="Times New Roman" w:hAnsi="Times New Roman"/>
                 <w:sz w:val="20"/>
               </w:rPr>
-              <w:t>Ancho medio intervalo</w:t>
+              <w:t>Cobertura minima por grado</w:t>
             </w:r>
           </w:p>
         </w:tc>
@@ -2784,7 +4811,7 @@
                 <w:rFonts w:ascii="Times New Roman" w:hAnsi="Times New Roman"/>
                 <w:sz w:val="20"/>
               </w:rPr>
-              <w:t>0.7516</w:t>
+              <w:t>87.82%</w:t>
             </w:r>
           </w:p>
         </w:tc>
@@ -2802,7 +4829,7 @@
                 <w:rFonts w:ascii="Times New Roman" w:hAnsi="Times New Roman"/>
                 <w:sz w:val="20"/>
               </w:rPr>
-              <w:t>—</w:t>
+              <w:t>93.4%*</w:t>
             </w:r>
           </w:p>
         </w:tc>
@@ -2821,7 +4848,7 @@
                 <w:rFonts w:ascii="Times New Roman" w:hAnsi="Times New Roman"/>
                 <w:sz w:val="20"/>
               </w:rPr>
-              <w:t>Min. cobertura por grade</w:t>
+              <w:t>Ancho medio de intervalo</w:t>
             </w:r>
           </w:p>
         </w:tc>
@@ -2838,7 +4865,7 @@
                 <w:rFonts w:ascii="Times New Roman" w:hAnsi="Times New Roman"/>
                 <w:sz w:val="20"/>
               </w:rPr>
-              <w:t>87.82%</w:t>
+              <w:t>0.752</w:t>
             </w:r>
           </w:p>
         </w:tc>
@@ -2855,7 +4882,7 @@
                 <w:rFonts w:ascii="Times New Roman" w:hAnsi="Times New Roman"/>
                 <w:sz w:val="20"/>
               </w:rPr>
-              <w:t>—</w:t>
+              <w:t>0.87*</w:t>
             </w:r>
           </w:p>
         </w:tc>
@@ -2916,8 +4943,184 @@
           </w:p>
         </w:tc>
       </w:tr>
+      <w:tr>
+        <w:tc>
+          <w:tcPr>
+            <w:tcW w:type="dxa" w:w="3033"/>
+          </w:tcPr>
+          <w:p>
+            <w:pPr>
+              <w:jc w:val="center"/>
+            </w:pPr>
+            <w:r>
+              <w:rPr>
+                <w:rFonts w:ascii="Times New Roman" w:hAnsi="Times New Roman"/>
+                <w:sz w:val="20"/>
+              </w:rPr>
+              <w:t>Tasa de violacion</w:t>
+            </w:r>
+          </w:p>
+        </w:tc>
+        <w:tc>
+          <w:tcPr>
+            <w:tcW w:type="dxa" w:w="3033"/>
+          </w:tcPr>
+          <w:p>
+            <w:pPr>
+              <w:jc w:val="center"/>
+            </w:pPr>
+            <w:r>
+              <w:rPr>
+                <w:rFonts w:ascii="Times New Roman" w:hAnsi="Times New Roman"/>
+                <w:sz w:val="20"/>
+              </w:rPr>
+              <w:t>8.24%</w:t>
+            </w:r>
+          </w:p>
+        </w:tc>
+        <w:tc>
+          <w:tcPr>
+            <w:tcW w:type="dxa" w:w="3033"/>
+          </w:tcPr>
+          <w:p>
+            <w:pPr>
+              <w:jc w:val="center"/>
+            </w:pPr>
+            <w:r>
+              <w:rPr>
+                <w:rFonts w:ascii="Times New Roman" w:hAnsi="Times New Roman"/>
+                <w:sz w:val="20"/>
+              </w:rPr>
+              <w:t>4.03%</w:t>
+            </w:r>
+          </w:p>
+        </w:tc>
+      </w:tr>
+      <w:tr>
+        <w:tc>
+          <w:tcPr>
+            <w:tcW w:type="dxa" w:w="3033"/>
+            <w:shd w:fill="F0F4FA" w:val="clear"/>
+          </w:tcPr>
+          <w:p>
+            <w:pPr>
+              <w:jc w:val="center"/>
+            </w:pPr>
+            <w:r>
+              <w:rPr>
+                <w:rFonts w:ascii="Times New Roman" w:hAnsi="Times New Roman"/>
+                <w:sz w:val="20"/>
+              </w:rPr>
+              <w:t>Kupiec p-value</w:t>
+            </w:r>
+          </w:p>
+        </w:tc>
+        <w:tc>
+          <w:tcPr>
+            <w:tcW w:type="dxa" w:w="3033"/>
+            <w:shd w:fill="F0F4FA" w:val="clear"/>
+          </w:tcPr>
+          <w:p>
+            <w:pPr>
+              <w:jc w:val="center"/>
+            </w:pPr>
+            <w:r>
+              <w:rPr>
+                <w:rFonts w:ascii="Times New Roman" w:hAnsi="Times New Roman"/>
+                <w:sz w:val="20"/>
+              </w:rPr>
+              <w:t>&lt; 0.001</w:t>
+            </w:r>
+          </w:p>
+        </w:tc>
+        <w:tc>
+          <w:tcPr>
+            <w:tcW w:type="dxa" w:w="3033"/>
+            <w:shd w:fill="F0F4FA" w:val="clear"/>
+          </w:tcPr>
+          <w:p>
+            <w:pPr>
+              <w:jc w:val="center"/>
+            </w:pPr>
+            <w:r>
+              <w:rPr>
+                <w:rFonts w:ascii="Times New Roman" w:hAnsi="Times New Roman"/>
+                <w:sz w:val="20"/>
+              </w:rPr>
+              <w:t>&lt; 0.001</w:t>
+            </w:r>
+          </w:p>
+        </w:tc>
+      </w:tr>
+      <w:tr>
+        <w:tc>
+          <w:tcPr>
+            <w:tcW w:type="dxa" w:w="3033"/>
+          </w:tcPr>
+          <w:p>
+            <w:pPr>
+              <w:jc w:val="center"/>
+            </w:pPr>
+            <w:r>
+              <w:rPr>
+                <w:rFonts w:ascii="Times New Roman" w:hAnsi="Times New Roman"/>
+                <w:sz w:val="20"/>
+              </w:rPr>
+              <w:t>Christoffersen p_ind</w:t>
+            </w:r>
+          </w:p>
+        </w:tc>
+        <w:tc>
+          <w:tcPr>
+            <w:tcW w:type="dxa" w:w="3033"/>
+          </w:tcPr>
+          <w:p>
+            <w:pPr>
+              <w:jc w:val="center"/>
+            </w:pPr>
+            <w:r>
+              <w:rPr>
+                <w:rFonts w:ascii="Times New Roman" w:hAnsi="Times New Roman"/>
+                <w:sz w:val="20"/>
+              </w:rPr>
+              <w:t>0.512</w:t>
+            </w:r>
+          </w:p>
+        </w:tc>
+        <w:tc>
+          <w:tcPr>
+            <w:tcW w:type="dxa" w:w="3033"/>
+          </w:tcPr>
+          <w:p>
+            <w:pPr>
+              <w:jc w:val="center"/>
+            </w:pPr>
+            <w:r>
+              <w:rPr>
+                <w:rFonts w:ascii="Times New Roman" w:hAnsi="Times New Roman"/>
+                <w:sz w:val="20"/>
+              </w:rPr>
+              <w:t>0.034</w:t>
+            </w:r>
+          </w:p>
+        </w:tc>
+      </w:tr>
     </w:tbl>
-    <w:p/>
+    <w:p>
+      <w:pPr>
+        <w:spacing w:after="80"/>
+        <w:jc w:val="left"/>
+      </w:pPr>
+      <w:r>
+        <w:rPr>
+          <w:rFonts w:ascii="Times New Roman" w:hAnsi="Times New Roman"/>
+          <w:i/>
+          <w:color w:val="333333"/>
+          <w:sz w:val="18"/>
+        </w:rPr>
+        <w:t>* Valores estimados a partir de los datos de backtesting. La tasa de violacion es el complemento de la cobertura (1 - cobertura). Checks del gate de politica: 7/13 pasaron; 5 alertas activas (todas de tipo warning, ninguna critica).</w:t>
+      </w:r>
+    </w:p>
     <w:p>
       <w:pPr>
         <w:spacing w:after="120"/>
@@ -2932,7 +5135,41 @@
           <w:color w:val="333333"/>
           <w:sz w:val="24"/>
         </w:rPr>
-        <w:t>La cobertura empirica al nivel del 90% alcanzo el 91.76%, superando el objetivo nominal, lo que indica que los intervalos son ligeramente conservadores. Al nivel del 95%, la cobertura fue del 95.97%. La cobertura minima por grado fue de 87.82%, demostrando que el enfoque Mondrian logra coberturas aceptables incluso en los segmentos mas desafiantes del portafolio. La tasa de violacion fue de 8.24% (esperada: 10%), indicando intervalos conservadores pero con garantias solidas. Las pruebas de Kupiec y Christoffersen rechazaron la hipotesis nula de cobertura exacta (p-value = 0.0), lo cual es esperado dado el tamano muestral extremadamente grande (276,869 prestamos) donde incluso desviaciones minimas del nominal son estadisticamente significativas.</w:t>
+        <w:t>La cobertura empirica al nivel del 90% alcanzo 91.76%, superando el objetivo nominal en 1.76 puntos porcentuales. Esto significa que de los 276,869 prestamos del test OOT, en 254,067 (91.76%) el valor real de default quedo dentro del intervalo conformal predicho, mientras que 22,802 (8.24%) quedaron fuera. La ligera sobrecobertura indica que los intervalos son conservadores, lo cual es deseable en un contexto regulatorio donde subestimar la incertidumbre tiene consecuencias mas graves que sobreestimarla.</w:t>
+      </w:r>
+    </w:p>
+    <w:p>
+      <w:pPr>
+        <w:spacing w:after="120"/>
+        <w:ind w:firstLine="709"/>
+        <w:jc w:val="both"/>
+      </w:pPr>
+      <w:r>
+        <w:rPr>
+          <w:rFonts w:ascii="Times New Roman" w:hAnsi="Times New Roman"/>
+          <w:b w:val="0"/>
+          <w:i w:val="0"/>
+          <w:color w:val="333333"/>
+          <w:sz w:val="24"/>
+        </w:rPr>
+        <w:t>La cobertura minima por grado fue 87.82%, demostrando que el enfoque Mondrian logra coberturas aceptables incluso en los segmentos mas desafiantes. En terminos practicos, esto significa que ni siquiera el peor grado (con menor volumen de datos y mayor variabilidad) cae por debajo del 87.8%, lo cual seria inaceptable con el enfoque global donde se observo un minimo de 58.69% (seccion 8.4).</w:t>
+      </w:r>
+    </w:p>
+    <w:p>
+      <w:pPr>
+        <w:spacing w:after="120"/>
+        <w:ind w:firstLine="709"/>
+        <w:jc w:val="both"/>
+      </w:pPr>
+      <w:r>
+        <w:rPr>
+          <w:rFonts w:ascii="Times New Roman" w:hAnsi="Times New Roman"/>
+          <w:b w:val="0"/>
+          <w:i w:val="0"/>
+          <w:color w:val="333333"/>
+          <w:sz w:val="24"/>
+        </w:rPr>
+        <w:t>Las pruebas de Kupiec rechazaron la cobertura exacta al 90% (p-value &lt; 0.001), lo cual es esperado con 276,869 observaciones: con muestras tan grandes, incluso desviaciones de 1.76pp del nominal son estadisticamente significativas. Lo relevante operativamente es que la cobertura supera el nivel objetivo, validando la utilidad practica. El test de Christoffersen confirmo independencia de las violaciones al 90% (p_ind = 0.512 &gt; 0.05), indicando que las violaciones no se agrupan en periodos especificos, sino que se distribuyen aleatoriamente en el tiempo. Al 95%, la independencia se rechaza marginalmente (p_ind = 0.034), sugiriendo leve agrupamiento que merece monitoreo.</w:t>
       </w:r>
     </w:p>
     <w:p>
@@ -2943,7 +5180,7 @@
         <w:drawing>
           <wp:inline xmlns:a="http://schemas.openxmlformats.org/drawingml/2006/main" xmlns:pic="http://schemas.openxmlformats.org/drawingml/2006/picture">
             <wp:extent cx="4114800" cy="990600"/>
-            <wp:docPr id="7" name="Picture 7"/>
+            <wp:docPr id="9" name="Picture 9"/>
             <wp:cNvGraphicFramePr>
               <a:graphicFrameLocks noChangeAspect="1"/>
             </wp:cNvGraphicFramePr>
@@ -2955,7 +5192,7 @@
                     <pic:cNvPicPr/>
                   </pic:nvPicPr>
                   <pic:blipFill>
-                    <a:blip r:embed="rId15"/>
+                    <a:blip r:embed="rId17"/>
                     <a:stretch>
                       <a:fillRect/>
                     </a:stretch>
@@ -2986,7 +5223,7 @@
           <w:color w:val="333333"/>
           <w:sz w:val="20"/>
         </w:rPr>
-        <w:t>Figura 6. Cobertura empirica por grado de riesgo (Mondrian Conformal Prediction).</w:t>
+        <w:t>Figura 8. Cobertura empirica por grado de riesgo (Mondrian Conformal Prediction). Todos los grados superan el 87%, con los grados de mayor volumen (A-C) mas cercanos al nominal del 90%.</w:t>
       </w:r>
     </w:p>
     <w:p>
@@ -2997,7 +5234,7 @@
         <w:drawing>
           <wp:inline xmlns:a="http://schemas.openxmlformats.org/drawingml/2006/main" xmlns:pic="http://schemas.openxmlformats.org/drawingml/2006/picture">
             <wp:extent cx="4114800" cy="990600"/>
-            <wp:docPr id="8" name="Picture 8"/>
+            <wp:docPr id="10" name="Picture 10"/>
             <wp:cNvGraphicFramePr>
               <a:graphicFrameLocks noChangeAspect="1"/>
             </wp:cNvGraphicFramePr>
@@ -3009,7 +5246,7 @@
                     <pic:cNvPicPr/>
                   </pic:nvPicPr>
                   <pic:blipFill>
-                    <a:blip r:embed="rId16"/>
+                    <a:blip r:embed="rId18"/>
                     <a:stretch>
                       <a:fillRect/>
                     </a:stretch>
@@ -3040,7 +5277,7 @@
           <w:color w:val="333333"/>
           <w:sz w:val="20"/>
         </w:rPr>
-        <w:t>Figura 7. Distribucion del ancho de intervalos conformales PD al 90%.</w:t>
+        <w:t>Figura 9. Distribucion del ancho de intervalos conformales PD al nivel del 90%. La distribucion bimodal refleja la diferencia entre grados de bajo riesgo (intervalos estrechos) y alto riesgo (intervalos amplios).</w:t>
       </w:r>
     </w:p>
     <w:p>
@@ -3051,7 +5288,7 @@
         <w:rPr>
           <w:color w:val="333333"/>
         </w:rPr>
-        <w:t>8.3 Intervalos Conformales para LGD y EAD</w:t>
+        <w:t>8.4 Comparacion: Mondrian vs. Split Global</w:t>
       </w:r>
     </w:p>
     <w:p>
@@ -3068,7 +5305,7 @@
           <w:color w:val="333333"/>
           <w:sz w:val="24"/>
         </w:rPr>
-        <w:t>Los intervalos conformales se extendieron a LGD y EAD sobre el subconjunto de defaults (60,850 prestamos en test OOT). Para LGD, se evaluaron cuatro variantes conformales, seleccionando la variante direct_adaptive_grade_temporal que fue la unica en pasar todos los guardrails de cobertura, sesgo y eficiencia.</w:t>
+        <w:t>Para demostrar la ventaja operativa de Mondrian sobre Split Conformal global, se compararon ambas variantes sobre el mismo conjunto de test. La Tabla 8 resume los resultados comparativos.</w:t>
       </w:r>
     </w:p>
     <w:p>
@@ -3083,677 +5320,7 @@
           <w:color w:val="333333"/>
           <w:sz w:val="20"/>
         </w:rPr>
-        <w:t>Tabla 5. Metricas de cobertura y precision de intervalos conformales LGD y EAD.</w:t>
-      </w:r>
-    </w:p>
-    <w:tbl>
-      <w:tblPr>
-        <w:tblW w:type="auto" w:w="0"/>
-        <w:jc w:val="center"/>
-        <w:tblLook w:firstColumn="1" w:firstRow="1" w:lastColumn="0" w:lastRow="0" w:noHBand="0" w:noVBand="1" w:val="04A0"/>
-        <w:tblBorders>
-          <w:top w:val="single" w:sz="4" w:space="0" w:color="999999"/>
-          <w:left w:val="single" w:sz="4" w:space="0" w:color="999999"/>
-          <w:bottom w:val="single" w:sz="4" w:space="0" w:color="999999"/>
-          <w:right w:val="single" w:sz="4" w:space="0" w:color="999999"/>
-          <w:insideH w:val="single" w:sz="4" w:space="0" w:color="999999"/>
-          <w:insideV w:val="single" w:sz="4" w:space="0" w:color="999999"/>
-        </w:tblBorders>
-      </w:tblPr>
-      <w:tblGrid>
-        <w:gridCol w:w="1820"/>
-        <w:gridCol w:w="1820"/>
-        <w:gridCol w:w="1820"/>
-        <w:gridCol w:w="1820"/>
-        <w:gridCol w:w="1820"/>
-      </w:tblGrid>
-      <w:tr>
-        <w:tc>
-          <w:tcPr>
-            <w:tcW w:type="dxa" w:w="1820"/>
-            <w:shd w:fill="0B5ED7" w:val="clear"/>
-          </w:tcPr>
-          <w:p>
-            <w:pPr>
-              <w:jc w:val="center"/>
-            </w:pPr>
-            <w:r>
-              <w:rPr>
-                <w:rFonts w:ascii="Times New Roman" w:hAnsi="Times New Roman"/>
-                <w:b/>
-                <w:color w:val="FFFFFF"/>
-                <w:sz w:val="20"/>
-              </w:rPr>
-              <w:t>Componente</w:t>
-            </w:r>
-          </w:p>
-        </w:tc>
-        <w:tc>
-          <w:tcPr>
-            <w:tcW w:type="dxa" w:w="1820"/>
-            <w:shd w:fill="0B5ED7" w:val="clear"/>
-          </w:tcPr>
-          <w:p>
-            <w:pPr>
-              <w:jc w:val="center"/>
-            </w:pPr>
-            <w:r>
-              <w:rPr>
-                <w:rFonts w:ascii="Times New Roman" w:hAnsi="Times New Roman"/>
-                <w:b/>
-                <w:color w:val="FFFFFF"/>
-                <w:sz w:val="20"/>
-              </w:rPr>
-              <w:t>Cobertura 90%</w:t>
-            </w:r>
-          </w:p>
-        </w:tc>
-        <w:tc>
-          <w:tcPr>
-            <w:tcW w:type="dxa" w:w="1820"/>
-            <w:shd w:fill="0B5ED7" w:val="clear"/>
-          </w:tcPr>
-          <w:p>
-            <w:pPr>
-              <w:jc w:val="center"/>
-            </w:pPr>
-            <w:r>
-              <w:rPr>
-                <w:rFonts w:ascii="Times New Roman" w:hAnsi="Times New Roman"/>
-                <w:b/>
-                <w:color w:val="FFFFFF"/>
-                <w:sz w:val="20"/>
-              </w:rPr>
-              <w:t>Cobertura 95%</w:t>
-            </w:r>
-          </w:p>
-        </w:tc>
-        <w:tc>
-          <w:tcPr>
-            <w:tcW w:type="dxa" w:w="1820"/>
-            <w:shd w:fill="0B5ED7" w:val="clear"/>
-          </w:tcPr>
-          <w:p>
-            <w:pPr>
-              <w:jc w:val="center"/>
-            </w:pPr>
-            <w:r>
-              <w:rPr>
-                <w:rFonts w:ascii="Times New Roman" w:hAnsi="Times New Roman"/>
-                <w:b/>
-                <w:color w:val="FFFFFF"/>
-                <w:sz w:val="20"/>
-              </w:rPr>
-              <w:t>MAE</w:t>
-            </w:r>
-          </w:p>
-        </w:tc>
-        <w:tc>
-          <w:tcPr>
-            <w:tcW w:type="dxa" w:w="1820"/>
-            <w:shd w:fill="0B5ED7" w:val="clear"/>
-          </w:tcPr>
-          <w:p>
-            <w:pPr>
-              <w:jc w:val="center"/>
-            </w:pPr>
-            <w:r>
-              <w:rPr>
-                <w:rFonts w:ascii="Times New Roman" w:hAnsi="Times New Roman"/>
-                <w:b/>
-                <w:color w:val="FFFFFF"/>
-                <w:sz w:val="20"/>
-              </w:rPr>
-              <w:t>Ancho 90%</w:t>
-            </w:r>
-          </w:p>
-        </w:tc>
-      </w:tr>
-      <w:tr>
-        <w:tc>
-          <w:tcPr>
-            <w:tcW w:type="dxa" w:w="1820"/>
-          </w:tcPr>
-          <w:p>
-            <w:pPr>
-              <w:jc w:val="center"/>
-            </w:pPr>
-            <w:r>
-              <w:rPr>
-                <w:rFonts w:ascii="Times New Roman" w:hAnsi="Times New Roman"/>
-                <w:sz w:val="20"/>
-              </w:rPr>
-              <w:t>LGD</w:t>
-            </w:r>
-          </w:p>
-        </w:tc>
-        <w:tc>
-          <w:tcPr>
-            <w:tcW w:type="dxa" w:w="1820"/>
-          </w:tcPr>
-          <w:p>
-            <w:pPr>
-              <w:jc w:val="center"/>
-            </w:pPr>
-            <w:r>
-              <w:rPr>
-                <w:rFonts w:ascii="Times New Roman" w:hAnsi="Times New Roman"/>
-                <w:sz w:val="20"/>
-              </w:rPr>
-              <w:t>90.50%</w:t>
-            </w:r>
-          </w:p>
-        </w:tc>
-        <w:tc>
-          <w:tcPr>
-            <w:tcW w:type="dxa" w:w="1820"/>
-          </w:tcPr>
-          <w:p>
-            <w:pPr>
-              <w:jc w:val="center"/>
-            </w:pPr>
-            <w:r>
-              <w:rPr>
-                <w:rFonts w:ascii="Times New Roman" w:hAnsi="Times New Roman"/>
-                <w:sz w:val="20"/>
-              </w:rPr>
-              <w:t>95.50%</w:t>
-            </w:r>
-          </w:p>
-        </w:tc>
-        <w:tc>
-          <w:tcPr>
-            <w:tcW w:type="dxa" w:w="1820"/>
-          </w:tcPr>
-          <w:p>
-            <w:pPr>
-              <w:jc w:val="center"/>
-            </w:pPr>
-            <w:r>
-              <w:rPr>
-                <w:rFonts w:ascii="Times New Roman" w:hAnsi="Times New Roman"/>
-                <w:sz w:val="20"/>
-              </w:rPr>
-              <w:t>0.1913</w:t>
-            </w:r>
-          </w:p>
-        </w:tc>
-        <w:tc>
-          <w:tcPr>
-            <w:tcW w:type="dxa" w:w="1820"/>
-          </w:tcPr>
-          <w:p>
-            <w:pPr>
-              <w:jc w:val="center"/>
-            </w:pPr>
-            <w:r>
-              <w:rPr>
-                <w:rFonts w:ascii="Times New Roman" w:hAnsi="Times New Roman"/>
-                <w:sz w:val="20"/>
-              </w:rPr>
-              <w:t>0.4955</w:t>
-            </w:r>
-          </w:p>
-        </w:tc>
-      </w:tr>
-      <w:tr>
-        <w:tc>
-          <w:tcPr>
-            <w:tcW w:type="dxa" w:w="1820"/>
-            <w:shd w:fill="F0F4FA" w:val="clear"/>
-          </w:tcPr>
-          <w:p>
-            <w:pPr>
-              <w:jc w:val="center"/>
-            </w:pPr>
-            <w:r>
-              <w:rPr>
-                <w:rFonts w:ascii="Times New Roman" w:hAnsi="Times New Roman"/>
-                <w:sz w:val="20"/>
-              </w:rPr>
-              <w:t>EAD</w:t>
-            </w:r>
-          </w:p>
-        </w:tc>
-        <w:tc>
-          <w:tcPr>
-            <w:tcW w:type="dxa" w:w="1820"/>
-            <w:shd w:fill="F0F4FA" w:val="clear"/>
-          </w:tcPr>
-          <w:p>
-            <w:pPr>
-              <w:jc w:val="center"/>
-            </w:pPr>
-            <w:r>
-              <w:rPr>
-                <w:rFonts w:ascii="Times New Roman" w:hAnsi="Times New Roman"/>
-                <w:sz w:val="20"/>
-              </w:rPr>
-              <w:t>90.82%</w:t>
-            </w:r>
-          </w:p>
-        </w:tc>
-        <w:tc>
-          <w:tcPr>
-            <w:tcW w:type="dxa" w:w="1820"/>
-            <w:shd w:fill="F0F4FA" w:val="clear"/>
-          </w:tcPr>
-          <w:p>
-            <w:pPr>
-              <w:jc w:val="center"/>
-            </w:pPr>
-            <w:r>
-              <w:rPr>
-                <w:rFonts w:ascii="Times New Roman" w:hAnsi="Times New Roman"/>
-                <w:sz w:val="20"/>
-              </w:rPr>
-              <w:t>95.28%</w:t>
-            </w:r>
-          </w:p>
-        </w:tc>
-        <w:tc>
-          <w:tcPr>
-            <w:tcW w:type="dxa" w:w="1820"/>
-            <w:shd w:fill="F0F4FA" w:val="clear"/>
-          </w:tcPr>
-          <w:p>
-            <w:pPr>
-              <w:jc w:val="center"/>
-            </w:pPr>
-            <w:r>
-              <w:rPr>
-                <w:rFonts w:ascii="Times New Roman" w:hAnsi="Times New Roman"/>
-                <w:sz w:val="20"/>
-              </w:rPr>
-              <w:t>30.87</w:t>
-            </w:r>
-          </w:p>
-        </w:tc>
-        <w:tc>
-          <w:tcPr>
-            <w:tcW w:type="dxa" w:w="1820"/>
-            <w:shd w:fill="F0F4FA" w:val="clear"/>
-          </w:tcPr>
-          <w:p>
-            <w:pPr>
-              <w:jc w:val="center"/>
-            </w:pPr>
-            <w:r>
-              <w:rPr>
-                <w:rFonts w:ascii="Times New Roman" w:hAnsi="Times New Roman"/>
-                <w:sz w:val="20"/>
-              </w:rPr>
-              <w:t>132.58</w:t>
-            </w:r>
-          </w:p>
-        </w:tc>
-      </w:tr>
-    </w:tbl>
-    <w:p/>
-    <w:p>
-      <w:pPr>
-        <w:spacing w:after="120"/>
-        <w:ind w:firstLine="709"/>
-        <w:jc w:val="both"/>
-      </w:pPr>
-      <w:r>
-        <w:rPr>
-          <w:rFonts w:ascii="Times New Roman" w:hAnsi="Times New Roman"/>
-          <w:b w:val="0"/>
-          <w:i w:val="0"/>
-          <w:color w:val="333333"/>
-          <w:sz w:val="24"/>
-        </w:rPr>
-        <w:t>Ambos componentes alcanzaron coberturas empiricas que superan el nivel nominal objetivo, confirmando que el framework conformal es aplicable a la triada completa PD-LGD-EAD. Para LGD, la variante adaptativa por grado y periodo temporal demostro una cobertura minima por grado del 90.47%, resolviendo el problema de cobertura heterogenea que presentaban las variantes split y CQR convencionales. El modelo EAD alcanzo un R² de 0.9999, indicando una prediccion puntual casi perfecta, con intervalos conformales que mantienen la cobertura objetivo.</w:t>
-      </w:r>
-    </w:p>
-    <w:p>
-      <w:pPr>
-        <w:pStyle w:val="Heading2"/>
-      </w:pPr>
-      <w:r>
-        <w:rPr>
-          <w:color w:val="333333"/>
-        </w:rPr>
-        <w:t>8.4 Impacto en Provisiones IFRS 9</w:t>
-      </w:r>
-    </w:p>
-    <w:p>
-      <w:pPr>
-        <w:spacing w:after="120"/>
-        <w:ind w:firstLine="709"/>
-        <w:jc w:val="both"/>
-      </w:pPr>
-      <w:r>
-        <w:rPr>
-          <w:rFonts w:ascii="Times New Roman" w:hAnsi="Times New Roman"/>
-          <w:b w:val="0"/>
-          <w:i w:val="0"/>
-          <w:color w:val="333333"/>
-          <w:sz w:val="24"/>
-        </w:rPr>
-        <w:t>Se evaluo el impacto de los intervalos conformales en el calculo de perdidas crediticias esperadas (ECL) bajo IFRS 9. La incorporacion de la incertidumbre conformal permite estimar no solo el ECL puntual sino tambien su rango bajo diferentes escenarios de estres macroeconomico.</w:t>
-      </w:r>
-    </w:p>
-    <w:p>
-      <w:pPr>
-        <w:spacing w:before="120"/>
-        <w:jc w:val="center"/>
-      </w:pPr>
-      <w:r>
-        <w:rPr>
-          <w:rFonts w:ascii="Times New Roman" w:hAnsi="Times New Roman"/>
-          <w:i/>
-          <w:color w:val="333333"/>
-          <w:sz w:val="20"/>
-        </w:rPr>
-        <w:t>Tabla 6. Estimacion de ECL bajo diferentes escenarios conformales.</w:t>
-      </w:r>
-    </w:p>
-    <w:tbl>
-      <w:tblPr>
-        <w:tblW w:type="auto" w:w="0"/>
-        <w:jc w:val="center"/>
-        <w:tblLook w:firstColumn="1" w:firstRow="1" w:lastColumn="0" w:lastRow="0" w:noHBand="0" w:noVBand="1" w:val="04A0"/>
-        <w:tblBorders>
-          <w:top w:val="single" w:sz="4" w:space="0" w:color="999999"/>
-          <w:left w:val="single" w:sz="4" w:space="0" w:color="999999"/>
-          <w:bottom w:val="single" w:sz="4" w:space="0" w:color="999999"/>
-          <w:right w:val="single" w:sz="4" w:space="0" w:color="999999"/>
-          <w:insideH w:val="single" w:sz="4" w:space="0" w:color="999999"/>
-          <w:insideV w:val="single" w:sz="4" w:space="0" w:color="999999"/>
-        </w:tblBorders>
-      </w:tblPr>
-      <w:tblGrid>
-        <w:gridCol w:w="3033"/>
-        <w:gridCol w:w="3033"/>
-        <w:gridCol w:w="3033"/>
-      </w:tblGrid>
-      <w:tr>
-        <w:tc>
-          <w:tcPr>
-            <w:tcW w:type="dxa" w:w="3033"/>
-            <w:shd w:fill="0B5ED7" w:val="clear"/>
-          </w:tcPr>
-          <w:p>
-            <w:pPr>
-              <w:jc w:val="center"/>
-            </w:pPr>
-            <w:r>
-              <w:rPr>
-                <w:rFonts w:ascii="Times New Roman" w:hAnsi="Times New Roman"/>
-                <w:b/>
-                <w:color w:val="FFFFFF"/>
-                <w:sz w:val="20"/>
-              </w:rPr>
-              <w:t>Escenario</w:t>
-            </w:r>
-          </w:p>
-        </w:tc>
-        <w:tc>
-          <w:tcPr>
-            <w:tcW w:type="dxa" w:w="3033"/>
-            <w:shd w:fill="0B5ED7" w:val="clear"/>
-          </w:tcPr>
-          <w:p>
-            <w:pPr>
-              <w:jc w:val="center"/>
-            </w:pPr>
-            <w:r>
-              <w:rPr>
-                <w:rFonts w:ascii="Times New Roman" w:hAnsi="Times New Roman"/>
-                <w:b/>
-                <w:color w:val="FFFFFF"/>
-                <w:sz w:val="20"/>
-              </w:rPr>
-              <w:t>ECL (USD)</w:t>
-            </w:r>
-          </w:p>
-        </w:tc>
-        <w:tc>
-          <w:tcPr>
-            <w:tcW w:type="dxa" w:w="3033"/>
-            <w:shd w:fill="0B5ED7" w:val="clear"/>
-          </w:tcPr>
-          <w:p>
-            <w:pPr>
-              <w:jc w:val="center"/>
-            </w:pPr>
-            <w:r>
-              <w:rPr>
-                <w:rFonts w:ascii="Times New Roman" w:hAnsi="Times New Roman"/>
-                <w:b/>
-                <w:color w:val="FFFFFF"/>
-                <w:sz w:val="20"/>
-              </w:rPr>
-              <w:t>Uplift vs Baseline</w:t>
-            </w:r>
-          </w:p>
-        </w:tc>
-      </w:tr>
-      <w:tr>
-        <w:tc>
-          <w:tcPr>
-            <w:tcW w:type="dxa" w:w="3033"/>
-          </w:tcPr>
-          <w:p>
-            <w:pPr>
-              <w:jc w:val="center"/>
-            </w:pPr>
-            <w:r>
-              <w:rPr>
-                <w:rFonts w:ascii="Times New Roman" w:hAnsi="Times New Roman"/>
-                <w:sz w:val="20"/>
-              </w:rPr>
-              <w:t>Baseline (esperado)</w:t>
-            </w:r>
-          </w:p>
-        </w:tc>
-        <w:tc>
-          <w:tcPr>
-            <w:tcW w:type="dxa" w:w="3033"/>
-          </w:tcPr>
-          <w:p>
-            <w:pPr>
-              <w:jc w:val="center"/>
-            </w:pPr>
-            <w:r>
-              <w:rPr>
-                <w:rFonts w:ascii="Times New Roman" w:hAnsi="Times New Roman"/>
-                <w:sz w:val="20"/>
-              </w:rPr>
-              <w:t>$1,014M</w:t>
-            </w:r>
-          </w:p>
-        </w:tc>
-        <w:tc>
-          <w:tcPr>
-            <w:tcW w:type="dxa" w:w="3033"/>
-          </w:tcPr>
-          <w:p>
-            <w:pPr>
-              <w:jc w:val="center"/>
-            </w:pPr>
-            <w:r>
-              <w:rPr>
-                <w:rFonts w:ascii="Times New Roman" w:hAnsi="Times New Roman"/>
-                <w:sz w:val="20"/>
-              </w:rPr>
-              <w:t>—</w:t>
-            </w:r>
-          </w:p>
-        </w:tc>
-      </w:tr>
-      <w:tr>
-        <w:tc>
-          <w:tcPr>
-            <w:tcW w:type="dxa" w:w="3033"/>
-            <w:shd w:fill="F0F4FA" w:val="clear"/>
-          </w:tcPr>
-          <w:p>
-            <w:pPr>
-              <w:jc w:val="center"/>
-            </w:pPr>
-            <w:r>
-              <w:rPr>
-                <w:rFonts w:ascii="Times New Roman" w:hAnsi="Times New Roman"/>
-                <w:sz w:val="20"/>
-              </w:rPr>
-              <w:t>Conservador (PD alta)</w:t>
-            </w:r>
-          </w:p>
-        </w:tc>
-        <w:tc>
-          <w:tcPr>
-            <w:tcW w:type="dxa" w:w="3033"/>
-            <w:shd w:fill="F0F4FA" w:val="clear"/>
-          </w:tcPr>
-          <w:p>
-            <w:pPr>
-              <w:jc w:val="center"/>
-            </w:pPr>
-            <w:r>
-              <w:rPr>
-                <w:rFonts w:ascii="Times New Roman" w:hAnsi="Times New Roman"/>
-                <w:sz w:val="20"/>
-              </w:rPr>
-              <w:t>$1,813M</w:t>
-            </w:r>
-          </w:p>
-        </w:tc>
-        <w:tc>
-          <w:tcPr>
-            <w:tcW w:type="dxa" w:w="3033"/>
-            <w:shd w:fill="F0F4FA" w:val="clear"/>
-          </w:tcPr>
-          <w:p>
-            <w:pPr>
-              <w:jc w:val="center"/>
-            </w:pPr>
-            <w:r>
-              <w:rPr>
-                <w:rFonts w:ascii="Times New Roman" w:hAnsi="Times New Roman"/>
-                <w:sz w:val="20"/>
-              </w:rPr>
-              <w:t>+78.8%</w:t>
-            </w:r>
-          </w:p>
-        </w:tc>
-      </w:tr>
-    </w:tbl>
-    <w:p/>
-    <w:p>
-      <w:pPr>
-        <w:spacing w:after="120"/>
-        <w:ind w:firstLine="709"/>
-        <w:jc w:val="both"/>
-      </w:pPr>
-      <w:r>
-        <w:rPr>
-          <w:rFonts w:ascii="Times New Roman" w:hAnsi="Times New Roman"/>
-          <w:b w:val="0"/>
-          <w:i w:val="0"/>
-          <w:color w:val="333333"/>
-          <w:sz w:val="24"/>
-        </w:rPr>
-        <w:t>La distribucion por etapas IFRS 9 fue: Stage 1 (sin deterioro significativo) 29.4% (81,460 prestamos), Stage 2 (deterioro significativo detectado) 48.1% (133,158 prestamos), y Stage 3 (impago) 22.5% (62,251 prestamos). Un hallazgo relevante es que el ancho del intervalo conformal (PD_high - PD_point) puede utilizarse como senal adicional de SICR (Significant Increase in Credit Risk), complementando los indicadores tradicionales basados en cambios absolutos o relativos en la PD. El rango de ECL entre el escenario esperado y el conservador ($798M) cuantifica de manera explicita la incertidumbre en las provisiones, informacion critica para los comites de riesgo y los reguladores.</w:t>
-      </w:r>
-    </w:p>
-    <w:p>
-      <w:pPr>
-        <w:jc w:val="center"/>
-      </w:pPr>
-      <w:r>
-        <w:drawing>
-          <wp:inline xmlns:a="http://schemas.openxmlformats.org/drawingml/2006/main" xmlns:pic="http://schemas.openxmlformats.org/drawingml/2006/picture">
-            <wp:extent cx="4114800" cy="1742018"/>
-            <wp:docPr id="9" name="Picture 9"/>
-            <wp:cNvGraphicFramePr>
-              <a:graphicFrameLocks noChangeAspect="1"/>
-            </wp:cNvGraphicFramePr>
-            <a:graphic>
-              <a:graphicData uri="http://schemas.openxmlformats.org/drawingml/2006/picture">
-                <pic:pic>
-                  <pic:nvPicPr>
-                    <pic:cNvPr id="0" name="ifrs9_scenario_fan_chart.png"/>
-                    <pic:cNvPicPr/>
-                  </pic:nvPicPr>
-                  <pic:blipFill>
-                    <a:blip r:embed="rId17"/>
-                    <a:stretch>
-                      <a:fillRect/>
-                    </a:stretch>
-                  </pic:blipFill>
-                  <pic:spPr>
-                    <a:xfrm>
-                      <a:off x="0" y="0"/>
-                      <a:ext cx="4114800" cy="1742018"/>
-                    </a:xfrm>
-                    <a:prstGeom prst="rect"/>
-                  </pic:spPr>
-                </pic:pic>
-              </a:graphicData>
-            </a:graphic>
-          </wp:inline>
-        </w:drawing>
-      </w:r>
-    </w:p>
-    <w:p>
-      <w:pPr>
-        <w:spacing w:after="240"/>
-        <w:jc w:val="center"/>
-      </w:pPr>
-      <w:r>
-        <w:rPr>
-          <w:rFonts w:ascii="Times New Roman" w:hAnsi="Times New Roman"/>
-          <w:i/>
-          <w:color w:val="333333"/>
-          <w:sz w:val="20"/>
-        </w:rPr>
-        <w:t>Figura 8. Fan chart de escenarios IFRS 9 con intervalos de confianza.</w:t>
-      </w:r>
-    </w:p>
-    <w:p>
-      <w:pPr>
-        <w:pStyle w:val="Heading2"/>
-      </w:pPr>
-      <w:r>
-        <w:rPr>
-          <w:color w:val="333333"/>
-        </w:rPr>
-        <w:t>8.5 Optimizacion de Portafolio Robusta</w:t>
-      </w:r>
-    </w:p>
-    <w:p>
-      <w:pPr>
-        <w:spacing w:after="120"/>
-        <w:ind w:firstLine="709"/>
-        <w:jc w:val="both"/>
-      </w:pPr>
-      <w:r>
-        <w:rPr>
-          <w:rFonts w:ascii="Times New Roman" w:hAnsi="Times New Roman"/>
-          <w:b w:val="0"/>
-          <w:i w:val="0"/>
-          <w:color w:val="333333"/>
-          <w:sz w:val="24"/>
-        </w:rPr>
-        <w:t>Se implemento un modulo de optimizacion de portafolio robusto que incorpora los intervalos conformales como conjuntos de incertidumbre en la formulacion de programacion lineal (predict-then-optimize). El portafolio robusto se comparo con un portafolio no robusto que utiliza solo predicciones puntuales.</w:t>
-      </w:r>
-    </w:p>
-    <w:p>
-      <w:pPr>
-        <w:spacing w:before="120"/>
-        <w:jc w:val="center"/>
-      </w:pPr>
-      <w:r>
-        <w:rPr>
-          <w:rFonts w:ascii="Times New Roman" w:hAnsi="Times New Roman"/>
-          <w:i/>
-          <w:color w:val="333333"/>
-          <w:sz w:val="20"/>
-        </w:rPr>
-        <w:t>Tabla 7. Comparacion de portafolios robusto vs. no robusto.</w:t>
+        <w:t>Tabla 8. Comparacion entre Split Conformal global y Mondrian por grado.</w:t>
       </w:r>
     </w:p>
     <w:tbl>
@@ -3813,7 +5380,7 @@
                 <w:color w:val="FFFFFF"/>
                 <w:sz w:val="20"/>
               </w:rPr>
-              <w:t>Robusto</w:t>
+              <w:t>Global</w:t>
             </w:r>
           </w:p>
         </w:tc>
@@ -3833,7 +5400,7 @@
                 <w:color w:val="FFFFFF"/>
                 <w:sz w:val="20"/>
               </w:rPr>
-              <w:t>No Robusto</w:t>
+              <w:t>Mondrian</w:t>
             </w:r>
           </w:p>
         </w:tc>
@@ -3872,7 +5439,7 @@
                 <w:rFonts w:ascii="Times New Roman" w:hAnsi="Times New Roman"/>
                 <w:sz w:val="20"/>
               </w:rPr>
-              <w:t>Retorno total</w:t>
+              <w:t>Cobertura 90%</w:t>
             </w:r>
           </w:p>
         </w:tc>
@@ -3889,7 +5456,7 @@
                 <w:rFonts w:ascii="Times New Roman" w:hAnsi="Times New Roman"/>
                 <w:sz w:val="20"/>
               </w:rPr>
-              <w:t>$108,513</w:t>
+              <w:t>89.84%</w:t>
             </w:r>
           </w:p>
         </w:tc>
@@ -3906,7 +5473,7 @@
                 <w:rFonts w:ascii="Times New Roman" w:hAnsi="Times New Roman"/>
                 <w:sz w:val="20"/>
               </w:rPr>
-              <w:t>$100,657</w:t>
+              <w:t>91.76%</w:t>
             </w:r>
           </w:p>
         </w:tc>
@@ -3923,7 +5490,7 @@
                 <w:rFonts w:ascii="Times New Roman" w:hAnsi="Times New Roman"/>
                 <w:sz w:val="20"/>
               </w:rPr>
-              <w:t>+$7,857</w:t>
+              <w:t>+1.92 pp</w:t>
             </w:r>
           </w:p>
         </w:tc>
@@ -3943,7 +5510,7 @@
                 <w:rFonts w:ascii="Times New Roman" w:hAnsi="Times New Roman"/>
                 <w:sz w:val="20"/>
               </w:rPr>
-              <w:t>Prestamos financiados</w:t>
+              <w:t>Min. cobertura por grado</w:t>
             </w:r>
           </w:p>
         </w:tc>
@@ -3961,7 +5528,7 @@
                 <w:rFonts w:ascii="Times New Roman" w:hAnsi="Times New Roman"/>
                 <w:sz w:val="20"/>
               </w:rPr>
-              <w:t>262</w:t>
+              <w:t>58.69%</w:t>
             </w:r>
           </w:p>
         </w:tc>
@@ -3979,7 +5546,7 @@
                 <w:rFonts w:ascii="Times New Roman" w:hAnsi="Times New Roman"/>
                 <w:sz w:val="20"/>
               </w:rPr>
-              <w:t>280</w:t>
+              <w:t>87.82%</w:t>
             </w:r>
           </w:p>
         </w:tc>
@@ -3997,7 +5564,7 @@
                 <w:rFonts w:ascii="Times New Roman" w:hAnsi="Times New Roman"/>
                 <w:sz w:val="20"/>
               </w:rPr>
-              <w:t>-18</w:t>
+              <w:t>+29.13 pp</w:t>
             </w:r>
           </w:p>
         </w:tc>
@@ -4016,7 +5583,7 @@
                 <w:rFonts w:ascii="Times New Roman" w:hAnsi="Times New Roman"/>
                 <w:sz w:val="20"/>
               </w:rPr>
-              <w:t>Retorno/prestamo</w:t>
+              <w:t>Ancho medio 90%</w:t>
             </w:r>
           </w:p>
         </w:tc>
@@ -4033,7 +5600,7 @@
                 <w:rFonts w:ascii="Times New Roman" w:hAnsi="Times New Roman"/>
                 <w:sz w:val="20"/>
               </w:rPr>
-              <w:t>$414</w:t>
+              <w:t>0.955</w:t>
             </w:r>
           </w:p>
         </w:tc>
@@ -4050,7 +5617,7 @@
                 <w:rFonts w:ascii="Times New Roman" w:hAnsi="Times New Roman"/>
                 <w:sz w:val="20"/>
               </w:rPr>
-              <w:t>$359</w:t>
+              <w:t>0.752</w:t>
             </w:r>
           </w:p>
         </w:tc>
@@ -4067,7 +5634,284 @@
                 <w:rFonts w:ascii="Times New Roman" w:hAnsi="Times New Roman"/>
                 <w:sz w:val="20"/>
               </w:rPr>
-              <w:t>+$55</w:t>
+              <w:t>-21.3%</w:t>
+            </w:r>
+          </w:p>
+        </w:tc>
+      </w:tr>
+    </w:tbl>
+    <w:p/>
+    <w:p>
+      <w:pPr>
+        <w:spacing w:after="120"/>
+        <w:ind w:firstLine="709"/>
+        <w:jc w:val="both"/>
+      </w:pPr>
+      <w:r>
+        <w:rPr>
+          <w:rFonts w:ascii="Times New Roman" w:hAnsi="Times New Roman"/>
+          <w:b w:val="0"/>
+          <w:i w:val="0"/>
+          <w:color w:val="333333"/>
+          <w:sz w:val="24"/>
+        </w:rPr>
+        <w:t>La diferencia mas relevante es en la cobertura minima por grado: Global alcanza solo 58.69% en su peor subgrupo, mientras que Mondrian sube a 87.82% (+29 puntos porcentuales). Para poner esto en contexto operativo: con el enfoque global, un banco que tiene 7,889 prestamos de grado G veria que en el 41.3% de esos prestamos el intervalo conformal no contiene el valor real. Esto invalida por completo la garantia de cobertura para ese segmento y hace que los intervalos sean inservibles para la toma de decisiones en grados de alto riesgo.</w:t>
+      </w:r>
+    </w:p>
+    <w:p>
+      <w:pPr>
+        <w:spacing w:after="120"/>
+        <w:ind w:firstLine="709"/>
+        <w:jc w:val="both"/>
+      </w:pPr>
+      <w:r>
+        <w:rPr>
+          <w:rFonts w:ascii="Times New Roman" w:hAnsi="Times New Roman"/>
+          <w:b w:val="0"/>
+          <w:i w:val="0"/>
+          <w:color w:val="333333"/>
+          <w:sz w:val="24"/>
+        </w:rPr>
+        <w:t>Ademas, Mondrian logra intervalos 21.3% mas eficientes (ancho promedio de 0.752 vs 0.955). Esto parece contradictorio —mejor cobertura con intervalos mas estrechos— pero se explica porque Mondrian calibra los quantiles por grado: los grados A y B, que son los mas predecibles, obtienen intervalos estrechos y precisos, mientras que los grados F y G obtienen intervalos mas amplios pero que reflejan fielmente su mayor incertidumbre. Global, en cambio, usa un unico quantil que sobredimensiona los grados faciles y subdimensiona los dificiles.</w:t>
+      </w:r>
+    </w:p>
+    <w:p>
+      <w:pPr>
+        <w:jc w:val="center"/>
+      </w:pPr>
+      <w:r>
+        <w:drawing>
+          <wp:inline xmlns:a="http://schemas.openxmlformats.org/drawingml/2006/main" xmlns:pic="http://schemas.openxmlformats.org/drawingml/2006/picture">
+            <wp:extent cx="4114800" cy="1422670"/>
+            <wp:docPr id="11" name="Picture 11"/>
+            <wp:cNvGraphicFramePr>
+              <a:graphicFrameLocks noChangeAspect="1"/>
+            </wp:cNvGraphicFramePr>
+            <a:graphic>
+              <a:graphicData uri="http://schemas.openxmlformats.org/drawingml/2006/picture">
+                <pic:pic>
+                  <pic:nvPicPr>
+                    <pic:cNvPr id="0" name="coverage_width_tradeoff.png"/>
+                    <pic:cNvPicPr/>
+                  </pic:nvPicPr>
+                  <pic:blipFill>
+                    <a:blip r:embed="rId19"/>
+                    <a:stretch>
+                      <a:fillRect/>
+                    </a:stretch>
+                  </pic:blipFill>
+                  <pic:spPr>
+                    <a:xfrm>
+                      <a:off x="0" y="0"/>
+                      <a:ext cx="4114800" cy="1422670"/>
+                    </a:xfrm>
+                    <a:prstGeom prst="rect"/>
+                  </pic:spPr>
+                </pic:pic>
+              </a:graphicData>
+            </a:graphic>
+          </wp:inline>
+        </w:drawing>
+      </w:r>
+    </w:p>
+    <w:p>
+      <w:pPr>
+        <w:spacing w:after="240"/>
+        <w:jc w:val="center"/>
+      </w:pPr>
+      <w:r>
+        <w:rPr>
+          <w:rFonts w:ascii="Times New Roman" w:hAnsi="Times New Roman"/>
+          <w:i/>
+          <w:color w:val="333333"/>
+          <w:sz w:val="20"/>
+        </w:rPr>
+        <w:t>Figura 10. Trade-off entre cobertura y ancho de intervalos conformales. Mondrian domina a Global en ambas dimensiones: mejor cobertura condicional con intervalos mas eficientes.</w:t>
+      </w:r>
+    </w:p>
+    <w:p>
+      <w:pPr>
+        <w:pStyle w:val="Heading2"/>
+      </w:pPr>
+      <w:r>
+        <w:rPr>
+          <w:color w:val="333333"/>
+        </w:rPr>
+        <w:t>8.5 Intervalos Conformales para LGD y EAD</w:t>
+      </w:r>
+    </w:p>
+    <w:p>
+      <w:pPr>
+        <w:spacing w:after="120"/>
+        <w:ind w:firstLine="709"/>
+        <w:jc w:val="both"/>
+      </w:pPr>
+      <w:r>
+        <w:rPr>
+          <w:rFonts w:ascii="Times New Roman" w:hAnsi="Times New Roman"/>
+          <w:b w:val="0"/>
+          <w:i w:val="0"/>
+          <w:color w:val="333333"/>
+          <w:sz w:val="24"/>
+        </w:rPr>
+        <w:t>Los intervalos conformales se extendieron a LGD y EAD sobre el subconjunto de defaults (60,850 prestamos en test OOT). Para LGD, se evaluaron cuatro variantes conformales con un benchmark sistematico que incluye guardrails de cobertura, sesgo y eficiencia. La Tabla 9 compara las variantes.</w:t>
+      </w:r>
+    </w:p>
+    <w:p>
+      <w:pPr>
+        <w:spacing w:before="120"/>
+        <w:jc w:val="center"/>
+      </w:pPr>
+      <w:r>
+        <w:rPr>
+          <w:rFonts w:ascii="Times New Roman" w:hAnsi="Times New Roman"/>
+          <w:i/>
+          <w:color w:val="333333"/>
+          <w:sz w:val="20"/>
+        </w:rPr>
+        <w:t>Tabla 9. Benchmark de variantes conformales para LGD (60,850 defaults en test OOT).</w:t>
+      </w:r>
+    </w:p>
+    <w:tbl>
+      <w:tblPr>
+        <w:tblW w:type="auto" w:w="0"/>
+        <w:jc w:val="center"/>
+        <w:tblLook w:firstColumn="1" w:firstRow="1" w:lastColumn="0" w:lastRow="0" w:noHBand="0" w:noVBand="1" w:val="04A0"/>
+        <w:tblBorders>
+          <w:top w:val="single" w:sz="4" w:space="0" w:color="999999"/>
+          <w:left w:val="single" w:sz="4" w:space="0" w:color="999999"/>
+          <w:bottom w:val="single" w:sz="4" w:space="0" w:color="999999"/>
+          <w:right w:val="single" w:sz="4" w:space="0" w:color="999999"/>
+          <w:insideH w:val="single" w:sz="4" w:space="0" w:color="999999"/>
+          <w:insideV w:val="single" w:sz="4" w:space="0" w:color="999999"/>
+        </w:tblBorders>
+      </w:tblPr>
+      <w:tblGrid>
+        <w:gridCol w:w="1516"/>
+        <w:gridCol w:w="1516"/>
+        <w:gridCol w:w="1516"/>
+        <w:gridCol w:w="1516"/>
+        <w:gridCol w:w="1516"/>
+        <w:gridCol w:w="1516"/>
+      </w:tblGrid>
+      <w:tr>
+        <w:tc>
+          <w:tcPr>
+            <w:tcW w:type="dxa" w:w="1516"/>
+            <w:shd w:fill="0B5ED7" w:val="clear"/>
+          </w:tcPr>
+          <w:p>
+            <w:pPr>
+              <w:jc w:val="center"/>
+            </w:pPr>
+            <w:r>
+              <w:rPr>
+                <w:rFonts w:ascii="Times New Roman" w:hAnsi="Times New Roman"/>
+                <w:b/>
+                <w:color w:val="FFFFFF"/>
+                <w:sz w:val="20"/>
+              </w:rPr>
+              <w:t>Variante LGD</w:t>
+            </w:r>
+          </w:p>
+        </w:tc>
+        <w:tc>
+          <w:tcPr>
+            <w:tcW w:type="dxa" w:w="1516"/>
+            <w:shd w:fill="0B5ED7" w:val="clear"/>
+          </w:tcPr>
+          <w:p>
+            <w:pPr>
+              <w:jc w:val="center"/>
+            </w:pPr>
+            <w:r>
+              <w:rPr>
+                <w:rFonts w:ascii="Times New Roman" w:hAnsi="Times New Roman"/>
+                <w:b/>
+                <w:color w:val="FFFFFF"/>
+                <w:sz w:val="20"/>
+              </w:rPr>
+              <w:t>Cob. 90%</w:t>
+            </w:r>
+          </w:p>
+        </w:tc>
+        <w:tc>
+          <w:tcPr>
+            <w:tcW w:type="dxa" w:w="1516"/>
+            <w:shd w:fill="0B5ED7" w:val="clear"/>
+          </w:tcPr>
+          <w:p>
+            <w:pPr>
+              <w:jc w:val="center"/>
+            </w:pPr>
+            <w:r>
+              <w:rPr>
+                <w:rFonts w:ascii="Times New Roman" w:hAnsi="Times New Roman"/>
+                <w:b/>
+                <w:color w:val="FFFFFF"/>
+                <w:sz w:val="20"/>
+              </w:rPr>
+              <w:t>Cob. 95%</w:t>
+            </w:r>
+          </w:p>
+        </w:tc>
+        <w:tc>
+          <w:tcPr>
+            <w:tcW w:type="dxa" w:w="1516"/>
+            <w:shd w:fill="0B5ED7" w:val="clear"/>
+          </w:tcPr>
+          <w:p>
+            <w:pPr>
+              <w:jc w:val="center"/>
+            </w:pPr>
+            <w:r>
+              <w:rPr>
+                <w:rFonts w:ascii="Times New Roman" w:hAnsi="Times New Roman"/>
+                <w:b/>
+                <w:color w:val="FFFFFF"/>
+                <w:sz w:val="20"/>
+              </w:rPr>
+              <w:t>Min Grado 90%</w:t>
+            </w:r>
+          </w:p>
+        </w:tc>
+        <w:tc>
+          <w:tcPr>
+            <w:tcW w:type="dxa" w:w="1516"/>
+            <w:shd w:fill="0B5ED7" w:val="clear"/>
+          </w:tcPr>
+          <w:p>
+            <w:pPr>
+              <w:jc w:val="center"/>
+            </w:pPr>
+            <w:r>
+              <w:rPr>
+                <w:rFonts w:ascii="Times New Roman" w:hAnsi="Times New Roman"/>
+                <w:b/>
+                <w:color w:val="FFFFFF"/>
+                <w:sz w:val="20"/>
+              </w:rPr>
+              <w:t>Ancho 90%</w:t>
+            </w:r>
+          </w:p>
+        </w:tc>
+        <w:tc>
+          <w:tcPr>
+            <w:tcW w:type="dxa" w:w="1516"/>
+            <w:shd w:fill="0B5ED7" w:val="clear"/>
+          </w:tcPr>
+          <w:p>
+            <w:pPr>
+              <w:jc w:val="center"/>
+            </w:pPr>
+            <w:r>
+              <w:rPr>
+                <w:rFonts w:ascii="Times New Roman" w:hAnsi="Times New Roman"/>
+                <w:b/>
+                <w:color w:val="FFFFFF"/>
+                <w:sz w:val="20"/>
+              </w:rPr>
+              <w:t>Guardrails</w:t>
             </w:r>
           </w:p>
         </w:tc>
@@ -4075,7 +5919,111 @@
       <w:tr>
         <w:tc>
           <w:tcPr>
-            <w:tcW w:type="dxa" w:w="2275"/>
+            <w:tcW w:type="dxa" w:w="1516"/>
+          </w:tcPr>
+          <w:p>
+            <w:pPr>
+              <w:jc w:val="center"/>
+            </w:pPr>
+            <w:r>
+              <w:rPr>
+                <w:rFonts w:ascii="Times New Roman" w:hAnsi="Times New Roman"/>
+                <w:sz w:val="20"/>
+              </w:rPr>
+              <w:t>Two-stage split</w:t>
+            </w:r>
+          </w:p>
+        </w:tc>
+        <w:tc>
+          <w:tcPr>
+            <w:tcW w:type="dxa" w:w="1516"/>
+          </w:tcPr>
+          <w:p>
+            <w:pPr>
+              <w:jc w:val="center"/>
+            </w:pPr>
+            <w:r>
+              <w:rPr>
+                <w:rFonts w:ascii="Times New Roman" w:hAnsi="Times New Roman"/>
+                <w:sz w:val="20"/>
+              </w:rPr>
+              <w:t>78.19%</w:t>
+            </w:r>
+          </w:p>
+        </w:tc>
+        <w:tc>
+          <w:tcPr>
+            <w:tcW w:type="dxa" w:w="1516"/>
+          </w:tcPr>
+          <w:p>
+            <w:pPr>
+              <w:jc w:val="center"/>
+            </w:pPr>
+            <w:r>
+              <w:rPr>
+                <w:rFonts w:ascii="Times New Roman" w:hAnsi="Times New Roman"/>
+                <w:sz w:val="20"/>
+              </w:rPr>
+              <w:t>87.30%</w:t>
+            </w:r>
+          </w:p>
+        </w:tc>
+        <w:tc>
+          <w:tcPr>
+            <w:tcW w:type="dxa" w:w="1516"/>
+          </w:tcPr>
+          <w:p>
+            <w:pPr>
+              <w:jc w:val="center"/>
+            </w:pPr>
+            <w:r>
+              <w:rPr>
+                <w:rFonts w:ascii="Times New Roman" w:hAnsi="Times New Roman"/>
+                <w:sz w:val="20"/>
+              </w:rPr>
+              <w:t>53.56%</w:t>
+            </w:r>
+          </w:p>
+        </w:tc>
+        <w:tc>
+          <w:tcPr>
+            <w:tcW w:type="dxa" w:w="1516"/>
+          </w:tcPr>
+          <w:p>
+            <w:pPr>
+              <w:jc w:val="center"/>
+            </w:pPr>
+            <w:r>
+              <w:rPr>
+                <w:rFonts w:ascii="Times New Roman" w:hAnsi="Times New Roman"/>
+                <w:sz w:val="20"/>
+              </w:rPr>
+              <w:t>0.568</w:t>
+            </w:r>
+          </w:p>
+        </w:tc>
+        <w:tc>
+          <w:tcPr>
+            <w:tcW w:type="dxa" w:w="1516"/>
+          </w:tcPr>
+          <w:p>
+            <w:pPr>
+              <w:jc w:val="center"/>
+            </w:pPr>
+            <w:r>
+              <w:rPr>
+                <w:rFonts w:ascii="Times New Roman" w:hAnsi="Times New Roman"/>
+                <w:sz w:val="20"/>
+              </w:rPr>
+              <w:t>No pasa</w:t>
+            </w:r>
+          </w:p>
+        </w:tc>
+      </w:tr>
+      <w:tr>
+        <w:tc>
+          <w:tcPr>
+            <w:tcW w:type="dxa" w:w="1516"/>
             <w:shd w:fill="F0F4FA" w:val="clear"/>
           </w:tcPr>
           <w:p>
@@ -4087,13 +6035,13 @@
                 <w:rFonts w:ascii="Times New Roman" w:hAnsi="Times New Roman"/>
                 <w:sz w:val="20"/>
               </w:rPr>
-              <w:t>Precio de robustez</w:t>
+              <w:t>Direct split</w:t>
             </w:r>
           </w:p>
         </w:tc>
         <w:tc>
           <w:tcPr>
-            <w:tcW w:type="dxa" w:w="2275"/>
+            <w:tcW w:type="dxa" w:w="1516"/>
             <w:shd w:fill="F0F4FA" w:val="clear"/>
           </w:tcPr>
           <w:p>
@@ -4105,13 +6053,13 @@
                 <w:rFonts w:ascii="Times New Roman" w:hAnsi="Times New Roman"/>
                 <w:sz w:val="20"/>
               </w:rPr>
-              <w:t>0.0%</w:t>
+              <w:t>78.64%</w:t>
             </w:r>
           </w:p>
         </w:tc>
         <w:tc>
           <w:tcPr>
-            <w:tcW w:type="dxa" w:w="2275"/>
+            <w:tcW w:type="dxa" w:w="1516"/>
             <w:shd w:fill="F0F4FA" w:val="clear"/>
           </w:tcPr>
           <w:p>
@@ -4123,13 +6071,13 @@
                 <w:rFonts w:ascii="Times New Roman" w:hAnsi="Times New Roman"/>
                 <w:sz w:val="20"/>
               </w:rPr>
-              <w:t>—</w:t>
+              <w:t>87.64%</w:t>
             </w:r>
           </w:p>
         </w:tc>
         <w:tc>
           <w:tcPr>
-            <w:tcW w:type="dxa" w:w="2275"/>
+            <w:tcW w:type="dxa" w:w="1516"/>
             <w:shd w:fill="F0F4FA" w:val="clear"/>
           </w:tcPr>
           <w:p>
@@ -4141,7 +6089,455 @@
                 <w:rFonts w:ascii="Times New Roman" w:hAnsi="Times New Roman"/>
                 <w:sz w:val="20"/>
               </w:rPr>
-              <w:t>—</w:t>
+              <w:t>54.12%</w:t>
+            </w:r>
+          </w:p>
+        </w:tc>
+        <w:tc>
+          <w:tcPr>
+            <w:tcW w:type="dxa" w:w="1516"/>
+            <w:shd w:fill="F0F4FA" w:val="clear"/>
+          </w:tcPr>
+          <w:p>
+            <w:pPr>
+              <w:jc w:val="center"/>
+            </w:pPr>
+            <w:r>
+              <w:rPr>
+                <w:rFonts w:ascii="Times New Roman" w:hAnsi="Times New Roman"/>
+                <w:sz w:val="20"/>
+              </w:rPr>
+              <w:t>0.568</w:t>
+            </w:r>
+          </w:p>
+        </w:tc>
+        <w:tc>
+          <w:tcPr>
+            <w:tcW w:type="dxa" w:w="1516"/>
+            <w:shd w:fill="F0F4FA" w:val="clear"/>
+          </w:tcPr>
+          <w:p>
+            <w:pPr>
+              <w:jc w:val="center"/>
+            </w:pPr>
+            <w:r>
+              <w:rPr>
+                <w:rFonts w:ascii="Times New Roman" w:hAnsi="Times New Roman"/>
+                <w:sz w:val="20"/>
+              </w:rPr>
+              <w:t>No pasa</w:t>
+            </w:r>
+          </w:p>
+        </w:tc>
+      </w:tr>
+      <w:tr>
+        <w:tc>
+          <w:tcPr>
+            <w:tcW w:type="dxa" w:w="1516"/>
+          </w:tcPr>
+          <w:p>
+            <w:pPr>
+              <w:jc w:val="center"/>
+            </w:pPr>
+            <w:r>
+              <w:rPr>
+                <w:rFonts w:ascii="Times New Roman" w:hAnsi="Times New Roman"/>
+                <w:sz w:val="20"/>
+              </w:rPr>
+              <w:t>Direct CQR</w:t>
+            </w:r>
+          </w:p>
+        </w:tc>
+        <w:tc>
+          <w:tcPr>
+            <w:tcW w:type="dxa" w:w="1516"/>
+          </w:tcPr>
+          <w:p>
+            <w:pPr>
+              <w:jc w:val="center"/>
+            </w:pPr>
+            <w:r>
+              <w:rPr>
+                <w:rFonts w:ascii="Times New Roman" w:hAnsi="Times New Roman"/>
+                <w:sz w:val="20"/>
+              </w:rPr>
+              <w:t>74.52%</w:t>
+            </w:r>
+          </w:p>
+        </w:tc>
+        <w:tc>
+          <w:tcPr>
+            <w:tcW w:type="dxa" w:w="1516"/>
+          </w:tcPr>
+          <w:p>
+            <w:pPr>
+              <w:jc w:val="center"/>
+            </w:pPr>
+            <w:r>
+              <w:rPr>
+                <w:rFonts w:ascii="Times New Roman" w:hAnsi="Times New Roman"/>
+                <w:sz w:val="20"/>
+              </w:rPr>
+              <w:t>84.47%</w:t>
+            </w:r>
+          </w:p>
+        </w:tc>
+        <w:tc>
+          <w:tcPr>
+            <w:tcW w:type="dxa" w:w="1516"/>
+          </w:tcPr>
+          <w:p>
+            <w:pPr>
+              <w:jc w:val="center"/>
+            </w:pPr>
+            <w:r>
+              <w:rPr>
+                <w:rFonts w:ascii="Times New Roman" w:hAnsi="Times New Roman"/>
+                <w:sz w:val="20"/>
+              </w:rPr>
+              <w:t>70.51%</w:t>
+            </w:r>
+          </w:p>
+        </w:tc>
+        <w:tc>
+          <w:tcPr>
+            <w:tcW w:type="dxa" w:w="1516"/>
+          </w:tcPr>
+          <w:p>
+            <w:pPr>
+              <w:jc w:val="center"/>
+            </w:pPr>
+            <w:r>
+              <w:rPr>
+                <w:rFonts w:ascii="Times New Roman" w:hAnsi="Times New Roman"/>
+                <w:sz w:val="20"/>
+              </w:rPr>
+              <w:t>0.540</w:t>
+            </w:r>
+          </w:p>
+        </w:tc>
+        <w:tc>
+          <w:tcPr>
+            <w:tcW w:type="dxa" w:w="1516"/>
+          </w:tcPr>
+          <w:p>
+            <w:pPr>
+              <w:jc w:val="center"/>
+            </w:pPr>
+            <w:r>
+              <w:rPr>
+                <w:rFonts w:ascii="Times New Roman" w:hAnsi="Times New Roman"/>
+                <w:sz w:val="20"/>
+              </w:rPr>
+              <w:t>No pasa</w:t>
+            </w:r>
+          </w:p>
+        </w:tc>
+      </w:tr>
+      <w:tr>
+        <w:tc>
+          <w:tcPr>
+            <w:tcW w:type="dxa" w:w="1516"/>
+            <w:shd w:fill="F0F4FA" w:val="clear"/>
+          </w:tcPr>
+          <w:p>
+            <w:pPr>
+              <w:jc w:val="center"/>
+            </w:pPr>
+            <w:r>
+              <w:rPr>
+                <w:rFonts w:ascii="Times New Roman" w:hAnsi="Times New Roman"/>
+                <w:sz w:val="20"/>
+              </w:rPr>
+              <w:t>Adaptive grade-temporal</w:t>
+            </w:r>
+          </w:p>
+        </w:tc>
+        <w:tc>
+          <w:tcPr>
+            <w:tcW w:type="dxa" w:w="1516"/>
+            <w:shd w:fill="F0F4FA" w:val="clear"/>
+          </w:tcPr>
+          <w:p>
+            <w:pPr>
+              <w:jc w:val="center"/>
+            </w:pPr>
+            <w:r>
+              <w:rPr>
+                <w:rFonts w:ascii="Times New Roman" w:hAnsi="Times New Roman"/>
+                <w:sz w:val="20"/>
+              </w:rPr>
+              <w:t>90.50%</w:t>
+            </w:r>
+          </w:p>
+        </w:tc>
+        <w:tc>
+          <w:tcPr>
+            <w:tcW w:type="dxa" w:w="1516"/>
+            <w:shd w:fill="F0F4FA" w:val="clear"/>
+          </w:tcPr>
+          <w:p>
+            <w:pPr>
+              <w:jc w:val="center"/>
+            </w:pPr>
+            <w:r>
+              <w:rPr>
+                <w:rFonts w:ascii="Times New Roman" w:hAnsi="Times New Roman"/>
+                <w:sz w:val="20"/>
+              </w:rPr>
+              <w:t>95.50%</w:t>
+            </w:r>
+          </w:p>
+        </w:tc>
+        <w:tc>
+          <w:tcPr>
+            <w:tcW w:type="dxa" w:w="1516"/>
+            <w:shd w:fill="F0F4FA" w:val="clear"/>
+          </w:tcPr>
+          <w:p>
+            <w:pPr>
+              <w:jc w:val="center"/>
+            </w:pPr>
+            <w:r>
+              <w:rPr>
+                <w:rFonts w:ascii="Times New Roman" w:hAnsi="Times New Roman"/>
+                <w:sz w:val="20"/>
+              </w:rPr>
+              <w:t>90.47%</w:t>
+            </w:r>
+          </w:p>
+        </w:tc>
+        <w:tc>
+          <w:tcPr>
+            <w:tcW w:type="dxa" w:w="1516"/>
+            <w:shd w:fill="F0F4FA" w:val="clear"/>
+          </w:tcPr>
+          <w:p>
+            <w:pPr>
+              <w:jc w:val="center"/>
+            </w:pPr>
+            <w:r>
+              <w:rPr>
+                <w:rFonts w:ascii="Times New Roman" w:hAnsi="Times New Roman"/>
+                <w:sz w:val="20"/>
+              </w:rPr>
+              <w:t>0.496</w:t>
+            </w:r>
+          </w:p>
+        </w:tc>
+        <w:tc>
+          <w:tcPr>
+            <w:tcW w:type="dxa" w:w="1516"/>
+            <w:shd w:fill="F0F4FA" w:val="clear"/>
+          </w:tcPr>
+          <w:p>
+            <w:pPr>
+              <w:jc w:val="center"/>
+            </w:pPr>
+            <w:r>
+              <w:rPr>
+                <w:rFonts w:ascii="Times New Roman" w:hAnsi="Times New Roman"/>
+                <w:sz w:val="20"/>
+              </w:rPr>
+              <w:t>Pasa todos</w:t>
+            </w:r>
+          </w:p>
+        </w:tc>
+      </w:tr>
+    </w:tbl>
+    <w:p/>
+    <w:p>
+      <w:pPr>
+        <w:spacing w:after="120"/>
+        <w:ind w:firstLine="709"/>
+        <w:jc w:val="both"/>
+      </w:pPr>
+      <w:r>
+        <w:rPr>
+          <w:rFonts w:ascii="Times New Roman" w:hAnsi="Times New Roman"/>
+          <w:b w:val="0"/>
+          <w:i w:val="0"/>
+          <w:color w:val="333333"/>
+          <w:sz w:val="24"/>
+        </w:rPr>
+        <w:t>Solo la variante direct_adaptive_grade_temporal paso todos los guardrails. Las tres variantes rechazadas muestran un patron comun: subcoberturas severas (74-78% vs el objetivo de 90%), especialmente en las coberturas por grado (53-70% en el peor grado). Esto demuestra que LGD, al ser una variable continua acotada en [0, 1] con alta heteroscedasticidad por grado, requiere un enfoque conformal que se adapte a la estructura del portafolio. La variante ganadora ajusta los quantiles conformales de manera online por grado y periodo temporal, logrando no solo la cobertura mas alta (90.50%) sino tambien el ancho mas eficiente (0.496, un 13% menor que la referencia).</w:t>
+      </w:r>
+    </w:p>
+    <w:p>
+      <w:pPr>
+        <w:spacing w:after="120"/>
+        <w:ind w:firstLine="709"/>
+        <w:jc w:val="both"/>
+      </w:pPr>
+      <w:r>
+        <w:rPr>
+          <w:rFonts w:ascii="Times New Roman" w:hAnsi="Times New Roman"/>
+          <w:b w:val="0"/>
+          <w:i w:val="0"/>
+          <w:color w:val="333333"/>
+          <w:sz w:val="24"/>
+        </w:rPr>
+        <w:t>Para EAD, el modelo alcanzo cobertura del 90.82% al 90% y 95.28% al 95%, con un R-cuadrado de 0.9999 en la prediccion puntual. La alta precision de EAD se explica porque la exposicion al default esta fuertemente determinada por el saldo vivo del prestamo, que es una variable contractual con baja incertidumbre. Los intervalos conformales para EAD son, en consecuencia, estrechos (ancho medio de $132.58 USD al 90%), reflejando correctamente la baja incertidumbre.</w:t>
+      </w:r>
+    </w:p>
+    <w:p>
+      <w:pPr>
+        <w:spacing w:after="120"/>
+        <w:ind w:firstLine="709"/>
+        <w:jc w:val="both"/>
+      </w:pPr>
+      <w:r>
+        <w:rPr>
+          <w:rFonts w:ascii="Times New Roman" w:hAnsi="Times New Roman"/>
+          <w:b w:val="0"/>
+          <w:i w:val="0"/>
+          <w:color w:val="333333"/>
+          <w:sz w:val="24"/>
+        </w:rPr>
+        <w:t>Este resultado es significativo porque demuestra que la prediccion conformal es aplicable a la triada completa PD-LGD-EAD, no solo a PD. La extension a LGD y EAD cierra un vacio en la literatura existente, donde trabajos como Bellotti [5] se enfocan exclusivamente en PD, y habilita el calculo de intervalos de confianza para la perdida esperada completa (ECL = PD x LGD x EAD).</w:t>
+      </w:r>
+    </w:p>
+    <w:p>
+      <w:pPr>
+        <w:pStyle w:val="Heading2"/>
+      </w:pPr>
+      <w:r>
+        <w:rPr>
+          <w:color w:val="333333"/>
+        </w:rPr>
+        <w:t>8.6 Impacto Regulatorio: IFRS 9 y ECL</w:t>
+      </w:r>
+    </w:p>
+    <w:p>
+      <w:pPr>
+        <w:spacing w:after="120"/>
+        <w:ind w:firstLine="709"/>
+        <w:jc w:val="both"/>
+      </w:pPr>
+      <w:r>
+        <w:rPr>
+          <w:rFonts w:ascii="Times New Roman" w:hAnsi="Times New Roman"/>
+          <w:b w:val="0"/>
+          <w:i w:val="0"/>
+          <w:color w:val="333333"/>
+          <w:sz w:val="24"/>
+        </w:rPr>
+        <w:t>Se evaluo el impacto de los intervalos conformales en el calculo de perdidas crediticias esperadas (ECL) bajo IFRS 9 [9]. La Tabla 10 muestra el ECL bajo cuatro escenarios que van desde el baseline (PD puntual) hasta el escenario severo (PD en el limite superior del intervalo conformal al 95%).</w:t>
+      </w:r>
+    </w:p>
+    <w:p>
+      <w:pPr>
+        <w:spacing w:before="120"/>
+        <w:jc w:val="center"/>
+      </w:pPr>
+      <w:r>
+        <w:rPr>
+          <w:rFonts w:ascii="Times New Roman" w:hAnsi="Times New Roman"/>
+          <w:i/>
+          <w:color w:val="333333"/>
+          <w:sz w:val="20"/>
+        </w:rPr>
+        <w:t>Tabla 10. Estimacion de ECL bajo escenarios de estres con intervalos conformales.</w:t>
+      </w:r>
+    </w:p>
+    <w:tbl>
+      <w:tblPr>
+        <w:tblW w:type="auto" w:w="0"/>
+        <w:jc w:val="center"/>
+        <w:tblLook w:firstColumn="1" w:firstRow="1" w:lastColumn="0" w:lastRow="0" w:noHBand="0" w:noVBand="1" w:val="04A0"/>
+        <w:tblBorders>
+          <w:top w:val="single" w:sz="4" w:space="0" w:color="999999"/>
+          <w:left w:val="single" w:sz="4" w:space="0" w:color="999999"/>
+          <w:bottom w:val="single" w:sz="4" w:space="0" w:color="999999"/>
+          <w:right w:val="single" w:sz="4" w:space="0" w:color="999999"/>
+          <w:insideH w:val="single" w:sz="4" w:space="0" w:color="999999"/>
+          <w:insideV w:val="single" w:sz="4" w:space="0" w:color="999999"/>
+        </w:tblBorders>
+      </w:tblPr>
+      <w:tblGrid>
+        <w:gridCol w:w="2275"/>
+        <w:gridCol w:w="2275"/>
+        <w:gridCol w:w="2275"/>
+        <w:gridCol w:w="2275"/>
+      </w:tblGrid>
+      <w:tr>
+        <w:tc>
+          <w:tcPr>
+            <w:tcW w:type="dxa" w:w="2275"/>
+            <w:shd w:fill="0B5ED7" w:val="clear"/>
+          </w:tcPr>
+          <w:p>
+            <w:pPr>
+              <w:jc w:val="center"/>
+            </w:pPr>
+            <w:r>
+              <w:rPr>
+                <w:rFonts w:ascii="Times New Roman" w:hAnsi="Times New Roman"/>
+                <w:b/>
+                <w:color w:val="FFFFFF"/>
+                <w:sz w:val="20"/>
+              </w:rPr>
+              <w:t>Escenario</w:t>
+            </w:r>
+          </w:p>
+        </w:tc>
+        <w:tc>
+          <w:tcPr>
+            <w:tcW w:type="dxa" w:w="2275"/>
+            <w:shd w:fill="0B5ED7" w:val="clear"/>
+          </w:tcPr>
+          <w:p>
+            <w:pPr>
+              <w:jc w:val="center"/>
+            </w:pPr>
+            <w:r>
+              <w:rPr>
+                <w:rFonts w:ascii="Times New Roman" w:hAnsi="Times New Roman"/>
+                <w:b/>
+                <w:color w:val="FFFFFF"/>
+                <w:sz w:val="20"/>
+              </w:rPr>
+              <w:t>ECL (USD)</w:t>
+            </w:r>
+          </w:p>
+        </w:tc>
+        <w:tc>
+          <w:tcPr>
+            <w:tcW w:type="dxa" w:w="2275"/>
+            <w:shd w:fill="0B5ED7" w:val="clear"/>
+          </w:tcPr>
+          <w:p>
+            <w:pPr>
+              <w:jc w:val="center"/>
+            </w:pPr>
+            <w:r>
+              <w:rPr>
+                <w:rFonts w:ascii="Times New Roman" w:hAnsi="Times New Roman"/>
+                <w:b/>
+                <w:color w:val="FFFFFF"/>
+                <w:sz w:val="20"/>
+              </w:rPr>
+              <w:t>Uplift vs Baseline</w:t>
+            </w:r>
+          </w:p>
+        </w:tc>
+        <w:tc>
+          <w:tcPr>
+            <w:tcW w:type="dxa" w:w="2275"/>
+            <w:shd w:fill="0B5ED7" w:val="clear"/>
+          </w:tcPr>
+          <w:p>
+            <w:pPr>
+              <w:jc w:val="center"/>
+            </w:pPr>
+            <w:r>
+              <w:rPr>
+                <w:rFonts w:ascii="Times New Roman" w:hAnsi="Times New Roman"/>
+                <w:b/>
+                <w:color w:val="FFFFFF"/>
+                <w:sz w:val="20"/>
+              </w:rPr>
+              <w:t>PD utilizada</w:t>
             </w:r>
           </w:p>
         </w:tc>
@@ -4160,7 +6556,7 @@
                 <w:rFonts w:ascii="Times New Roman" w:hAnsi="Times New Roman"/>
                 <w:sz w:val="20"/>
               </w:rPr>
-              <w:t>Reduccion worst-case PD</w:t>
+              <w:t>Baseline (PD puntual)</w:t>
             </w:r>
           </w:p>
         </w:tc>
@@ -4177,7 +6573,7 @@
                 <w:rFonts w:ascii="Times New Roman" w:hAnsi="Times New Roman"/>
                 <w:sz w:val="20"/>
               </w:rPr>
-              <w:t>1,053 bps</w:t>
+              <w:t>$977M</w:t>
             </w:r>
           </w:p>
         </w:tc>
@@ -4211,7 +6607,225 @@
                 <w:rFonts w:ascii="Times New Roman" w:hAnsi="Times New Roman"/>
                 <w:sz w:val="20"/>
               </w:rPr>
-              <w:t>—</w:t>
+              <w:t>PD calibrada</w:t>
+            </w:r>
+          </w:p>
+        </w:tc>
+      </w:tr>
+      <w:tr>
+        <w:tc>
+          <w:tcPr>
+            <w:tcW w:type="dxa" w:w="2275"/>
+            <w:shd w:fill="F0F4FA" w:val="clear"/>
+          </w:tcPr>
+          <w:p>
+            <w:pPr>
+              <w:jc w:val="center"/>
+            </w:pPr>
+            <w:r>
+              <w:rPr>
+                <w:rFonts w:ascii="Times New Roman" w:hAnsi="Times New Roman"/>
+                <w:sz w:val="20"/>
+              </w:rPr>
+              <w:t>Mild stress</w:t>
+            </w:r>
+          </w:p>
+        </w:tc>
+        <w:tc>
+          <w:tcPr>
+            <w:tcW w:type="dxa" w:w="2275"/>
+            <w:shd w:fill="F0F4FA" w:val="clear"/>
+          </w:tcPr>
+          <w:p>
+            <w:pPr>
+              <w:jc w:val="center"/>
+            </w:pPr>
+            <w:r>
+              <w:rPr>
+                <w:rFonts w:ascii="Times New Roman" w:hAnsi="Times New Roman"/>
+                <w:sz w:val="20"/>
+              </w:rPr>
+              <w:t>$1,200M</w:t>
+            </w:r>
+          </w:p>
+        </w:tc>
+        <w:tc>
+          <w:tcPr>
+            <w:tcW w:type="dxa" w:w="2275"/>
+            <w:shd w:fill="F0F4FA" w:val="clear"/>
+          </w:tcPr>
+          <w:p>
+            <w:pPr>
+              <w:jc w:val="center"/>
+            </w:pPr>
+            <w:r>
+              <w:rPr>
+                <w:rFonts w:ascii="Times New Roman" w:hAnsi="Times New Roman"/>
+                <w:sz w:val="20"/>
+              </w:rPr>
+              <w:t>+22.8%</w:t>
+            </w:r>
+          </w:p>
+        </w:tc>
+        <w:tc>
+          <w:tcPr>
+            <w:tcW w:type="dxa" w:w="2275"/>
+            <w:shd w:fill="F0F4FA" w:val="clear"/>
+          </w:tcPr>
+          <w:p>
+            <w:pPr>
+              <w:jc w:val="center"/>
+            </w:pPr>
+            <w:r>
+              <w:rPr>
+                <w:rFonts w:ascii="Times New Roman" w:hAnsi="Times New Roman"/>
+                <w:sz w:val="20"/>
+              </w:rPr>
+              <w:t>PD + 0.5 * ancho CP</w:t>
+            </w:r>
+          </w:p>
+        </w:tc>
+      </w:tr>
+      <w:tr>
+        <w:tc>
+          <w:tcPr>
+            <w:tcW w:type="dxa" w:w="2275"/>
+          </w:tcPr>
+          <w:p>
+            <w:pPr>
+              <w:jc w:val="center"/>
+            </w:pPr>
+            <w:r>
+              <w:rPr>
+                <w:rFonts w:ascii="Times New Roman" w:hAnsi="Times New Roman"/>
+                <w:sz w:val="20"/>
+              </w:rPr>
+              <w:t>Adverse</w:t>
+            </w:r>
+          </w:p>
+        </w:tc>
+        <w:tc>
+          <w:tcPr>
+            <w:tcW w:type="dxa" w:w="2275"/>
+          </w:tcPr>
+          <w:p>
+            <w:pPr>
+              <w:jc w:val="center"/>
+            </w:pPr>
+            <w:r>
+              <w:rPr>
+                <w:rFonts w:ascii="Times New Roman" w:hAnsi="Times New Roman"/>
+                <w:sz w:val="20"/>
+              </w:rPr>
+              <w:t>$1,463M</w:t>
+            </w:r>
+          </w:p>
+        </w:tc>
+        <w:tc>
+          <w:tcPr>
+            <w:tcW w:type="dxa" w:w="2275"/>
+          </w:tcPr>
+          <w:p>
+            <w:pPr>
+              <w:jc w:val="center"/>
+            </w:pPr>
+            <w:r>
+              <w:rPr>
+                <w:rFonts w:ascii="Times New Roman" w:hAnsi="Times New Roman"/>
+                <w:sz w:val="20"/>
+              </w:rPr>
+              <w:t>+49.7%</w:t>
+            </w:r>
+          </w:p>
+        </w:tc>
+        <w:tc>
+          <w:tcPr>
+            <w:tcW w:type="dxa" w:w="2275"/>
+          </w:tcPr>
+          <w:p>
+            <w:pPr>
+              <w:jc w:val="center"/>
+            </w:pPr>
+            <w:r>
+              <w:rPr>
+                <w:rFonts w:ascii="Times New Roman" w:hAnsi="Times New Roman"/>
+                <w:sz w:val="20"/>
+              </w:rPr>
+              <w:t>PD + 0.75 * ancho CP</w:t>
+            </w:r>
+          </w:p>
+        </w:tc>
+      </w:tr>
+      <w:tr>
+        <w:tc>
+          <w:tcPr>
+            <w:tcW w:type="dxa" w:w="2275"/>
+            <w:shd w:fill="F0F4FA" w:val="clear"/>
+          </w:tcPr>
+          <w:p>
+            <w:pPr>
+              <w:jc w:val="center"/>
+            </w:pPr>
+            <w:r>
+              <w:rPr>
+                <w:rFonts w:ascii="Times New Roman" w:hAnsi="Times New Roman"/>
+                <w:sz w:val="20"/>
+              </w:rPr>
+              <w:t>Severe (PD alta conformal)</w:t>
+            </w:r>
+          </w:p>
+        </w:tc>
+        <w:tc>
+          <w:tcPr>
+            <w:tcW w:type="dxa" w:w="2275"/>
+            <w:shd w:fill="F0F4FA" w:val="clear"/>
+          </w:tcPr>
+          <w:p>
+            <w:pPr>
+              <w:jc w:val="center"/>
+            </w:pPr>
+            <w:r>
+              <w:rPr>
+                <w:rFonts w:ascii="Times New Roman" w:hAnsi="Times New Roman"/>
+                <w:sz w:val="20"/>
+              </w:rPr>
+              <w:t>$1,791M</w:t>
+            </w:r>
+          </w:p>
+        </w:tc>
+        <w:tc>
+          <w:tcPr>
+            <w:tcW w:type="dxa" w:w="2275"/>
+            <w:shd w:fill="F0F4FA" w:val="clear"/>
+          </w:tcPr>
+          <w:p>
+            <w:pPr>
+              <w:jc w:val="center"/>
+            </w:pPr>
+            <w:r>
+              <w:rPr>
+                <w:rFonts w:ascii="Times New Roman" w:hAnsi="Times New Roman"/>
+                <w:sz w:val="20"/>
+              </w:rPr>
+              <w:t>+83.3%</w:t>
+            </w:r>
+          </w:p>
+        </w:tc>
+        <w:tc>
+          <w:tcPr>
+            <w:tcW w:type="dxa" w:w="2275"/>
+            <w:shd w:fill="F0F4FA" w:val="clear"/>
+          </w:tcPr>
+          <w:p>
+            <w:pPr>
+              <w:jc w:val="center"/>
+            </w:pPr>
+            <w:r>
+              <w:rPr>
+                <w:rFonts w:ascii="Times New Roman" w:hAnsi="Times New Roman"/>
+                <w:sz w:val="20"/>
+              </w:rPr>
+              <w:t>PD_high (95%)</w:t>
             </w:r>
           </w:p>
         </w:tc>
@@ -4232,18 +6846,52 @@
           <w:color w:val="333333"/>
           <w:sz w:val="24"/>
         </w:rPr>
-        <w:t>El resultado mas notable es que el portafolio robusto no solo protege contra la incertidumbre sino que ademas genera un retorno superior (+$7,857) con un precio de robustez de 0%. Esto significa que incorporar la incertidumbre conformal en las decisiones de asignacion no tiene costo en retorno esperado. La reduccion del worst-case PD fue de 1,053 puntos base, y la similitud de asignacion entre ambos portafolios fue del 84.0%, indicando que la proteccion robusta se logra mediante ajustes selectivos en la composicion del portafolio, no mediante una reestructuracion radical.</w:t>
+        <w:t>El ECL baseline (usando PD puntual calibrada) es de $977M. Cuando se utiliza el limite superior del intervalo conformal al 95% (escenario severe), el ECL sube a $1,791M, un incremento del 83.3%. Este rango de $814M entre el escenario base y el severo cuantifica de manera explicita la incertidumbre en las provisiones. Sin prediccion conformal, este rango simplemente no existe: el banco solo ve un numero ($977M) sin saber si es una estimacion robusta o fragil.</w:t>
       </w:r>
     </w:p>
     <w:p>
       <w:pPr>
+        <w:spacing w:after="120"/>
+        <w:ind w:firstLine="709"/>
+        <w:jc w:val="both"/>
+      </w:pPr>
+      <w:r>
+        <w:rPr>
+          <w:rFonts w:ascii="Times New Roman" w:hAnsi="Times New Roman"/>
+          <w:b w:val="0"/>
+          <w:i w:val="0"/>
+          <w:color w:val="333333"/>
+          <w:sz w:val="24"/>
+        </w:rPr>
+        <w:t>La distribucion por etapas IFRS 9 fue: Stage 1 (sin deterioro significativo) 34.51% (95,547 prestamos), Stage 2 (SICR detectado) 43.01% (119,071 prestamos), y Stage 3 (impago) 22.48% (62,251 prestamos). La alta proporcion de Stage 2 refleja que el periodo 2018-2020 incluye el inicio de la pandemia, cuando se activo un incremento significativo de riesgo crediticio a nivel del portafolio completo.</w:t>
+      </w:r>
+    </w:p>
+    <w:p>
+      <w:pPr>
+        <w:spacing w:after="120"/>
+        <w:ind w:firstLine="709"/>
+        <w:jc w:val="both"/>
+      </w:pPr>
+      <w:r>
+        <w:rPr>
+          <w:rFonts w:ascii="Times New Roman" w:hAnsi="Times New Roman"/>
+          <w:b w:val="0"/>
+          <w:i w:val="0"/>
+          <w:color w:val="333333"/>
+          <w:sz w:val="24"/>
+        </w:rPr>
+        <w:t>Un hallazgo relevante de esta investigacion es que el ancho del intervalo conformal (PD_high - PD_point) puede utilizarse como senal adicional de SICR para la clasificacion por etapas: un prestamo cuyo intervalo se amplifica significativamente entre periodos indica deterioro, incluso si la PD puntual no ha cambiado lo suficiente para activar los umbrales tradicionales. Esta propuesta complementa los criterios cuantitativos existentes (incremento absoluto o relativo de PD) con una dimension de incertidumbre que captura la fragilidad de la estimacion.</w:t>
+      </w:r>
+    </w:p>
+    <w:p>
+      <w:pPr>
         <w:jc w:val="center"/>
       </w:pPr>
       <w:r>
         <w:drawing>
           <wp:inline xmlns:a="http://schemas.openxmlformats.org/drawingml/2006/main" xmlns:pic="http://schemas.openxmlformats.org/drawingml/2006/picture">
-            <wp:extent cx="4572000" cy="2493818"/>
-            <wp:docPr id="10" name="Picture 10"/>
+            <wp:extent cx="4114800" cy="1742018"/>
+            <wp:docPr id="12" name="Picture 12"/>
             <wp:cNvGraphicFramePr>
               <a:graphicFrameLocks noChangeAspect="1"/>
             </wp:cNvGraphicFramePr>
@@ -4251,11 +6899,11 @@
               <a:graphicData uri="http://schemas.openxmlformats.org/drawingml/2006/picture">
                 <pic:pic>
                   <pic:nvPicPr>
-                    <pic:cNvPr id="0" name="figure1.png"/>
+                    <pic:cNvPr id="0" name="ifrs9_scenario_fan_chart.png"/>
                     <pic:cNvPicPr/>
                   </pic:nvPicPr>
                   <pic:blipFill>
-                    <a:blip r:embed="rId18"/>
+                    <a:blip r:embed="rId20"/>
                     <a:stretch>
                       <a:fillRect/>
                     </a:stretch>
@@ -4263,7 +6911,7 @@
                   <pic:spPr>
                     <a:xfrm>
                       <a:off x="0" y="0"/>
-                      <a:ext cx="4572000" cy="2493818"/>
+                      <a:ext cx="4114800" cy="1742018"/>
                     </a:xfrm>
                     <a:prstGeom prst="rect"/>
                   </pic:spPr>
@@ -4286,72 +6934,34 @@
           <w:color w:val="333333"/>
           <w:sz w:val="20"/>
         </w:rPr>
-        <w:t>Figura 9. Marco conceptual del pipeline predict-then-optimize con incertidumbre conformal.</w:t>
+        <w:t>Figura 11. Fan chart de escenarios IFRS 9 con intervalos de confianza. La franja entre baseline ($977M) y severe ($1,791M) cuantifica la incertidumbre material en las provisiones.</w:t>
       </w:r>
     </w:p>
     <w:p>
-      <w:pPr>
-        <w:jc w:val="center"/>
-      </w:pPr>
       <w:r>
-        <w:drawing>
-          <wp:inline xmlns:a="http://schemas.openxmlformats.org/drawingml/2006/main" xmlns:pic="http://schemas.openxmlformats.org/drawingml/2006/picture">
-            <wp:extent cx="4572000" cy="2101144"/>
-            <wp:docPr id="11" name="Picture 11"/>
-            <wp:cNvGraphicFramePr>
-              <a:graphicFrameLocks noChangeAspect="1"/>
-            </wp:cNvGraphicFramePr>
-            <a:graphic>
-              <a:graphicData uri="http://schemas.openxmlformats.org/drawingml/2006/picture">
-                <pic:pic>
-                  <pic:nvPicPr>
-                    <pic:cNvPr id="0" name="figure3.png"/>
-                    <pic:cNvPicPr/>
-                  </pic:nvPicPr>
-                  <pic:blipFill>
-                    <a:blip r:embed="rId19"/>
-                    <a:stretch>
-                      <a:fillRect/>
-                    </a:stretch>
-                  </pic:blipFill>
-                  <pic:spPr>
-                    <a:xfrm>
-                      <a:off x="0" y="0"/>
-                      <a:ext cx="4572000" cy="2101144"/>
-                    </a:xfrm>
-                    <a:prstGeom prst="rect"/>
-                  </pic:spPr>
-                </pic:pic>
-              </a:graphicData>
-            </a:graphic>
-          </wp:inline>
-        </w:drawing>
+        <w:br w:type="page"/>
       </w:r>
     </w:p>
     <w:p>
       <w:pPr>
-        <w:spacing w:after="240"/>
-        <w:jc w:val="center"/>
-      </w:pPr>
-      <w:r>
-        <w:rPr>
-          <w:rFonts w:ascii="Times New Roman" w:hAnsi="Times New Roman"/>
-          <w:i/>
-          <w:color w:val="333333"/>
-          <w:sz w:val="20"/>
-        </w:rPr>
-        <w:t>Figura 10. Resultados de la optimizacion de portafolio robusta.</w:t>
-      </w:r>
-    </w:p>
-    <w:p>
-      <w:pPr>
-        <w:pStyle w:val="Heading2"/>
+        <w:pStyle w:val="Heading1"/>
       </w:pPr>
       <w:r>
         <w:rPr>
           <w:color w:val="333333"/>
         </w:rPr>
-        <w:t>8.6 Auditoria de Fairness</w:t>
+        <w:t>9. DISCUSION DE RESULTADOS</w:t>
+      </w:r>
+    </w:p>
+    <w:p>
+      <w:pPr>
+        <w:pStyle w:val="Heading2"/>
+      </w:pPr>
+      <w:r>
+        <w:rPr>
+          <w:color w:val="333333"/>
+        </w:rPr>
+        <w:t>9.1 Hallazgos Principales</w:t>
       </w:r>
     </w:p>
     <w:p>
@@ -4368,7 +6978,1150 @@
           <w:color w:val="333333"/>
           <w:sz w:val="24"/>
         </w:rPr>
-        <w:t>Se realizo una auditoria completa de fairness sobre el modelo campeon, evaluando 6 atributos: 3 base (home_ownership, annual_inc_quartile, verification_status) y 3 interseccionales (combinaciones de los anteriores). Todos los 6 atributos pasaron las pruebas de paridad demografica (DPD &lt; 0.02), equalized odds (EO_gap &lt; 0.03) y disparate impact ratio (DIR &gt; 0.98), confirmando que el modelo no presenta sesgos significativos en sus predicciones crediticias. Este resultado es relevante desde la perspectiva regulatoria, ya que la European Banking Authority (2020) exige que los modelos de originacion de credito demuestren equidad en sus decisiones.</w:t>
+        <w:t>Los resultados obtenidos permiten responder afirmativamente la pregunta de investigacion: las tecnicas de prediccion conformal mejoran efectivamente la cuantificacion de incertidumbre en modelos de riesgo crediticio, con impacto demostrable en la lectura regulatoria.</w:t>
+      </w:r>
+    </w:p>
+    <w:p>
+      <w:pPr>
+        <w:spacing w:after="120"/>
+        <w:ind w:firstLine="709"/>
+        <w:jc w:val="both"/>
+      </w:pPr>
+      <w:r>
+        <w:rPr>
+          <w:rFonts w:ascii="Times New Roman" w:hAnsi="Times New Roman"/>
+          <w:b w:val="0"/>
+          <w:i w:val="0"/>
+          <w:color w:val="333333"/>
+          <w:sz w:val="24"/>
+        </w:rPr>
+        <w:t>El primer hallazgo clave es la complementariedad entre calibracion y prediccion conformal. La calibracion isotonica redujo el ECE a 0.0057, corrigiendo el nivel probabilistico del modelo. La prediccion conformal, sobre esa PD ya calibrada, agrego una banda de incertidumbre con cobertura controlada. Estos dos mecanismos no compiten: la calibracion responde "¿cuanto riesgo hay?", y la prediccion conformal responde "¿con que confianza lo digo?". Esta complementariedad contrasta con trabajos como Javanmardi y Vovk [10], donde Venn-Abers se propone como alternativa a la calibracion; en nuestro caso, la combinacion secuencial fue mas efectiva.</w:t>
+      </w:r>
+    </w:p>
+    <w:p>
+      <w:pPr>
+        <w:spacing w:after="120"/>
+        <w:ind w:firstLine="709"/>
+        <w:jc w:val="both"/>
+      </w:pPr>
+      <w:r>
+        <w:rPr>
+          <w:rFonts w:ascii="Times New Roman" w:hAnsi="Times New Roman"/>
+          <w:b w:val="0"/>
+          <w:i w:val="0"/>
+          <w:color w:val="333333"/>
+          <w:sz w:val="24"/>
+        </w:rPr>
+        <w:t>El segundo hallazgo es la superioridad operativa de Mondrian sobre Split Conformal global. La diferencia de +29 puntos porcentuales en cobertura minima por grado (87.82% vs 58.69%) no es solo estadisticamente significativa sino operativamente critica: en un banco, las decisiones de credito se toman por segmento, y una garantia solo promedio puede ocultar fallos graves en los segmentos de mayor riesgo. Ademas, Mondrian logra intervalos 21.3% mas eficientes, demostrando que no hay trade-off entre cobertura condicional y eficiencia.</w:t>
+      </w:r>
+    </w:p>
+    <w:p>
+      <w:pPr>
+        <w:spacing w:after="120"/>
+        <w:ind w:firstLine="709"/>
+        <w:jc w:val="both"/>
+      </w:pPr>
+      <w:r>
+        <w:rPr>
+          <w:rFonts w:ascii="Times New Roman" w:hAnsi="Times New Roman"/>
+          <w:b w:val="0"/>
+          <w:i w:val="0"/>
+          <w:color w:val="333333"/>
+          <w:sz w:val="24"/>
+        </w:rPr>
+        <w:t>El tercer hallazgo es la extension exitosa a la triada PD-LGD-EAD. La mayoria de la literatura existente [5] se enfoca exclusivamente en PD. Este trabajo demuestra que la prediccion conformal es aplicable tambien a LGD (90.50% de cobertura con la variante adaptativa) y EAD (90.82%). Para LGD, la variante direct_adaptive_grade_temporal fue la unica de cuatro que paso todos los guardrails, subrayando que el framework conformal debe adaptarse a las caracteristicas de cada componente y no aplicarse de manera generica.</w:t>
+      </w:r>
+    </w:p>
+    <w:p>
+      <w:pPr>
+        <w:spacing w:after="120"/>
+        <w:ind w:firstLine="709"/>
+        <w:jc w:val="both"/>
+      </w:pPr>
+      <w:r>
+        <w:rPr>
+          <w:rFonts w:ascii="Times New Roman" w:hAnsi="Times New Roman"/>
+          <w:b w:val="0"/>
+          <w:i w:val="0"/>
+          <w:color w:val="333333"/>
+          <w:sz w:val="24"/>
+        </w:rPr>
+        <w:t>El cuarto hallazgo es el impacto material en la lectura regulatoria IFRS 9. El rango de ECL entre $977M y $1,791M (+83.3%) proporciona a los comites de riesgo una cuantificacion explicita de la incertidumbre en las provisiones. El uso del ancho del intervalo conformal como senal de SICR es una innovacion metodologica que podria mejorar la deteccion temprana de deterioro crediticio.</w:t>
+      </w:r>
+    </w:p>
+    <w:p>
+      <w:pPr>
+        <w:spacing w:after="120"/>
+        <w:ind w:firstLine="709"/>
+        <w:jc w:val="both"/>
+      </w:pPr>
+      <w:r>
+        <w:rPr>
+          <w:rFonts w:ascii="Times New Roman" w:hAnsi="Times New Roman"/>
+          <w:b w:val="0"/>
+          <w:i w:val="0"/>
+          <w:color w:val="333333"/>
+          <w:sz w:val="24"/>
+        </w:rPr>
+        <w:t>Es importante reconocer las limitaciones. El supuesto de intercambiabilidad puede verse comprometido en periodos de crisis economica. Los intervalos para grados F y G tienden a ser mas amplios, reduciendo su utilidad practica. Las pruebas de Kupiec/Christoffersen rechazan la cobertura exacta, aunque esto se debe al tamano muestral extremadamente grande y no a una deficiencia practica. Finalmente, el gate estricto (7/13 checks) indica que quedan alertas abiertas para monitoreo operativo, lo que es esperado en un sistema de gobernanza que prioriza transparencia sobre aprobacion automatica.</w:t>
+      </w:r>
+    </w:p>
+    <w:p>
+      <w:pPr>
+        <w:pStyle w:val="Heading2"/>
+      </w:pPr>
+      <w:r>
+        <w:rPr>
+          <w:color w:val="333333"/>
+        </w:rPr>
+        <w:t>9.2 Resultados en el Marco CRISP-DM</w:t>
+      </w:r>
+    </w:p>
+    <w:p>
+      <w:pPr>
+        <w:spacing w:after="120"/>
+        <w:ind w:firstLine="709"/>
+        <w:jc w:val="both"/>
+      </w:pPr>
+      <w:r>
+        <w:rPr>
+          <w:rFonts w:ascii="Times New Roman" w:hAnsi="Times New Roman"/>
+          <w:b w:val="0"/>
+          <w:i w:val="0"/>
+          <w:color w:val="333333"/>
+          <w:sz w:val="24"/>
+        </w:rPr>
+        <w:t>La investigacion se estructuro siguiendo el ciclo CRISP-DM (Cross-Industry Standard Process for Data Mining). La Tabla 11 mapea cada fase del proceso con las actividades realizadas y los entregables concretos obtenidos.</w:t>
+      </w:r>
+    </w:p>
+    <w:p>
+      <w:pPr>
+        <w:spacing w:before="120"/>
+        <w:jc w:val="center"/>
+      </w:pPr>
+      <w:r>
+        <w:rPr>
+          <w:rFonts w:ascii="Times New Roman" w:hAnsi="Times New Roman"/>
+          <w:i/>
+          <w:color w:val="333333"/>
+          <w:sz w:val="20"/>
+        </w:rPr>
+        <w:t>Tabla 11. Mapeo de fases CRISP-DM con actividades y entregables del proyecto.</w:t>
+      </w:r>
+    </w:p>
+    <w:tbl>
+      <w:tblPr>
+        <w:tblW w:type="auto" w:w="0"/>
+        <w:jc w:val="center"/>
+        <w:tblLook w:firstColumn="1" w:firstRow="1" w:lastColumn="0" w:lastRow="0" w:noHBand="0" w:noVBand="1" w:val="04A0"/>
+        <w:tblBorders>
+          <w:top w:val="single" w:sz="4" w:space="0" w:color="999999"/>
+          <w:left w:val="single" w:sz="4" w:space="0" w:color="999999"/>
+          <w:bottom w:val="single" w:sz="4" w:space="0" w:color="999999"/>
+          <w:right w:val="single" w:sz="4" w:space="0" w:color="999999"/>
+          <w:insideH w:val="single" w:sz="4" w:space="0" w:color="999999"/>
+          <w:insideV w:val="single" w:sz="4" w:space="0" w:color="999999"/>
+        </w:tblBorders>
+      </w:tblPr>
+      <w:tblGrid>
+        <w:gridCol w:w="3033"/>
+        <w:gridCol w:w="3033"/>
+        <w:gridCol w:w="3033"/>
+      </w:tblGrid>
+      <w:tr>
+        <w:tc>
+          <w:tcPr>
+            <w:tcW w:type="dxa" w:w="3033"/>
+            <w:shd w:fill="0B5ED7" w:val="clear"/>
+          </w:tcPr>
+          <w:p>
+            <w:pPr>
+              <w:jc w:val="center"/>
+            </w:pPr>
+            <w:r>
+              <w:rPr>
+                <w:rFonts w:ascii="Times New Roman" w:hAnsi="Times New Roman"/>
+                <w:b/>
+                <w:color w:val="FFFFFF"/>
+                <w:sz w:val="20"/>
+              </w:rPr>
+              <w:t>Fase CRISP-DM</w:t>
+            </w:r>
+          </w:p>
+        </w:tc>
+        <w:tc>
+          <w:tcPr>
+            <w:tcW w:type="dxa" w:w="3033"/>
+            <w:shd w:fill="0B5ED7" w:val="clear"/>
+          </w:tcPr>
+          <w:p>
+            <w:pPr>
+              <w:jc w:val="center"/>
+            </w:pPr>
+            <w:r>
+              <w:rPr>
+                <w:rFonts w:ascii="Times New Roman" w:hAnsi="Times New Roman"/>
+                <w:b/>
+                <w:color w:val="FFFFFF"/>
+                <w:sz w:val="20"/>
+              </w:rPr>
+              <w:t>Actividades Realizadas</w:t>
+            </w:r>
+          </w:p>
+        </w:tc>
+        <w:tc>
+          <w:tcPr>
+            <w:tcW w:type="dxa" w:w="3033"/>
+            <w:shd w:fill="0B5ED7" w:val="clear"/>
+          </w:tcPr>
+          <w:p>
+            <w:pPr>
+              <w:jc w:val="center"/>
+            </w:pPr>
+            <w:r>
+              <w:rPr>
+                <w:rFonts w:ascii="Times New Roman" w:hAnsi="Times New Roman"/>
+                <w:b/>
+                <w:color w:val="FFFFFF"/>
+                <w:sz w:val="20"/>
+              </w:rPr>
+              <w:t>Entregables</w:t>
+            </w:r>
+          </w:p>
+        </w:tc>
+      </w:tr>
+      <w:tr>
+        <w:tc>
+          <w:tcPr>
+            <w:tcW w:type="dxa" w:w="3033"/>
+          </w:tcPr>
+          <w:p>
+            <w:pPr>
+              <w:jc w:val="center"/>
+            </w:pPr>
+            <w:r>
+              <w:rPr>
+                <w:rFonts w:ascii="Times New Roman" w:hAnsi="Times New Roman"/>
+                <w:sz w:val="20"/>
+              </w:rPr>
+              <w:t>1. Comprension del Negocio</w:t>
+            </w:r>
+          </w:p>
+        </w:tc>
+        <w:tc>
+          <w:tcPr>
+            <w:tcW w:type="dxa" w:w="3033"/>
+          </w:tcPr>
+          <w:p>
+            <w:pPr>
+              <w:jc w:val="center"/>
+            </w:pPr>
+            <w:r>
+              <w:rPr>
+                <w:rFonts w:ascii="Times New Roman" w:hAnsi="Times New Roman"/>
+                <w:sz w:val="20"/>
+              </w:rPr>
+              <w:t>Revision de normativa IFRS 9 y Basilea III. Identificacion de la brecha: predicciones puntuales sin cuantificacion de incertidumbre. Definicion de la pregunta de investigacion.</w:t>
+            </w:r>
+          </w:p>
+        </w:tc>
+        <w:tc>
+          <w:tcPr>
+            <w:tcW w:type="dxa" w:w="3033"/>
+          </w:tcPr>
+          <w:p>
+            <w:pPr>
+              <w:jc w:val="center"/>
+            </w:pPr>
+            <w:r>
+              <w:rPr>
+                <w:rFonts w:ascii="Times New Roman" w:hAnsi="Times New Roman"/>
+                <w:sz w:val="20"/>
+              </w:rPr>
+              <w:t>Propuesta de investigacion aprobada. Pregunta de investigacion formulada. 6 objetivos especificos definidos.</w:t>
+            </w:r>
+          </w:p>
+        </w:tc>
+      </w:tr>
+      <w:tr>
+        <w:tc>
+          <w:tcPr>
+            <w:tcW w:type="dxa" w:w="3033"/>
+            <w:shd w:fill="F0F4FA" w:val="clear"/>
+          </w:tcPr>
+          <w:p>
+            <w:pPr>
+              <w:jc w:val="center"/>
+            </w:pPr>
+            <w:r>
+              <w:rPr>
+                <w:rFonts w:ascii="Times New Roman" w:hAnsi="Times New Roman"/>
+                <w:sz w:val="20"/>
+              </w:rPr>
+              <w:t>2. Comprension de los Datos</w:t>
+            </w:r>
+          </w:p>
+        </w:tc>
+        <w:tc>
+          <w:tcPr>
+            <w:tcW w:type="dxa" w:w="3033"/>
+            <w:shd w:fill="F0F4FA" w:val="clear"/>
+          </w:tcPr>
+          <w:p>
+            <w:pPr>
+              <w:jc w:val="center"/>
+            </w:pPr>
+            <w:r>
+              <w:rPr>
+                <w:rFonts w:ascii="Times New Roman" w:hAnsi="Times New Roman"/>
+                <w:sz w:val="20"/>
+              </w:rPr>
+              <w:t>EDA del dataset LendingClub (2.9M registros, 140+ variables). Analisis de distribuciones por grado, patrones de missing values, correlaciones. Identificacion de variables con data leakage.</w:t>
+            </w:r>
+          </w:p>
+        </w:tc>
+        <w:tc>
+          <w:tcPr>
+            <w:tcW w:type="dxa" w:w="3033"/>
+            <w:shd w:fill="F0F4FA" w:val="clear"/>
+          </w:tcPr>
+          <w:p>
+            <w:pPr>
+              <w:jc w:val="center"/>
+            </w:pPr>
+            <w:r>
+              <w:rPr>
+                <w:rFonts w:ascii="Times New Roman" w:hAnsi="Times New Roman"/>
+                <w:sz w:val="20"/>
+              </w:rPr>
+              <w:t>Gradiente monotono de default A(5.6%)-G(47.7%). Lista de 22 variables con leakage eliminadas. Confirmacion del grado como variable de particion.</w:t>
+            </w:r>
+          </w:p>
+        </w:tc>
+      </w:tr>
+      <w:tr>
+        <w:tc>
+          <w:tcPr>
+            <w:tcW w:type="dxa" w:w="3033"/>
+          </w:tcPr>
+          <w:p>
+            <w:pPr>
+              <w:jc w:val="center"/>
+            </w:pPr>
+            <w:r>
+              <w:rPr>
+                <w:rFonts w:ascii="Times New Roman" w:hAnsi="Times New Roman"/>
+                <w:sz w:val="20"/>
+              </w:rPr>
+              <w:t>3. Preparacion de los Datos</w:t>
+            </w:r>
+          </w:p>
+        </w:tc>
+        <w:tc>
+          <w:tcPr>
+            <w:tcW w:type="dxa" w:w="3033"/>
+          </w:tcPr>
+          <w:p>
+            <w:pPr>
+              <w:jc w:val="center"/>
+            </w:pPr>
+            <w:r>
+              <w:rPr>
+                <w:rFonts w:ascii="Times New Roman" w:hAnsi="Times New Roman"/>
+                <w:sz w:val="20"/>
+              </w:rPr>
+              <w:t>Limpieza (eliminacion leakage, filtro de estados resueltos). Feature engineering (42 features). Split temporal OOT: train/cal/test.</w:t>
+            </w:r>
+          </w:p>
+        </w:tc>
+        <w:tc>
+          <w:tcPr>
+            <w:tcW w:type="dxa" w:w="3033"/>
+          </w:tcPr>
+          <w:p>
+            <w:pPr>
+              <w:jc w:val="center"/>
+            </w:pPr>
+            <w:r>
+              <w:rPr>
+                <w:rFonts w:ascii="Times New Roman" w:hAnsi="Times New Roman"/>
+                <w:sz w:val="20"/>
+              </w:rPr>
+              <w:t>3 conjuntos OOT: 1.35M / 237K / 277K registros. 3 datasets analiticos: loan_master, time_series, ead_dataset. Contrato de features (JSON).</w:t>
+            </w:r>
+          </w:p>
+        </w:tc>
+      </w:tr>
+      <w:tr>
+        <w:tc>
+          <w:tcPr>
+            <w:tcW w:type="dxa" w:w="3033"/>
+            <w:shd w:fill="F0F4FA" w:val="clear"/>
+          </w:tcPr>
+          <w:p>
+            <w:pPr>
+              <w:jc w:val="center"/>
+            </w:pPr>
+            <w:r>
+              <w:rPr>
+                <w:rFonts w:ascii="Times New Roman" w:hAnsi="Times New Roman"/>
+                <w:sz w:val="20"/>
+              </w:rPr>
+              <w:t>4. Modelado</w:t>
+            </w:r>
+          </w:p>
+        </w:tc>
+        <w:tc>
+          <w:tcPr>
+            <w:tcW w:type="dxa" w:w="3033"/>
+            <w:shd w:fill="F0F4FA" w:val="clear"/>
+          </w:tcPr>
+          <w:p>
+            <w:pPr>
+              <w:jc w:val="center"/>
+            </w:pPr>
+            <w:r>
+              <w:rPr>
+                <w:rFonts w:ascii="Times New Roman" w:hAnsi="Times New Roman"/>
+                <w:sz w:val="20"/>
+              </w:rPr>
+              <w:t>LR baseline + CatBoost (default/tuned). Calibracion post-hoc (Platt, Isotonic, Venn-Abers) con seleccion automatica multi-fold. Mondrian CP para PD. 4 variantes CP para LGD. Split CP para EAD.</w:t>
+            </w:r>
+          </w:p>
+        </w:tc>
+        <w:tc>
+          <w:tcPr>
+            <w:tcW w:type="dxa" w:w="3033"/>
+            <w:shd w:fill="F0F4FA" w:val="clear"/>
+          </w:tcPr>
+          <w:p>
+            <w:pPr>
+              <w:jc w:val="center"/>
+            </w:pPr>
+            <w:r>
+              <w:rPr>
+                <w:rFonts w:ascii="Times New Roman" w:hAnsi="Times New Roman"/>
+                <w:sz w:val="20"/>
+              </w:rPr>
+              <w:t>Modelo campeon: CatBoost + Isotonic (AUC 0.712, ECE 0.006). Intervalos conformales PD (91.76% cob.), LGD (90.50% cob.), EAD (90.82% cob.).</w:t>
+            </w:r>
+          </w:p>
+        </w:tc>
+      </w:tr>
+      <w:tr>
+        <w:tc>
+          <w:tcPr>
+            <w:tcW w:type="dxa" w:w="3033"/>
+          </w:tcPr>
+          <w:p>
+            <w:pPr>
+              <w:jc w:val="center"/>
+            </w:pPr>
+            <w:r>
+              <w:rPr>
+                <w:rFonts w:ascii="Times New Roman" w:hAnsi="Times New Roman"/>
+                <w:sz w:val="20"/>
+              </w:rPr>
+              <w:t>5. Evaluacion</w:t>
+            </w:r>
+          </w:p>
+        </w:tc>
+        <w:tc>
+          <w:tcPr>
+            <w:tcW w:type="dxa" w:w="3033"/>
+          </w:tcPr>
+          <w:p>
+            <w:pPr>
+              <w:jc w:val="center"/>
+            </w:pPr>
+            <w:r>
+              <w:rPr>
+                <w:rFonts w:ascii="Times New Roman" w:hAnsi="Times New Roman"/>
+                <w:sz w:val="20"/>
+              </w:rPr>
+              <w:t>Evaluacion OOT con metricas de discriminacion, calibracion y cobertura. Pruebas de Kupiec y Christoffersen. Backtesting 35 meses. Benchmark Mondrian vs Global. Gate de politica.</w:t>
+            </w:r>
+          </w:p>
+        </w:tc>
+        <w:tc>
+          <w:tcPr>
+            <w:tcW w:type="dxa" w:w="3033"/>
+          </w:tcPr>
+          <w:p>
+            <w:pPr>
+              <w:jc w:val="center"/>
+            </w:pPr>
+            <w:r>
+              <w:rPr>
+                <w:rFonts w:ascii="Times New Roman" w:hAnsi="Times New Roman"/>
+                <w:sz w:val="20"/>
+              </w:rPr>
+              <w:t>Mondrian +29pp vs Global en min cobertura. Independencia de violaciones confirmada (p=0.512). Gate: 7/13 checks (0 criticos). Impacto ECL: $977M-$1,791M (+83.3%).</w:t>
+            </w:r>
+          </w:p>
+        </w:tc>
+      </w:tr>
+      <w:tr>
+        <w:tc>
+          <w:tcPr>
+            <w:tcW w:type="dxa" w:w="3033"/>
+            <w:shd w:fill="F0F4FA" w:val="clear"/>
+          </w:tcPr>
+          <w:p>
+            <w:pPr>
+              <w:jc w:val="center"/>
+            </w:pPr>
+            <w:r>
+              <w:rPr>
+                <w:rFonts w:ascii="Times New Roman" w:hAnsi="Times New Roman"/>
+                <w:sz w:val="20"/>
+              </w:rPr>
+              <w:t>6. Despliegue</w:t>
+            </w:r>
+          </w:p>
+        </w:tc>
+        <w:tc>
+          <w:tcPr>
+            <w:tcW w:type="dxa" w:w="3033"/>
+            <w:shd w:fill="F0F4FA" w:val="clear"/>
+          </w:tcPr>
+          <w:p>
+            <w:pPr>
+              <w:jc w:val="center"/>
+            </w:pPr>
+            <w:r>
+              <w:rPr>
+                <w:rFonts w:ascii="Times New Roman" w:hAnsi="Times New Roman"/>
+                <w:sz w:val="20"/>
+              </w:rPr>
+              <w:t>Dashboard Streamlit con 27 paginas de resultados. Pipeline reproducible con DVC (26 stages). Lineamientos de monitoreo y recalibracion.</w:t>
+            </w:r>
+          </w:p>
+        </w:tc>
+        <w:tc>
+          <w:tcPr>
+            <w:tcW w:type="dxa" w:w="3033"/>
+            <w:shd w:fill="F0F4FA" w:val="clear"/>
+          </w:tcPr>
+          <w:p>
+            <w:pPr>
+              <w:jc w:val="center"/>
+            </w:pPr>
+            <w:r>
+              <w:rPr>
+                <w:rFonts w:ascii="Times New Roman" w:hAnsi="Times New Roman"/>
+                <w:sz w:val="20"/>
+              </w:rPr>
+              <w:t>Dashboard interactivo de resultados. Pipeline end-to-end automatizado. Framework de gobernanza con alertas por grado.</w:t>
+            </w:r>
+          </w:p>
+        </w:tc>
+      </w:tr>
+    </w:tbl>
+    <w:p/>
+    <w:p>
+      <w:pPr>
+        <w:pStyle w:val="Heading2"/>
+      </w:pPr>
+      <w:r>
+        <w:rPr>
+          <w:color w:val="333333"/>
+        </w:rPr>
+        <w:t>9.3 Cumplimiento de Objetivos</w:t>
+      </w:r>
+    </w:p>
+    <w:p>
+      <w:pPr>
+        <w:spacing w:after="120"/>
+        <w:ind w:firstLine="709"/>
+        <w:jc w:val="both"/>
+      </w:pPr>
+      <w:r>
+        <w:rPr>
+          <w:rFonts w:ascii="Times New Roman" w:hAnsi="Times New Roman"/>
+          <w:b w:val="0"/>
+          <w:i w:val="0"/>
+          <w:color w:val="333333"/>
+          <w:sz w:val="24"/>
+        </w:rPr>
+        <w:t>A continuacion se detalla como cada objetivo especifico fue abordado y cumplido, junto con la evidencia concreta que lo sustenta.</w:t>
+      </w:r>
+    </w:p>
+    <w:p>
+      <w:pPr>
+        <w:spacing w:before="120"/>
+        <w:jc w:val="center"/>
+      </w:pPr>
+      <w:r>
+        <w:rPr>
+          <w:rFonts w:ascii="Times New Roman" w:hAnsi="Times New Roman"/>
+          <w:i/>
+          <w:color w:val="333333"/>
+          <w:sz w:val="20"/>
+        </w:rPr>
+        <w:t>Tabla 12. Cumplimiento de objetivos especificos con evidencia.</w:t>
+      </w:r>
+    </w:p>
+    <w:tbl>
+      <w:tblPr>
+        <w:tblW w:type="auto" w:w="0"/>
+        <w:jc w:val="center"/>
+        <w:tblLook w:firstColumn="1" w:firstRow="1" w:lastColumn="0" w:lastRow="0" w:noHBand="0" w:noVBand="1" w:val="04A0"/>
+        <w:tblBorders>
+          <w:top w:val="single" w:sz="4" w:space="0" w:color="999999"/>
+          <w:left w:val="single" w:sz="4" w:space="0" w:color="999999"/>
+          <w:bottom w:val="single" w:sz="4" w:space="0" w:color="999999"/>
+          <w:right w:val="single" w:sz="4" w:space="0" w:color="999999"/>
+          <w:insideH w:val="single" w:sz="4" w:space="0" w:color="999999"/>
+          <w:insideV w:val="single" w:sz="4" w:space="0" w:color="999999"/>
+        </w:tblBorders>
+      </w:tblPr>
+      <w:tblGrid>
+        <w:gridCol w:w="3033"/>
+        <w:gridCol w:w="3033"/>
+        <w:gridCol w:w="3033"/>
+      </w:tblGrid>
+      <w:tr>
+        <w:tc>
+          <w:tcPr>
+            <w:tcW w:type="dxa" w:w="3033"/>
+            <w:shd w:fill="0B5ED7" w:val="clear"/>
+          </w:tcPr>
+          <w:p>
+            <w:pPr>
+              <w:jc w:val="center"/>
+            </w:pPr>
+            <w:r>
+              <w:rPr>
+                <w:rFonts w:ascii="Times New Roman" w:hAnsi="Times New Roman"/>
+                <w:b/>
+                <w:color w:val="FFFFFF"/>
+                <w:sz w:val="20"/>
+              </w:rPr>
+              <w:t>Objetivo</w:t>
+            </w:r>
+          </w:p>
+        </w:tc>
+        <w:tc>
+          <w:tcPr>
+            <w:tcW w:type="dxa" w:w="3033"/>
+            <w:shd w:fill="0B5ED7" w:val="clear"/>
+          </w:tcPr>
+          <w:p>
+            <w:pPr>
+              <w:jc w:val="center"/>
+            </w:pPr>
+            <w:r>
+              <w:rPr>
+                <w:rFonts w:ascii="Times New Roman" w:hAnsi="Times New Roman"/>
+                <w:b/>
+                <w:color w:val="FFFFFF"/>
+                <w:sz w:val="20"/>
+              </w:rPr>
+              <w:t>Como se Resolvio</w:t>
+            </w:r>
+          </w:p>
+        </w:tc>
+        <w:tc>
+          <w:tcPr>
+            <w:tcW w:type="dxa" w:w="3033"/>
+            <w:shd w:fill="0B5ED7" w:val="clear"/>
+          </w:tcPr>
+          <w:p>
+            <w:pPr>
+              <w:jc w:val="center"/>
+            </w:pPr>
+            <w:r>
+              <w:rPr>
+                <w:rFonts w:ascii="Times New Roman" w:hAnsi="Times New Roman"/>
+                <w:b/>
+                <w:color w:val="FFFFFF"/>
+                <w:sz w:val="20"/>
+              </w:rPr>
+              <w:t>Evidencia / Entregable</w:t>
+            </w:r>
+          </w:p>
+        </w:tc>
+      </w:tr>
+      <w:tr>
+        <w:tc>
+          <w:tcPr>
+            <w:tcW w:type="dxa" w:w="3033"/>
+          </w:tcPr>
+          <w:p>
+            <w:pPr>
+              <w:jc w:val="center"/>
+            </w:pPr>
+            <w:r>
+              <w:rPr>
+                <w:rFonts w:ascii="Times New Roman" w:hAnsi="Times New Roman"/>
+                <w:sz w:val="20"/>
+              </w:rPr>
+              <w:t>OE1: Fundamentacion teorica de CP en riesgo crediticio</w:t>
+            </w:r>
+          </w:p>
+        </w:tc>
+        <w:tc>
+          <w:tcPr>
+            <w:tcW w:type="dxa" w:w="3033"/>
+          </w:tcPr>
+          <w:p>
+            <w:pPr>
+              <w:jc w:val="center"/>
+            </w:pPr>
+            <w:r>
+              <w:rPr>
+                <w:rFonts w:ascii="Times New Roman" w:hAnsi="Times New Roman"/>
+                <w:sz w:val="20"/>
+              </w:rPr>
+              <w:t>Revision de 19 fuentes (2005-2024). Identificacion de Split, Mondrian y CQR como variantes pertinentes. Analisis comparativo con metodos tradicionales (Platt, Isotonic, Bootstrap).</w:t>
+            </w:r>
+          </w:p>
+        </w:tc>
+        <w:tc>
+          <w:tcPr>
+            <w:tcW w:type="dxa" w:w="3033"/>
+          </w:tcPr>
+          <w:p>
+            <w:pPr>
+              <w:jc w:val="center"/>
+            </w:pPr>
+            <w:r>
+              <w:rPr>
+                <w:rFonts w:ascii="Times New Roman" w:hAnsi="Times New Roman"/>
+                <w:sz w:val="20"/>
+              </w:rPr>
+              <w:t>Marco teorico (seccion 5) con 5 subsecciones. 19 referencias IEEE. Identificacion del vacio: CP aplicada casi exclusivamente a PD, no a LGD/EAD.</w:t>
+            </w:r>
+          </w:p>
+        </w:tc>
+      </w:tr>
+      <w:tr>
+        <w:tc>
+          <w:tcPr>
+            <w:tcW w:type="dxa" w:w="3033"/>
+            <w:shd w:fill="F0F4FA" w:val="clear"/>
+          </w:tcPr>
+          <w:p>
+            <w:pPr>
+              <w:jc w:val="center"/>
+            </w:pPr>
+            <w:r>
+              <w:rPr>
+                <w:rFonts w:ascii="Times New Roman" w:hAnsi="Times New Roman"/>
+                <w:sz w:val="20"/>
+              </w:rPr>
+              <w:t>OE2: Dataset analitico con split temporal OOT</w:t>
+            </w:r>
+          </w:p>
+        </w:tc>
+        <w:tc>
+          <w:tcPr>
+            <w:tcW w:type="dxa" w:w="3033"/>
+            <w:shd w:fill="F0F4FA" w:val="clear"/>
+          </w:tcPr>
+          <w:p>
+            <w:pPr>
+              <w:jc w:val="center"/>
+            </w:pPr>
+            <w:r>
+              <w:rPr>
+                <w:rFonts w:ascii="Times New Roman" w:hAnsi="Times New Roman"/>
+                <w:sz w:val="20"/>
+              </w:rPr>
+              <w:t>Construccion de 3 conjuntos OOT a partir de LendingClub. Eliminacion de 22 variables con data leakage. Feature engineering de 42 features.</w:t>
+            </w:r>
+          </w:p>
+        </w:tc>
+        <w:tc>
+          <w:tcPr>
+            <w:tcW w:type="dxa" w:w="3033"/>
+            <w:shd w:fill="F0F4FA" w:val="clear"/>
+          </w:tcPr>
+          <w:p>
+            <w:pPr>
+              <w:jc w:val="center"/>
+            </w:pPr>
+            <w:r>
+              <w:rPr>
+                <w:rFonts w:ascii="Times New Roman" w:hAnsi="Times New Roman"/>
+                <w:sz w:val="20"/>
+              </w:rPr>
+              <w:t>Train: 1.35M (2007-2017). Cal: 237K (2017). Test: 277K (2018-2020). Shift de default rate 18.5% -&gt; 22.0% confirma robustez temporal.</w:t>
+            </w:r>
+          </w:p>
+        </w:tc>
+      </w:tr>
+      <w:tr>
+        <w:tc>
+          <w:tcPr>
+            <w:tcW w:type="dxa" w:w="3033"/>
+          </w:tcPr>
+          <w:p>
+            <w:pPr>
+              <w:jc w:val="center"/>
+            </w:pPr>
+            <w:r>
+              <w:rPr>
+                <w:rFonts w:ascii="Times New Roman" w:hAnsi="Times New Roman"/>
+                <w:sz w:val="20"/>
+              </w:rPr>
+              <w:t>OE3: Modelo base PD calibrado</w:t>
+            </w:r>
+          </w:p>
+        </w:tc>
+        <w:tc>
+          <w:tcPr>
+            <w:tcW w:type="dxa" w:w="3033"/>
+          </w:tcPr>
+          <w:p>
+            <w:pPr>
+              <w:jc w:val="center"/>
+            </w:pPr>
+            <w:r>
+              <w:rPr>
+                <w:rFonts w:ascii="Times New Roman" w:hAnsi="Times New Roman"/>
+                <w:sz w:val="20"/>
+              </w:rPr>
+              <w:t>CatBoost + Isotonic Regression seleccionada automaticamente via politica multi-fold temporal (4 folds, criterio Brier + AUC-guard).</w:t>
+            </w:r>
+          </w:p>
+        </w:tc>
+        <w:tc>
+          <w:tcPr>
+            <w:tcW w:type="dxa" w:w="3033"/>
+          </w:tcPr>
+          <w:p>
+            <w:pPr>
+              <w:jc w:val="center"/>
+            </w:pPr>
+            <w:r>
+              <w:rPr>
+                <w:rFonts w:ascii="Times New Roman" w:hAnsi="Times New Roman"/>
+                <w:sz w:val="20"/>
+              </w:rPr>
+              <w:t>AUC-ROC: 0.7116. ECE: 0.0057. Brier: 0.155. D2-Brier: +0.097 (positivo post-calibracion). KS: 0.311.</w:t>
+            </w:r>
+          </w:p>
+        </w:tc>
+      </w:tr>
+      <w:tr>
+        <w:tc>
+          <w:tcPr>
+            <w:tcW w:type="dxa" w:w="3033"/>
+            <w:shd w:fill="F0F4FA" w:val="clear"/>
+          </w:tcPr>
+          <w:p>
+            <w:pPr>
+              <w:jc w:val="center"/>
+            </w:pPr>
+            <w:r>
+              <w:rPr>
+                <w:rFonts w:ascii="Times New Roman" w:hAnsi="Times New Roman"/>
+                <w:sz w:val="20"/>
+              </w:rPr>
+              <w:t>OE4: CP Mondrian sobre PD, LGD y EAD</w:t>
+            </w:r>
+          </w:p>
+        </w:tc>
+        <w:tc>
+          <w:tcPr>
+            <w:tcW w:type="dxa" w:w="3033"/>
+            <w:shd w:fill="F0F4FA" w:val="clear"/>
+          </w:tcPr>
+          <w:p>
+            <w:pPr>
+              <w:jc w:val="center"/>
+            </w:pPr>
+            <w:r>
+              <w:rPr>
+                <w:rFonts w:ascii="Times New Roman" w:hAnsi="Times New Roman"/>
+                <w:sz w:val="20"/>
+              </w:rPr>
+              <w:t>Mondrian por grado (A-G) para PD. 4 variantes benchmark para LGD (adaptive gano). Split Conformal para EAD.</w:t>
+            </w:r>
+          </w:p>
+        </w:tc>
+        <w:tc>
+          <w:tcPr>
+            <w:tcW w:type="dxa" w:w="3033"/>
+            <w:shd w:fill="F0F4FA" w:val="clear"/>
+          </w:tcPr>
+          <w:p>
+            <w:pPr>
+              <w:jc w:val="center"/>
+            </w:pPr>
+            <w:r>
+              <w:rPr>
+                <w:rFonts w:ascii="Times New Roman" w:hAnsi="Times New Roman"/>
+                <w:sz w:val="20"/>
+              </w:rPr>
+              <w:t>PD: 91.76% cob., min grado 87.82%. LGD: 90.50% cob. (unica variante que pasa guardrails). EAD: 90.82% cob., R2=0.9999.</w:t>
+            </w:r>
+          </w:p>
+        </w:tc>
+      </w:tr>
+      <w:tr>
+        <w:tc>
+          <w:tcPr>
+            <w:tcW w:type="dxa" w:w="3033"/>
+          </w:tcPr>
+          <w:p>
+            <w:pPr>
+              <w:jc w:val="center"/>
+            </w:pPr>
+            <w:r>
+              <w:rPr>
+                <w:rFonts w:ascii="Times New Roman" w:hAnsi="Times New Roman"/>
+                <w:sz w:val="20"/>
+              </w:rPr>
+              <w:t>OE5: Impacto regulatorio IFRS 9</w:t>
+            </w:r>
+          </w:p>
+        </w:tc>
+        <w:tc>
+          <w:tcPr>
+            <w:tcW w:type="dxa" w:w="3033"/>
+          </w:tcPr>
+          <w:p>
+            <w:pPr>
+              <w:jc w:val="center"/>
+            </w:pPr>
+            <w:r>
+              <w:rPr>
+                <w:rFonts w:ascii="Times New Roman" w:hAnsi="Times New Roman"/>
+                <w:sz w:val="20"/>
+              </w:rPr>
+              <w:t>Simulacion de ECL bajo 4 escenarios con intervalos CP. Clasificacion por etapas Stage 1-3. Propuesta de ancho CP como senal SICR.</w:t>
+            </w:r>
+          </w:p>
+        </w:tc>
+        <w:tc>
+          <w:tcPr>
+            <w:tcW w:type="dxa" w:w="3033"/>
+          </w:tcPr>
+          <w:p>
+            <w:pPr>
+              <w:jc w:val="center"/>
+            </w:pPr>
+            <w:r>
+              <w:rPr>
+                <w:rFonts w:ascii="Times New Roman" w:hAnsi="Times New Roman"/>
+                <w:sz w:val="20"/>
+              </w:rPr>
+              <w:t>ECL: $977M (base) a $1,791M (severe), +83.3%. Rango de $814M cuantifica incertidumbre. Stage 2: 43.01% del portafolio.</w:t>
+            </w:r>
+          </w:p>
+        </w:tc>
+      </w:tr>
+      <w:tr>
+        <w:tc>
+          <w:tcPr>
+            <w:tcW w:type="dxa" w:w="3033"/>
+            <w:shd w:fill="F0F4FA" w:val="clear"/>
+          </w:tcPr>
+          <w:p>
+            <w:pPr>
+              <w:jc w:val="center"/>
+            </w:pPr>
+            <w:r>
+              <w:rPr>
+                <w:rFonts w:ascii="Times New Roman" w:hAnsi="Times New Roman"/>
+                <w:sz w:val="20"/>
+              </w:rPr>
+              <w:t>OE6: Lineamientos de adopcion</w:t>
+            </w:r>
+          </w:p>
+        </w:tc>
+        <w:tc>
+          <w:tcPr>
+            <w:tcW w:type="dxa" w:w="3033"/>
+            <w:shd w:fill="F0F4FA" w:val="clear"/>
+          </w:tcPr>
+          <w:p>
+            <w:pPr>
+              <w:jc w:val="center"/>
+            </w:pPr>
+            <w:r>
+              <w:rPr>
+                <w:rFonts w:ascii="Times New Roman" w:hAnsi="Times New Roman"/>
+                <w:sz w:val="20"/>
+              </w:rPr>
+              <w:t>Backtesting mensual (35 meses). Gate de politica con 13 checks. Dashboard de monitoreo. Criterios de escalamiento y recalibracion.</w:t>
+            </w:r>
+          </w:p>
+        </w:tc>
+        <w:tc>
+          <w:tcPr>
+            <w:tcW w:type="dxa" w:w="3033"/>
+            <w:shd w:fill="F0F4FA" w:val="clear"/>
+          </w:tcPr>
+          <w:p>
+            <w:pPr>
+              <w:jc w:val="center"/>
+            </w:pPr>
+            <w:r>
+              <w:rPr>
+                <w:rFonts w:ascii="Times New Roman" w:hAnsi="Times New Roman"/>
+                <w:sz w:val="20"/>
+              </w:rPr>
+              <w:t>Framework de gobernanza con alertas por grado. Pipeline DVC de 26 etapas. Dashboard Streamlit con 27 paginas.</w:t>
+            </w:r>
+          </w:p>
+        </w:tc>
+      </w:tr>
+    </w:tbl>
+    <w:p/>
+    <w:p>
+      <w:r>
+        <w:br w:type="page"/>
+      </w:r>
+    </w:p>
+    <w:p>
+      <w:pPr>
+        <w:pStyle w:val="Heading1"/>
+      </w:pPr>
+      <w:r>
+        <w:rPr>
+          <w:color w:val="333333"/>
+        </w:rPr>
+        <w:t>10. CONCLUSIONES</w:t>
+      </w:r>
+    </w:p>
+    <w:p>
+      <w:pPr>
+        <w:spacing w:after="120"/>
+        <w:ind w:firstLine="709"/>
+        <w:jc w:val="both"/>
+      </w:pPr>
+      <w:r>
+        <w:rPr>
+          <w:rFonts w:ascii="Times New Roman" w:hAnsi="Times New Roman"/>
+          <w:b w:val="0"/>
+          <w:i w:val="0"/>
+          <w:color w:val="333333"/>
+          <w:sz w:val="24"/>
+        </w:rPr>
+        <w:t>La presente investigacion implemento y evaluo tecnicas de prediccion conformal para la calibracion y cuantificacion de incertidumbre en modelos de riesgo crediticio. Las conclusiones se organizan por objetivo especifico.</w:t>
+      </w:r>
+    </w:p>
+    <w:p>
+      <w:pPr>
+        <w:spacing w:after="120"/>
+        <w:ind w:firstLine="709"/>
+        <w:jc w:val="both"/>
+      </w:pPr>
+      <w:r>
+        <w:rPr>
+          <w:rFonts w:ascii="Times New Roman" w:hAnsi="Times New Roman"/>
+          <w:b w:val="0"/>
+          <w:i w:val="0"/>
+          <w:color w:val="333333"/>
+          <w:sz w:val="24"/>
+        </w:rPr>
+        <w:t>Respecto al primer objetivo (fundamentacion teorica), se establecio que la prediccion conformal ofrece garantias formales de cobertura que los metodos tradicionales (Platt [16], Isotonic, Bootstrap) no poseen, y que la variante Mondrian es particularmente relevante para riesgo crediticio por su capacidad de garantizar cobertura por subgrupo.</w:t>
+      </w:r>
+    </w:p>
+    <w:p>
+      <w:pPr>
+        <w:spacing w:after="120"/>
+        <w:ind w:firstLine="709"/>
+        <w:jc w:val="both"/>
+      </w:pPr>
+      <w:r>
+        <w:rPr>
+          <w:rFonts w:ascii="Times New Roman" w:hAnsi="Times New Roman"/>
+          <w:b w:val="0"/>
+          <w:i w:val="0"/>
+          <w:color w:val="333333"/>
+          <w:sz w:val="24"/>
+        </w:rPr>
+        <w:t>Respecto al segundo objetivo (dataset analitico), se construyo un dataset temporal con 1.86 millones de prestamos, separado en tres conjuntos OOT con controles estrictos de data leakage, validando que el gradiente de riesgo por grado (A=5.63% a G=47.71%) confirma senal economica real.</w:t>
+      </w:r>
+    </w:p>
+    <w:p>
+      <w:pPr>
+        <w:spacing w:after="120"/>
+        <w:ind w:firstLine="709"/>
+        <w:jc w:val="both"/>
+      </w:pPr>
+      <w:r>
+        <w:rPr>
+          <w:rFonts w:ascii="Times New Roman" w:hAnsi="Times New Roman"/>
+          <w:b w:val="0"/>
+          <w:i w:val="0"/>
+          <w:color w:val="333333"/>
+          <w:sz w:val="24"/>
+        </w:rPr>
+        <w:t>Respecto al tercer objetivo (modelo base calibrado), CatBoost con Isotonic Regression alcanzo AUC-ROC 0.7116 y ECE 0.0057, demostrando que la calibracion mejora la calidad probabilistica sin sacrificar discriminacion, pero que no cuantifica incertidumbre por si sola.</w:t>
+      </w:r>
+    </w:p>
+    <w:p>
+      <w:pPr>
+        <w:spacing w:after="120"/>
+        <w:ind w:firstLine="709"/>
+        <w:jc w:val="both"/>
+      </w:pPr>
+      <w:r>
+        <w:rPr>
+          <w:rFonts w:ascii="Times New Roman" w:hAnsi="Times New Roman"/>
+          <w:b w:val="0"/>
+          <w:i w:val="0"/>
+          <w:color w:val="333333"/>
+          <w:sz w:val="24"/>
+        </w:rPr>
+        <w:t>Respecto al cuarto objetivo (aplicacion de CP), Mondrian alcanzo 91.76% de cobertura al 90% con cobertura minima por grado de 87.82%, superando en +29pp al Split global. LGD alcanzo 90.50% y EAD 90.82%, demostrando aplicabilidad a la triada completa.</w:t>
+      </w:r>
+    </w:p>
+    <w:p>
+      <w:pPr>
+        <w:spacing w:after="120"/>
+        <w:ind w:firstLine="709"/>
+        <w:jc w:val="both"/>
+      </w:pPr>
+      <w:r>
+        <w:rPr>
+          <w:rFonts w:ascii="Times New Roman" w:hAnsi="Times New Roman"/>
+          <w:b w:val="0"/>
+          <w:i w:val="0"/>
+          <w:color w:val="333333"/>
+          <w:sz w:val="24"/>
+        </w:rPr>
+        <w:t>Respecto al quinto objetivo (impacto regulatorio), se cuantifico un rango de ECL de $977M a $1,791M (+83.3%), proporcionando informacion critica para provisiones, y se propuso el ancho del intervalo conformal como senal complementaria de SICR para IFRS 9.</w:t>
+      </w:r>
+    </w:p>
+    <w:p>
+      <w:pPr>
+        <w:spacing w:after="120"/>
+        <w:ind w:firstLine="709"/>
+        <w:jc w:val="both"/>
+      </w:pPr>
+      <w:r>
+        <w:rPr>
+          <w:rFonts w:ascii="Times New Roman" w:hAnsi="Times New Roman"/>
+          <w:b w:val="0"/>
+          <w:i w:val="0"/>
+          <w:color w:val="333333"/>
+          <w:sz w:val="24"/>
+        </w:rPr>
+        <w:t>Respecto al sexto objetivo (lineamientos de adopcion), se propuso un framework de monitoreo con backtesting mensual (35 meses evaluados), alertas de cobertura por grado, y criterios de escalamiento para recalibracion.</w:t>
+      </w:r>
+    </w:p>
+    <w:p>
+      <w:pPr>
+        <w:spacing w:after="120"/>
+        <w:ind w:firstLine="709"/>
+        <w:jc w:val="both"/>
+      </w:pPr>
+      <w:r>
+        <w:rPr>
+          <w:rFonts w:ascii="Times New Roman" w:hAnsi="Times New Roman"/>
+          <w:b w:val="0"/>
+          <w:i w:val="0"/>
+          <w:color w:val="333333"/>
+          <w:sz w:val="24"/>
+        </w:rPr>
+        <w:t>En sintesis, la prediccion conformal es una herramienta viable, efectiva y complementaria a la calibracion tradicional para cuantificar la incertidumbre en riesgo crediticio. Su principal valor es convertir las predicciones puntuales —utiles para ranking— en predicciones con bandas de confianza —utiles para decision. La variante Mondrian es especialmente relevante porque garantiza que esas bandas de confianza se mantienen por segmento de riesgo, no solo en promedio.</w:t>
       </w:r>
     </w:p>
     <w:p>
@@ -4384,7 +8137,7 @@
         <w:rPr>
           <w:color w:val="333333"/>
         </w:rPr>
-        <w:t>9. DISCUSION DE RESULTADOS</w:t>
+        <w:t>11. LINEAS FUTURAS DEL PROYECTO</w:t>
       </w:r>
     </w:p>
     <w:p>
@@ -4401,294 +8154,7 @@
           <w:color w:val="333333"/>
           <w:sz w:val="24"/>
         </w:rPr>
-        <w:t>Los resultados obtenidos permiten responder la pregunta de investigacion planteada y contrastar los hallazgos con la literatura existente en el campo de la prediccion conformal aplicada al riesgo crediticio.</w:t>
-      </w:r>
-    </w:p>
-    <w:p>
-      <w:pPr>
-        <w:spacing w:after="120"/>
-        <w:ind w:firstLine="709"/>
-        <w:jc w:val="both"/>
-      </w:pPr>
-      <w:r>
-        <w:rPr>
-          <w:rFonts w:ascii="Times New Roman" w:hAnsi="Times New Roman"/>
-          <w:b w:val="0"/>
-          <w:i w:val="0"/>
-          <w:color w:val="333333"/>
-          <w:sz w:val="24"/>
-        </w:rPr>
-        <w:t>En primer lugar, los intervalos conformales Mondrian demostraron ser efectivos para cuantificar la incertidumbre en la PD, con coberturas empiricas que superan los niveles nominales objetivo (91.76% al 90%, 95.97% al 95%). Estos resultados son consistentes con las garantias teoricas de la prediccion conformal (Vovk et al., 2022; Angelopoulos y Bates, 2023) y confirman que el framework es aplicable a datos de credito reales con distribucion temporal. La ligera sobrecobertura observada indica que los intervalos son conservadores, lo cual es deseable en un contexto regulatorio donde subestimar la incertidumbre tiene consecuencias mas graves que sobreestimarla.</w:t>
-      </w:r>
-    </w:p>
-    <w:p>
-      <w:pPr>
-        <w:spacing w:after="120"/>
-        <w:ind w:firstLine="709"/>
-        <w:jc w:val="both"/>
-      </w:pPr>
-      <w:r>
-        <w:rPr>
-          <w:rFonts w:ascii="Times New Roman" w:hAnsi="Times New Roman"/>
-          <w:b w:val="0"/>
-          <w:i w:val="0"/>
-          <w:color w:val="333333"/>
-          <w:sz w:val="24"/>
-        </w:rPr>
-        <w:t>Un hallazgo clave es la complementariedad entre calibracion y prediccion conformal. La calibracion isotonica mejoro la calidad probabilistica del modelo base (ECE de 0.0057), mientras que la prediccion conformal agrego una banda de incertidumbre con cobertura controlada. Estos dos mecanismos no compiten entre si: la calibracion corrige el nivel probabilistico y la prediccion conformal cuantifica cuanto puede variar esa probabilidad. Este resultado contrasta con trabajos previos como los de Javanmardi y Vovk (2023), donde los predictores Venn-Abers se proponen como alternativa a la calibracion tradicional; en nuestro caso, la combinacion secuencial (calibracion + conformal) demostro ser mas efectiva que cada enfoque por separado.</w:t>
-      </w:r>
-    </w:p>
-    <w:p>
-      <w:pPr>
-        <w:spacing w:after="120"/>
-        <w:ind w:firstLine="709"/>
-        <w:jc w:val="both"/>
-      </w:pPr>
-      <w:r>
-        <w:rPr>
-          <w:rFonts w:ascii="Times New Roman" w:hAnsi="Times New Roman"/>
-          <w:b w:val="0"/>
-          <w:i w:val="0"/>
-          <w:color w:val="333333"/>
-          <w:sz w:val="24"/>
-        </w:rPr>
-        <w:t>La extension a la triada completa PD-LGD-EAD representa una contribucion original de esta investigacion. Mientras que la mayoria de los estudios existentes se enfocan exclusivamente en PD (Bellotti, 2017), este trabajo demuestra que los intervalos conformales son aplicables tambien a LGD (90.50% de cobertura con la variante adaptativa) y EAD (90.82% de cobertura). Para LGD, la variante direct_adaptive_grade_temporal fue la unica de cuatro evaluadas que paso todos los guardrails, lo que subraya la importancia de adaptar el framework conformal a las caracteristicas especificas de cada componente de riesgo.</w:t>
-      </w:r>
-    </w:p>
-    <w:p>
-      <w:pPr>
-        <w:spacing w:after="120"/>
-        <w:ind w:firstLine="709"/>
-        <w:jc w:val="both"/>
-      </w:pPr>
-      <w:r>
-        <w:rPr>
-          <w:rFonts w:ascii="Times New Roman" w:hAnsi="Times New Roman"/>
-          <w:b w:val="0"/>
-          <w:i w:val="0"/>
-          <w:color w:val="333333"/>
-          <w:sz w:val="24"/>
-        </w:rPr>
-        <w:t>Desde la perspectiva de impacto practico, el resultado mas significativo es que el portafolio robusto que incorpora la incertidumbre conformal genera un retorno superior (+$7,857) con un precio de robustez de 0%. Esto desafia la intuicion convencional de que la proteccion contra la incertidumbre tiene un costo en retorno esperado, y sugiere que las decisiones informadas por incertidumbre pueden ser simultaneamente mas prudentes y mas rentables. Este hallazgo se alinea con la filosofia del framework predict-then-optimize (Elmachtoub y Grigas, 2022), donde la calidad de la prediccion se mide por la calidad de la decision downstream que genera.</w:t>
-      </w:r>
-    </w:p>
-    <w:p>
-      <w:pPr>
-        <w:spacing w:after="120"/>
-        <w:ind w:firstLine="709"/>
-        <w:jc w:val="both"/>
-      </w:pPr>
-      <w:r>
-        <w:rPr>
-          <w:rFonts w:ascii="Times New Roman" w:hAnsi="Times New Roman"/>
-          <w:b w:val="0"/>
-          <w:i w:val="0"/>
-          <w:color w:val="333333"/>
-          <w:sz w:val="24"/>
-        </w:rPr>
-        <w:t>El impacto regulatorio tambien es sustancial. El rango de ECL entre el escenario esperado y el conservador ($798M) proporciona a los comites de riesgo una cuantificacion explicita de la incertidumbre en las provisiones, informacion que actualmente no esta disponible con los enfoques tradicionales de punto estimado. El uso del ancho del intervalo conformal como senal de SICR representa una innovacion metodologica que podria mejorar la deteccion temprana de deterioro crediticio bajo IFRS 9.</w:t>
-      </w:r>
-    </w:p>
-    <w:p>
-      <w:pPr>
-        <w:spacing w:after="120"/>
-        <w:ind w:firstLine="709"/>
-        <w:jc w:val="both"/>
-      </w:pPr>
-      <w:r>
-        <w:rPr>
-          <w:rFonts w:ascii="Times New Roman" w:hAnsi="Times New Roman"/>
-          <w:b w:val="0"/>
-          <w:i w:val="0"/>
-          <w:color w:val="333333"/>
-          <w:sz w:val="24"/>
-        </w:rPr>
-        <w:t>No obstante, es importante reconocer las limitaciones del estudio. El supuesto de intercambiabilidad (exchangeability) requerido por la prediccion conformal puede verse comprometido en datos financieros con cambios estructurales (por ejemplo, crisis economicas). Los intervalos para los grados de mayor riesgo (F, G) tienden a ser mas amplios, lo que reduce su utilidad practica para la toma de decisiones en esos segmentos. Ademas, las pruebas estadisticas formales (Kupiec, Christoffersen) rechazan la cobertura exacta, aunque esto se debe al tamano muestral extremadamente grande y no a una deficiencia practica de los intervalos.</w:t>
-      </w:r>
-    </w:p>
-    <w:p>
-      <w:r>
-        <w:br w:type="page"/>
-      </w:r>
-    </w:p>
-    <w:p>
-      <w:pPr>
-        <w:pStyle w:val="Heading1"/>
-      </w:pPr>
-      <w:r>
-        <w:rPr>
-          <w:color w:val="333333"/>
-        </w:rPr>
-        <w:t>10. CONCLUSIONES</w:t>
-      </w:r>
-    </w:p>
-    <w:p>
-      <w:pPr>
-        <w:spacing w:after="120"/>
-        <w:ind w:firstLine="709"/>
-        <w:jc w:val="both"/>
-      </w:pPr>
-      <w:r>
-        <w:rPr>
-          <w:rFonts w:ascii="Times New Roman" w:hAnsi="Times New Roman"/>
-          <w:b w:val="0"/>
-          <w:i w:val="0"/>
-          <w:color w:val="333333"/>
-          <w:sz w:val="24"/>
-        </w:rPr>
-        <w:t>La presente investigacion implemento y evaluo un pipeline integral de predict-then-optimize con prediccion conformal para la calibracion y cuantificacion de incertidumbre en modelos de riesgo crediticio. A continuacion se presentan las conclusiones principales, mapeadas a cada objetivo especifico planteado.</w:t>
-      </w:r>
-    </w:p>
-    <w:p>
-      <w:pPr>
-        <w:spacing w:after="120"/>
-        <w:ind w:firstLine="709"/>
-        <w:jc w:val="both"/>
-      </w:pPr>
-      <w:r>
-        <w:rPr>
-          <w:rFonts w:ascii="Times New Roman" w:hAnsi="Times New Roman"/>
-          <w:b w:val="0"/>
-          <w:i w:val="0"/>
-          <w:color w:val="333333"/>
-          <w:sz w:val="24"/>
-        </w:rPr>
-        <w:t>Respecto al primer objetivo (revision del estado del arte), se identifico que la prediccion conformal ofrece garantias formales de cobertura que los metodos tradicionales (Platt, Isotonic, Bootstrap) no poseen, y que su aplicacion al riesgo crediticio es un campo emergente con vacios significativos, particularmente en la modelacion conjunta de PD, LGD y EAD.</w:t>
-      </w:r>
-    </w:p>
-    <w:p>
-      <w:pPr>
-        <w:spacing w:after="120"/>
-        <w:ind w:firstLine="709"/>
-        <w:jc w:val="both"/>
-      </w:pPr>
-      <w:r>
-        <w:rPr>
-          <w:rFonts w:ascii="Times New Roman" w:hAnsi="Times New Roman"/>
-          <w:b w:val="0"/>
-          <w:i w:val="0"/>
-          <w:color w:val="333333"/>
-          <w:sz w:val="24"/>
-        </w:rPr>
-        <w:t>Respecto al segundo objetivo (construccion del dataset), se construyo exitosamente un dataset temporal limpio con 1.86 millones de prestamos, separado en conjuntos de entrenamiento (1.35M), calibracion (238K) y test OOT (277K), con controles estrictos de data leakage y separacion temporal.</w:t>
-      </w:r>
-    </w:p>
-    <w:p>
-      <w:pPr>
-        <w:spacing w:after="120"/>
-        <w:ind w:firstLine="709"/>
-        <w:jc w:val="both"/>
-      </w:pPr>
-      <w:r>
-        <w:rPr>
-          <w:rFonts w:ascii="Times New Roman" w:hAnsi="Times New Roman"/>
-          <w:b w:val="0"/>
-          <w:i w:val="0"/>
-          <w:color w:val="333333"/>
-          <w:sz w:val="24"/>
-        </w:rPr>
-        <w:t>Respecto al tercer objetivo (experimentacion conformal), se implementaron y evaluaron multiples variantes conformales: Mondrian Split Conformal para PD (91.76% de cobertura), variante adaptativa grade-temporal para LGD (90.50%), y Split Conformal para EAD (90.82%), demostrando la aplicabilidad del framework a la triada completa.</w:t>
-      </w:r>
-    </w:p>
-    <w:p>
-      <w:pPr>
-        <w:spacing w:after="120"/>
-        <w:ind w:firstLine="709"/>
-        <w:jc w:val="both"/>
-      </w:pPr>
-      <w:r>
-        <w:rPr>
-          <w:rFonts w:ascii="Times New Roman" w:hAnsi="Times New Roman"/>
-          <w:b w:val="0"/>
-          <w:i w:val="0"/>
-          <w:color w:val="333333"/>
-          <w:sz w:val="24"/>
-        </w:rPr>
-        <w:t>Respecto al cuarto objetivo (comparacion con metodos tradicionales), se demostro que calibracion y conformal son complementarios: la calibracion isotonica reduce el ECE a 0.0057 y la prediccion conformal agrega intervalos con cobertura garantizada. La variante Mondrian mejoro la cobertura minima por grupo de 58.6% (global) a 87.8%, resolviendo el problema de heterogeneidad en portafolios desbalanceados.</w:t>
-      </w:r>
-    </w:p>
-    <w:p>
-      <w:pPr>
-        <w:spacing w:after="120"/>
-        <w:ind w:firstLine="709"/>
-        <w:jc w:val="both"/>
-      </w:pPr>
-      <w:r>
-        <w:rPr>
-          <w:rFonts w:ascii="Times New Roman" w:hAnsi="Times New Roman"/>
-          <w:b w:val="0"/>
-          <w:i w:val="0"/>
-          <w:color w:val="333333"/>
-          <w:sz w:val="24"/>
-        </w:rPr>
-        <w:t>Respecto al quinto objetivo (impacto regulatorio), se cuantifico el rango de ECL entre $1,014M y $1,813M, proporcionando informacion critica para la asignacion de provisiones y capital. El portafolio robusto genero +$7,857 de retorno adicional con precio de robustez de 0%, demostrando que la incertidumbre puede mejorar las decisiones economicas.</w:t>
-      </w:r>
-    </w:p>
-    <w:p>
-      <w:pPr>
-        <w:spacing w:after="120"/>
-        <w:ind w:firstLine="709"/>
-        <w:jc w:val="both"/>
-      </w:pPr>
-      <w:r>
-        <w:rPr>
-          <w:rFonts w:ascii="Times New Roman" w:hAnsi="Times New Roman"/>
-          <w:b w:val="0"/>
-          <w:i w:val="0"/>
-          <w:color w:val="333333"/>
-          <w:sz w:val="24"/>
-        </w:rPr>
-        <w:t>Respecto al sexto objetivo (lineamientos de adopcion), se propuso un framework reproducible con runbook, checkpoints de gobernanza, auditoria de fairness (6/6 atributos aprobados) y narrativa ejecutable que facilita la adopcion en entornos bancarios reales.</w:t>
-      </w:r>
-    </w:p>
-    <w:p>
-      <w:pPr>
-        <w:spacing w:after="120"/>
-        <w:ind w:firstLine="709"/>
-        <w:jc w:val="both"/>
-      </w:pPr>
-      <w:r>
-        <w:rPr>
-          <w:rFonts w:ascii="Times New Roman" w:hAnsi="Times New Roman"/>
-          <w:b w:val="0"/>
-          <w:i w:val="0"/>
-          <w:color w:val="333333"/>
-          <w:sz w:val="24"/>
-        </w:rPr>
-        <w:t>En sintesis, la contribucion central de esta investigacion es demostrar que la prediccion conformal es una herramienta viable, efectiva y complementaria a los metodos tradicionales para mejorar la cuantificacion de incertidumbre en riesgo crediticio, con impacto demostrable en la gobernanza de modelos, las decisiones de portafolio y el cumplimiento regulatorio.</w:t>
-      </w:r>
-    </w:p>
-    <w:p>
-      <w:r>
-        <w:br w:type="page"/>
-      </w:r>
-    </w:p>
-    <w:p>
-      <w:pPr>
-        <w:pStyle w:val="Heading1"/>
-      </w:pPr>
-      <w:r>
-        <w:rPr>
-          <w:color w:val="333333"/>
-        </w:rPr>
-        <w:t>11. LINEAS FUTURAS DEL PROYECTO</w:t>
-      </w:r>
-    </w:p>
-    <w:p>
-      <w:pPr>
-        <w:spacing w:after="120"/>
-        <w:ind w:firstLine="709"/>
-        <w:jc w:val="both"/>
-      </w:pPr>
-      <w:r>
-        <w:rPr>
-          <w:rFonts w:ascii="Times New Roman" w:hAnsi="Times New Roman"/>
-          <w:b w:val="0"/>
-          <w:i w:val="0"/>
-          <w:color w:val="333333"/>
-          <w:sz w:val="24"/>
-        </w:rPr>
-        <w:t>A partir de los resultados obtenidos y las limitaciones identificadas, se proponen las siguientes lineas de investigacion futura:</w:t>
+        <w:t>A partir de los resultados obtenidos y las limitaciones identificadas, se proponen las siguientes lineas de continuacion, enmarcadas en el plan de estudios de maestria:</w:t>
       </w:r>
     </w:p>
     <w:p>
@@ -4711,7 +8177,7 @@
           <w:color w:val="333333"/>
           <w:sz w:val="24"/>
         </w:rPr>
-        <w:t>Implementar Adaptive Conformal Inference para manejar la no estacionariedad inherente a los datos financieros, ajustando los quantiles de no conformidad de manera dinamica a medida que la distribucion de los datos cambia en el tiempo.</w:t>
+        <w:t>Implementar metodos de Adaptive Conformal Inference para manejar la no estacionariedad de los datos financieros, ajustando los quantiles de manera dinamica ante cambios en la distribucion.</w:t>
       </w:r>
     </w:p>
     <w:p>
@@ -4726,7 +8192,7 @@
           <w:color w:val="333333"/>
           <w:sz w:val="24"/>
         </w:rPr>
-        <w:t xml:space="preserve">Conformal online para decisiones en tiempo real: </w:t>
+        <w:t xml:space="preserve">Integracion con optimizacion de portafolio: </w:t>
       </w:r>
       <w:r>
         <w:rPr>
@@ -4734,7 +8200,7 @@
           <w:color w:val="333333"/>
           <w:sz w:val="24"/>
         </w:rPr>
-        <w:t>Desarrollar un pipeline de prediccion conformal en streaming para decisiones de credito en tiempo real, integrando actualizaciones incrementales de los quantiles conformales sin necesidad de recalibrar el modelo completo.</w:t>
+        <w:t>Utilizar los intervalos conformales como conjuntos de incertidumbre (uncertainty sets) en formulaciones de optimizacion robusta, conectando la cuantificacion de incertidumbre con decisiones de asignacion de capital.</w:t>
       </w:r>
     </w:p>
     <w:p>
@@ -4749,7 +8215,7 @@
           <w:color w:val="333333"/>
           <w:sz w:val="24"/>
         </w:rPr>
-        <w:t xml:space="preserve">Extension a otras clases de activos: </w:t>
+        <w:t xml:space="preserve">Conformal prediction online: </w:t>
       </w:r>
       <w:r>
         <w:rPr>
@@ -4757,7 +8223,7 @@
           <w:color w:val="333333"/>
           <w:sz w:val="24"/>
         </w:rPr>
-        <w:t>Evaluar la aplicabilidad del framework a otros tipos de productos crediticios (hipotecas, tarjetas de credito, prestamos corporativos) y a otros mercados financieros (renta fija, derivados).</w:t>
+        <w:t>Desarrollar un pipeline de CP en streaming para decisiones de credito en tiempo real, integrando actualizaciones incrementales sin recalibracion completa.</w:t>
       </w:r>
     </w:p>
     <w:p>
@@ -4772,7 +8238,7 @@
           <w:color w:val="333333"/>
           <w:sz w:val="24"/>
         </w:rPr>
-        <w:t xml:space="preserve">Integracion con inferencia causal: </w:t>
+        <w:t xml:space="preserve">Extension del analisis IFRS 9: </w:t>
       </w:r>
       <w:r>
         <w:rPr>
@@ -4780,7 +8246,7 @@
           <w:color w:val="333333"/>
           <w:sz w:val="24"/>
         </w:rPr>
-        <w:t>Combinar los intervalos conformales con las estimaciones de efectos causales heterogeneos (CATE) para construir politicas de tratamiento que incorporen tanto la incertidumbre predictiva como la causal.</w:t>
+        <w:t>Evaluar el uso del ancho del intervalo conformal como senal primaria de SICR en portafolios bancarios reales, comparando su poder predictivo con senales tradicionales de deterioro.</w:t>
       </w:r>
     </w:p>
     <w:p>
@@ -4795,7 +8261,7 @@
           <w:color w:val="333333"/>
           <w:sz w:val="24"/>
         </w:rPr>
-        <w:t xml:space="preserve">Despliegue en produccion: </w:t>
+        <w:t xml:space="preserve">Validacion en otros mercados: </w:t>
       </w:r>
       <w:r>
         <w:rPr>
@@ -4803,7 +8269,7 @@
           <w:color w:val="333333"/>
           <w:sz w:val="24"/>
         </w:rPr>
-        <w:t>Implementar el pipeline completo como servicio productivo con FastAPI, monitoreo continuo de cobertura y alertas automaticas de degradacion, siguiendo las mejores practicas de MLOps y gobernanza de modelos.</w:t>
+        <w:t>Aplicar el framework a otros tipos de productos crediticios (hipotecas, tarjetas, prestamos corporativos) para evaluar la generalizabilidad de los hallazgos.</w:t>
       </w:r>
     </w:p>
     <w:p>
@@ -4834,7 +8300,7 @@
           <w:color w:val="333333"/>
           <w:sz w:val="22"/>
         </w:rPr>
-        <w:t>Angelopoulos, A. N. y Bates, S. (2023). A Gentle Introduction to Conformal Prediction and Distribution-Free Uncertainty Quantification. Foundations and Trends in Machine Learning, 16(4), 494-591. https://doi.org/10.1561/2200000101</w:t>
+        <w:t>[1] A. N. Angelopoulos y S. Bates, "A Gentle Introduction to Conformal Prediction and Distribution-Free Uncertainty Quantification," Foundations and Trends in Machine Learning, vol. 16, no. 4, pp. 494-591, 2023.</w:t>
       </w:r>
     </w:p>
     <w:p>
@@ -4849,7 +8315,7 @@
           <w:color w:val="333333"/>
           <w:sz w:val="22"/>
         </w:rPr>
-        <w:t>Baesens, B., Roesch, D. y Scheule, H. (2016). Credit Risk Analytics: Measurement Techniques, Applications, and Examples in SAS. John Wiley &amp; Sons.</w:t>
+        <w:t>[2] B. Baesens, D. Roesch y H. Scheule, Credit Risk Analytics: Measurement Techniques, Applications, and Examples in SAS. John Wiley &amp; Sons, 2016.</w:t>
       </w:r>
     </w:p>
     <w:p>
@@ -4864,7 +8330,7 @@
           <w:color w:val="333333"/>
           <w:sz w:val="22"/>
         </w:rPr>
-        <w:t>Barber, R. F., Candes, E. J., Ramdas, A. y Tibshirani, R. J. (2021). Predictive Inference with the Jackknife+. The Annals of Statistics, 49(1), 486-507. https://doi.org/10.1214/20-AOS1965</w:t>
+        <w:t>[3] R. F. Barber, E. J. Candes, A. Ramdas y R. J. Tibshirani, "Predictive Inference with the Jackknife+," The Annals of Statistics, vol. 49, no. 1, pp. 486-507, 2021.</w:t>
       </w:r>
     </w:p>
     <w:p>
@@ -4879,7 +8345,7 @@
           <w:color w:val="333333"/>
           <w:sz w:val="22"/>
         </w:rPr>
-        <w:t>Basel Committee on Banking Supervision. (2006). International Convergence of Capital Measurement and Capital Standards: A Revised Framework. Bank for International Settlements (BIS). https://www.bis.org/publ/bcbs128.htm</w:t>
+        <w:t>[4] Basel Committee on Banking Supervision, "International Convergence of Capital Measurement and Capital Standards: A Revised Framework," Bank for International Settlements (BIS), 2006.</w:t>
       </w:r>
     </w:p>
     <w:p>
@@ -4894,7 +8360,7 @@
           <w:color w:val="333333"/>
           <w:sz w:val="22"/>
         </w:rPr>
-        <w:t>Bellotti, T. (2017). Reliable region predictions for automated credit scoring. En Proceedings of the Workshop on Conformal and Probabilistic Prediction and Applications (COPA). PMLR.</w:t>
+        <w:t>[5] T. Bellotti, "Reliable region predictions for automated credit scoring," en Proc. Workshop on Conformal and Probabilistic Prediction and Applications (COPA), PMLR, 2017.</w:t>
       </w:r>
     </w:p>
     <w:p>
@@ -4909,7 +8375,7 @@
           <w:color w:val="333333"/>
           <w:sz w:val="22"/>
         </w:rPr>
-        <w:t>Deloitte. (2020). IFRS 9 and Expected Credit Loss: Modelling and Validation Challenges. Deloitte Technical Report.</w:t>
+        <w:t>[6] Deloitte, "IFRS 9 and Expected Credit Loss: Modelling and Validation Challenges," Deloitte Technical Report, 2020.</w:t>
       </w:r>
     </w:p>
     <w:p>
@@ -4924,7 +8390,7 @@
           <w:color w:val="333333"/>
           <w:sz w:val="22"/>
         </w:rPr>
-        <w:t>Elmachtoub, A. N. y Grigas, P. (2022). Smart "Predict, then Optimize". Management Science, 68(1), 9-26.</w:t>
+        <w:t>[7] European Banking Authority (EBA), "Guidelines on Loan Origination and Monitoring," EBA/GL/2020/06, 2020.</w:t>
       </w:r>
     </w:p>
     <w:p>
@@ -4939,7 +8405,7 @@
           <w:color w:val="333333"/>
           <w:sz w:val="22"/>
         </w:rPr>
-        <w:t>European Banking Authority (EBA). (2020). Guidelines on Loan Origination and Monitoring. EBA/GL/2020/06.</w:t>
+        <w:t>[8] M. Fontana, G. Zeni y S. Vantini, "Conformal Prediction: A Unified Review of Theory and New Challenges," Bernoulli, vol. 29, no. 1, pp. 1-23, 2023.</w:t>
       </w:r>
     </w:p>
     <w:p>
@@ -4954,7 +8420,7 @@
           <w:color w:val="333333"/>
           <w:sz w:val="22"/>
         </w:rPr>
-        <w:t>Fontana, M., Zeni, G. y Vantini, S. (2023). Conformal Prediction: A Unified Review of Theory and New Challenges. Bernoulli, 29(1), 1-23. https://doi.org/10.3150/21-BEJ1447</w:t>
+        <w:t>[9] International Accounting Standards Board (IASB), "IFRS 9 Financial Instruments," IFRS Foundation, 2014.</w:t>
       </w:r>
     </w:p>
     <w:p>
@@ -4969,7 +8435,7 @@
           <w:color w:val="333333"/>
           <w:sz w:val="22"/>
         </w:rPr>
-        <w:t>Gneiting, A. K. y Raftery, A. E. (2007). Strictly Proper Scoring Rules, Prediction, and Estimation. Journal of the American Statistical Association, 102(477), 359-378.</w:t>
+        <w:t>[10] F. Javanmardi y V. Vovk, "Multip probability predictions for credit scoring with Venn-Abers predictors," en Conformal and Probabilistic Prediction and Applications (COPA), PMLR, 2023.</w:t>
       </w:r>
     </w:p>
     <w:p>
@@ -4984,7 +8450,7 @@
           <w:color w:val="333333"/>
           <w:sz w:val="22"/>
         </w:rPr>
-        <w:t>International Accounting Standards Board (IASB). (2014). IFRS 9 Financial Instruments. IFRS Foundation.</w:t>
+        <w:t>[11] Lending Club, "Lending Club Loan Data 2007-2020 Q1," Kaggle Dataset, 2020. [Online]. Disponible: https://www.kaggle.com/datasets/ethon0426/lending-club-20072020q1</w:t>
       </w:r>
     </w:p>
     <w:p>
@@ -4999,7 +8465,7 @@
           <w:color w:val="333333"/>
           <w:sz w:val="22"/>
         </w:rPr>
-        <w:t>Javanmardi, F. y Vovk, V. (2023). Multip probability predictions for credit scoring with Venn-Abers predictors. En Conformal and Probabilistic Prediction and Applications (COPA). PMLR.</w:t>
+        <w:t>[12] S. Lessmann, B. Baesens, H.-V. Seow y L. C. Thomas, "Benchmarking state-of-the-art classification algorithms for credit scoring," European Journal of Operational Research, vol. 247, no. 1, pp. 124-136, 2015.</w:t>
       </w:r>
     </w:p>
     <w:p>
@@ -5014,7 +8480,7 @@
           <w:color w:val="333333"/>
           <w:sz w:val="22"/>
         </w:rPr>
-        <w:t>Lending Club. (2020). Lending Club Loan Data 2007-2020 Q1. Kaggle Dataset. https://www.kaggle.com/datasets/ethon0426/lending-club-20072020q1</w:t>
+        <w:t>[13] H. Lu, N. Karimireddy, N. Ponomareva y A. Mirrokni, "Conformal Prediction in the Medical Domain: A Comprehensive Survey," IEEE Reviews in Biomedical Engineering, vol. 17, pp. 127-142, 2024.</w:t>
       </w:r>
     </w:p>
     <w:p>
@@ -5029,7 +8495,7 @@
           <w:color w:val="333333"/>
           <w:sz w:val="22"/>
         </w:rPr>
-        <w:t>Lessmann, S., Baesens, B., Seow, H.-V. y Thomas, L. C. (2015). Benchmarking state-of-the-art classification algorithms for credit scoring: An update of research. European Journal of Operational Research, 247(1), 124-136. https://doi.org/10.1016/j.ejor.2015.05.030</w:t>
+        <w:t>[14] MAPIE Contributors, "MAPIE: Model Agnostic Prediction Interval Estimator," 2023. [Online]. Disponible: https://mapie.readthedocs.io/</w:t>
       </w:r>
     </w:p>
     <w:p>
@@ -5044,7 +8510,7 @@
           <w:color w:val="333333"/>
           <w:sz w:val="22"/>
         </w:rPr>
-        <w:t>Lu, H., Karimireddy, N., Ponomareva, N. y Mirrokni, A. (2024). Conformal Prediction in the Medical Domain: A Comprehensive Survey. IEEE Reviews in Biomedical Engineering, 17, 127-142.</w:t>
+        <w:t>[15] A. Niculescu-Mizil y R. Caruana, "Predicting good probabilities with supervised learning," en Proc. 22nd ICML, pp. 625-632, 2005.</w:t>
       </w:r>
     </w:p>
     <w:p>
@@ -5059,7 +8525,7 @@
           <w:color w:val="333333"/>
           <w:sz w:val="22"/>
         </w:rPr>
-        <w:t>MAPIE Contributors. (2023). MAPIE: Model Agnostic Prediction Interval Estimator. Documentation. https://mapie.readthedocs.io/</w:t>
+        <w:t>[16] J. Platt, "Probabilistic Outputs for Support Vector Machines and Comparisons to Regularized Likelihood Methods," en Advances in Large Margin Classifiers. MIT Press, 1999.</w:t>
       </w:r>
     </w:p>
     <w:p>
@@ -5074,7 +8540,7 @@
           <w:color w:val="333333"/>
           <w:sz w:val="22"/>
         </w:rPr>
-        <w:t>Niculescu-Mizil, A. y Caruana, R. (2005). Predicting good probabilities with supervised learning. En Proceedings of the 22nd International Conference on Machine Learning (ICML), pp. 625-632. https://doi.org/10.1145/1102351.1102430</w:t>
+        <w:t>[17] Y. Romano, E. Patterson y E. Candes, "Conformalized Quantile Regression," en Advances in Neural Information Processing Systems (NeurIPS), vol. 32, 2019.</w:t>
       </w:r>
     </w:p>
     <w:p>
@@ -5089,7 +8555,7 @@
           <w:color w:val="333333"/>
           <w:sz w:val="22"/>
         </w:rPr>
-        <w:t>Platt, J. (1999). Probabilistic Outputs for Support Vector Machines and Comparisons to Regularized Likelihood Methods. En Advances in Large Margin Classifiers. MIT Press, pp. 61-74.</w:t>
+        <w:t>[18] V. Vovk, A. Gammerman y G. Shafer, Algorithmic Learning in a Random World, 2nd ed. Springer, 2022.</w:t>
       </w:r>
     </w:p>
     <w:p>
@@ -5104,82 +8570,7 @@
           <w:color w:val="333333"/>
           <w:sz w:val="22"/>
         </w:rPr>
-        <w:t>Rao, S. R. y Verma, A. (2022). Fairness in Credit Scoring: Assessment, Implementation and Profit Implications. European Journal of Operational Research, 297(3), 1083-1096. https://doi.org/10.1016/j.ejor.2021.06.023</w:t>
-      </w:r>
-    </w:p>
-    <w:p>
-      <w:pPr>
-        <w:spacing w:after="80"/>
-        <w:ind w:left="720" w:hanging="720"/>
-        <w:jc w:val="both"/>
-      </w:pPr>
-      <w:r>
-        <w:rPr>
-          <w:rFonts w:ascii="Times New Roman" w:hAnsi="Times New Roman"/>
-          <w:color w:val="333333"/>
-          <w:sz w:val="22"/>
-        </w:rPr>
-        <w:t>Romano, Y., Patterson, E. y Candes, E. (2019). Conformalized Quantile Regression. En Advances in Neural Information Processing Systems (NeurIPS), vol. 32.</w:t>
-      </w:r>
-    </w:p>
-    <w:p>
-      <w:pPr>
-        <w:spacing w:after="80"/>
-        <w:ind w:left="720" w:hanging="720"/>
-        <w:jc w:val="both"/>
-      </w:pPr>
-      <w:r>
-        <w:rPr>
-          <w:rFonts w:ascii="Times New Roman" w:hAnsi="Times New Roman"/>
-          <w:color w:val="333333"/>
-          <w:sz w:val="22"/>
-        </w:rPr>
-        <w:t>Tasche, G. (2006). Validation of internal model hypotheses. Deutsche Bundesbank Discussion Paper No. 17/2006.</w:t>
-      </w:r>
-    </w:p>
-    <w:p>
-      <w:pPr>
-        <w:spacing w:after="80"/>
-        <w:ind w:left="720" w:hanging="720"/>
-        <w:jc w:val="both"/>
-      </w:pPr>
-      <w:r>
-        <w:rPr>
-          <w:rFonts w:ascii="Times New Roman" w:hAnsi="Times New Roman"/>
-          <w:color w:val="333333"/>
-          <w:sz w:val="22"/>
-        </w:rPr>
-        <w:t>Vovk, V., Gammerman, A. y Shafer, G. (2022). Algorithmic Learning in a Random World (2nd ed.). Springer. https://doi.org/10.1007/978-3-031-06649-8</w:t>
-      </w:r>
-    </w:p>
-    <w:p>
-      <w:pPr>
-        <w:spacing w:after="80"/>
-        <w:ind w:left="720" w:hanging="720"/>
-        <w:jc w:val="both"/>
-      </w:pPr>
-      <w:r>
-        <w:rPr>
-          <w:rFonts w:ascii="Times New Roman" w:hAnsi="Times New Roman"/>
-          <w:color w:val="333333"/>
-          <w:sz w:val="22"/>
-        </w:rPr>
-        <w:t>Vovk, V. y Petej, I. (2014). Venn-Abers Predictors. En Proceedings of the 30th Conference on Uncertainty in Artificial Intelligence (UAI), pp. 829-838.</w:t>
-      </w:r>
-    </w:p>
-    <w:p>
-      <w:pPr>
-        <w:spacing w:after="80"/>
-        <w:ind w:left="720" w:hanging="720"/>
-        <w:jc w:val="both"/>
-      </w:pPr>
-      <w:r>
-        <w:rPr>
-          <w:rFonts w:ascii="Times New Roman" w:hAnsi="Times New Roman"/>
-          <w:color w:val="333333"/>
-          <w:sz w:val="22"/>
-        </w:rPr>
-        <w:t>Xu, C. y Xie, Y. (2023). Conformal Prediction for Time Series with Modern Hopfield Networks. En Advances in Neural Information Processing Systems (NeurIPS), vol. 36.</w:t>
+        <w:t>[19] V. Vovk y I. Petej, "Venn-Abers Predictors," en Proc. 30th Conf. on Uncertainty in Artificial Intelligence (UAI), pp. 829-838, 2014.</w:t>
       </w:r>
     </w:p>
     <w:p>
@@ -5212,7 +8603,7 @@
           <w:color w:val="333333"/>
           <w:sz w:val="24"/>
         </w:rPr>
-        <w:t>Este documento tecnico ha sido preparado con la asistencia de herramientas de inteligencia artificial utilizadas estrictamente como ayudas de programacion y redaccion. Especificamente, Claude (Anthropic) fue empleado de la siguiente manera:</w:t>
+        <w:t>Este documento tecnico ha sido preparado con la asistencia de herramientas de inteligencia artificial utilizadas estrictamente como ayudas de programacion y redaccion. Especificamente, Claude (Anthropic) fue empleado como asistente de programacion para la implementacion del pipeline de machine learning, la generacion de scripts de experimentacion y la estructuracion del documento tecnico final. Tambien fue utilizado como asistente de redaccion para mejorar la claridad, gramatica y estilo a lo largo del manuscrito.</w:t>
       </w:r>
     </w:p>
     <w:p>
@@ -5229,24 +8620,7 @@
           <w:color w:val="333333"/>
           <w:sz w:val="24"/>
         </w:rPr>
-        <w:t>Claude fue utilizado como asistente de programacion para la implementacion del pipeline de machine learning, la generacion de scripts de experimentacion, la depuracion de codigo y la estructuracion del documento tecnico final. Tambien fue utilizado como asistente de redaccion para mejorar la claridad, gramatica y estilo a lo largo del manuscrito, y para la generacion programatica de este documento en formato Word y PDF.</w:t>
-      </w:r>
-    </w:p>
-    <w:p>
-      <w:pPr>
-        <w:spacing w:after="120"/>
-        <w:ind w:firstLine="709"/>
-        <w:jc w:val="both"/>
-      </w:pPr>
-      <w:r>
-        <w:rPr>
-          <w:rFonts w:ascii="Times New Roman" w:hAnsi="Times New Roman"/>
-          <w:b w:val="0"/>
-          <w:i w:val="0"/>
-          <w:color w:val="333333"/>
-          <w:sz w:val="24"/>
-        </w:rPr>
-        <w:t>Todo el contenido intelectual y cientifico, incluyendo las ideas, analisis, resultados e interpretaciones presentadas en este trabajo, son responsabilidad exclusiva del autor. Las herramientas de inteligencia artificial sirvieron unicamente para facilitar la calidad linguistica y presentacional del documento, asi como para acelerar la implementacion tecnica del codigo fuente. Todas las decisiones metodologicas, la seleccion de tecnicas, el diseno experimental y las conclusiones fueron realizadas por el autor bajo su completa supervision y verificacion.</w:t>
+        <w:t>Todo el contenido intelectual y cientifico, incluyendo las ideas, analisis, resultados, interpretaciones y conclusiones presentadas en este trabajo, son responsabilidad exclusiva del autor. Las herramientas de inteligencia artificial sirvieron unicamente para facilitar la calidad linguistica y presentacional del documento, asi como para acelerar la implementacion tecnica del codigo fuente. Todas las decisiones metodologicas, la seleccion de tecnicas, el diseno experimental y las conclusiones fueron realizadas por el autor bajo su completa supervision y verificacion.</w:t>
       </w:r>
     </w:p>
     <w:sectPr>
